--- a/CAPITULO 13 DTU EXTRACCION DE MATERIAL PETRO.docx
+++ b/CAPITULO 13 DTU EXTRACCION DE MATERIAL PETRO.docx
@@ -25059,6 +25059,7 @@
           <w:sz w:val="24"/>
         </w:rPr>
         <w:br/>
+        <w:t>XIII.5.3.- Cálculo de la Tasa Mínima Aceptable de Rendimiento (Tmar)</w:t>
       </w:r>
     </w:p>
     <w:p>
@@ -25126,6 +25127,7518 @@
         <w:t>Cuando se está evaluando un proyecto en un horizonte de tiempo de _______, la TMAR calculada debe ser válida no sólo en el momento de la evaluación sino durante todos los ______ años. El índice inflacionario para calcular la TMAR, debe ser el promedio del índice inflacionario promedio. Para este caso se tomó como referencia los últimos __ años desde el ________________, siendo los siguientes:</w:t>
       </w:r>
     </w:p>
+    <w:tbl>
+      <w:tblPr>
+        <w:tblStyle w:val="TableGrid"/>
+        <w:tblW w:type="auto" w:w="0"/>
+        <w:tblLook w:firstColumn="1" w:firstRow="1" w:lastColumn="0" w:lastRow="0" w:noHBand="0" w:noVBand="1" w:val="04A0"/>
+      </w:tblPr>
+      <w:tblGrid>
+        <w:gridCol w:w="881"/>
+        <w:gridCol w:w="881"/>
+        <w:gridCol w:w="881"/>
+        <w:gridCol w:w="881"/>
+        <w:gridCol w:w="881"/>
+        <w:gridCol w:w="881"/>
+        <w:gridCol w:w="881"/>
+        <w:gridCol w:w="881"/>
+        <w:gridCol w:w="881"/>
+        <w:gridCol w:w="881"/>
+        <w:gridCol w:w="881"/>
+      </w:tblGrid>
+      <w:tr>
+        <w:tc>
+          <w:tcPr>
+            <w:tcW w:type="dxa" w:w="881"/>
+            <w:shd w:val="clear" w:color="auto" w:fill="0070C0"/>
+            <w:vAlign w:val="center"/>
+          </w:tcPr>
+          <w:p>
+            <w:pPr>
+              <w:jc w:val="center"/>
+            </w:pPr>
+            <w:r>
+              <w:rPr>
+                <w:rFonts w:ascii="Arial" w:hAnsi="Arial"/>
+                <w:sz w:val="24"/>
+              </w:rPr>
+              <w:t xml:space="preserve"> </w:t>
+            </w:r>
+          </w:p>
+        </w:tc>
+        <w:tc>
+          <w:tcPr>
+            <w:tcW w:type="dxa" w:w="881"/>
+            <w:shd w:val="clear" w:color="auto" w:fill="0070C0"/>
+            <w:vAlign w:val="center"/>
+          </w:tcPr>
+          <w:p>
+            <w:pPr>
+              <w:jc w:val="center"/>
+            </w:pPr>
+            <w:r>
+              <w:rPr>
+                <w:rFonts w:ascii="Arial" w:hAnsi="Arial"/>
+                <w:sz w:val="24"/>
+              </w:rPr>
+              <w:t xml:space="preserve"> </w:t>
+            </w:r>
+          </w:p>
+        </w:tc>
+        <w:tc>
+          <w:tcPr>
+            <w:tcW w:type="dxa" w:w="881"/>
+            <w:shd w:val="clear" w:color="auto" w:fill="0070C0"/>
+            <w:vAlign w:val="center"/>
+          </w:tcPr>
+          <w:p>
+            <w:pPr>
+              <w:jc w:val="center"/>
+            </w:pPr>
+            <w:r>
+              <w:rPr>
+                <w:rFonts w:ascii="Arial" w:hAnsi="Arial"/>
+                <w:sz w:val="24"/>
+              </w:rPr>
+              <w:t xml:space="preserve"> </w:t>
+            </w:r>
+          </w:p>
+        </w:tc>
+        <w:tc>
+          <w:tcPr>
+            <w:tcW w:type="dxa" w:w="881"/>
+            <w:shd w:val="clear" w:color="auto" w:fill="0070C0"/>
+            <w:vAlign w:val="center"/>
+          </w:tcPr>
+          <w:p>
+            <w:pPr>
+              <w:jc w:val="center"/>
+            </w:pPr>
+            <w:r>
+              <w:rPr>
+                <w:rFonts w:ascii="Arial" w:hAnsi="Arial"/>
+                <w:sz w:val="24"/>
+              </w:rPr>
+              <w:t xml:space="preserve"> </w:t>
+            </w:r>
+          </w:p>
+        </w:tc>
+        <w:tc>
+          <w:tcPr>
+            <w:tcW w:type="dxa" w:w="881"/>
+            <w:shd w:val="clear" w:color="auto" w:fill="0070C0"/>
+            <w:vAlign w:val="center"/>
+          </w:tcPr>
+          <w:p>
+            <w:pPr>
+              <w:jc w:val="center"/>
+            </w:pPr>
+            <w:r>
+              <w:rPr>
+                <w:rFonts w:ascii="Arial" w:hAnsi="Arial"/>
+                <w:sz w:val="24"/>
+              </w:rPr>
+              <w:t xml:space="preserve"> </w:t>
+            </w:r>
+          </w:p>
+        </w:tc>
+        <w:tc>
+          <w:tcPr>
+            <w:tcW w:type="dxa" w:w="881"/>
+            <w:shd w:val="clear" w:color="auto" w:fill="0070C0"/>
+            <w:vAlign w:val="center"/>
+          </w:tcPr>
+          <w:p>
+            <w:pPr>
+              <w:jc w:val="center"/>
+            </w:pPr>
+            <w:r>
+              <w:rPr>
+                <w:rFonts w:ascii="Arial" w:hAnsi="Arial"/>
+                <w:sz w:val="24"/>
+              </w:rPr>
+              <w:t xml:space="preserve"> </w:t>
+            </w:r>
+          </w:p>
+        </w:tc>
+        <w:tc>
+          <w:tcPr>
+            <w:tcW w:type="dxa" w:w="881"/>
+            <w:shd w:val="clear" w:color="auto" w:fill="0070C0"/>
+            <w:vAlign w:val="center"/>
+          </w:tcPr>
+          <w:p>
+            <w:pPr>
+              <w:jc w:val="center"/>
+            </w:pPr>
+            <w:r>
+              <w:rPr>
+                <w:rFonts w:ascii="Arial" w:hAnsi="Arial"/>
+                <w:sz w:val="24"/>
+              </w:rPr>
+              <w:t xml:space="preserve"> </w:t>
+            </w:r>
+          </w:p>
+        </w:tc>
+        <w:tc>
+          <w:tcPr>
+            <w:tcW w:type="dxa" w:w="881"/>
+            <w:shd w:val="clear" w:color="auto" w:fill="0070C0"/>
+            <w:vAlign w:val="center"/>
+          </w:tcPr>
+          <w:p>
+            <w:pPr>
+              <w:jc w:val="center"/>
+            </w:pPr>
+            <w:r>
+              <w:rPr>
+                <w:rFonts w:ascii="Arial" w:hAnsi="Arial"/>
+                <w:sz w:val="24"/>
+              </w:rPr>
+              <w:t xml:space="preserve"> </w:t>
+            </w:r>
+          </w:p>
+        </w:tc>
+        <w:tc>
+          <w:tcPr>
+            <w:tcW w:type="dxa" w:w="881"/>
+            <w:shd w:val="clear" w:color="auto" w:fill="0070C0"/>
+            <w:vAlign w:val="center"/>
+          </w:tcPr>
+          <w:p>
+            <w:pPr>
+              <w:jc w:val="center"/>
+            </w:pPr>
+            <w:r>
+              <w:rPr>
+                <w:rFonts w:ascii="Arial" w:hAnsi="Arial"/>
+                <w:sz w:val="24"/>
+              </w:rPr>
+              <w:t xml:space="preserve"> </w:t>
+            </w:r>
+          </w:p>
+        </w:tc>
+        <w:tc>
+          <w:tcPr>
+            <w:tcW w:type="dxa" w:w="881"/>
+            <w:shd w:val="clear" w:color="auto" w:fill="0070C0"/>
+            <w:vAlign w:val="center"/>
+          </w:tcPr>
+          <w:p>
+            <w:pPr>
+              <w:jc w:val="center"/>
+            </w:pPr>
+            <w:r>
+              <w:rPr>
+                <w:rFonts w:ascii="Arial" w:hAnsi="Arial"/>
+                <w:sz w:val="24"/>
+              </w:rPr>
+              <w:t xml:space="preserve"> </w:t>
+            </w:r>
+          </w:p>
+        </w:tc>
+        <w:tc>
+          <w:tcPr>
+            <w:tcW w:type="dxa" w:w="881"/>
+            <w:shd w:val="clear" w:color="auto" w:fill="0070C0"/>
+            <w:vAlign w:val="center"/>
+          </w:tcPr>
+          <w:p>
+            <w:pPr>
+              <w:jc w:val="center"/>
+            </w:pPr>
+            <w:r>
+              <w:rPr>
+                <w:rFonts w:ascii="Arial" w:hAnsi="Arial"/>
+                <w:sz w:val="24"/>
+              </w:rPr>
+              <w:t xml:space="preserve"> </w:t>
+            </w:r>
+          </w:p>
+        </w:tc>
+      </w:tr>
+      <w:tr>
+        <w:tc>
+          <w:tcPr>
+            <w:tcW w:type="dxa" w:w="881"/>
+            <w:vAlign w:val="center"/>
+          </w:tcPr>
+          <w:p>
+            <w:pPr>
+              <w:jc w:val="center"/>
+            </w:pPr>
+            <w:r>
+              <w:rPr>
+                <w:rFonts w:ascii="Arial" w:hAnsi="Arial"/>
+                <w:sz w:val="24"/>
+              </w:rPr>
+              <w:t xml:space="preserve"> </w:t>
+            </w:r>
+          </w:p>
+        </w:tc>
+        <w:tc>
+          <w:tcPr>
+            <w:tcW w:type="dxa" w:w="881"/>
+            <w:vAlign w:val="center"/>
+          </w:tcPr>
+          <w:p>
+            <w:pPr>
+              <w:jc w:val="center"/>
+            </w:pPr>
+            <w:r>
+              <w:rPr>
+                <w:rFonts w:ascii="Arial" w:hAnsi="Arial"/>
+                <w:sz w:val="24"/>
+              </w:rPr>
+              <w:t xml:space="preserve"> </w:t>
+            </w:r>
+          </w:p>
+        </w:tc>
+        <w:tc>
+          <w:tcPr>
+            <w:tcW w:type="dxa" w:w="881"/>
+            <w:vAlign w:val="center"/>
+          </w:tcPr>
+          <w:p>
+            <w:pPr>
+              <w:jc w:val="center"/>
+            </w:pPr>
+            <w:r>
+              <w:rPr>
+                <w:rFonts w:ascii="Arial" w:hAnsi="Arial"/>
+                <w:sz w:val="24"/>
+              </w:rPr>
+              <w:t xml:space="preserve"> </w:t>
+            </w:r>
+          </w:p>
+        </w:tc>
+        <w:tc>
+          <w:tcPr>
+            <w:tcW w:type="dxa" w:w="881"/>
+            <w:vAlign w:val="center"/>
+          </w:tcPr>
+          <w:p>
+            <w:pPr>
+              <w:jc w:val="center"/>
+            </w:pPr>
+            <w:r>
+              <w:rPr>
+                <w:rFonts w:ascii="Arial" w:hAnsi="Arial"/>
+                <w:sz w:val="24"/>
+              </w:rPr>
+              <w:t xml:space="preserve"> </w:t>
+            </w:r>
+          </w:p>
+        </w:tc>
+        <w:tc>
+          <w:tcPr>
+            <w:tcW w:type="dxa" w:w="881"/>
+            <w:vAlign w:val="center"/>
+          </w:tcPr>
+          <w:p>
+            <w:pPr>
+              <w:jc w:val="center"/>
+            </w:pPr>
+            <w:r>
+              <w:rPr>
+                <w:rFonts w:ascii="Arial" w:hAnsi="Arial"/>
+                <w:sz w:val="24"/>
+              </w:rPr>
+              <w:t xml:space="preserve"> </w:t>
+            </w:r>
+          </w:p>
+        </w:tc>
+        <w:tc>
+          <w:tcPr>
+            <w:tcW w:type="dxa" w:w="881"/>
+            <w:vAlign w:val="center"/>
+          </w:tcPr>
+          <w:p>
+            <w:pPr>
+              <w:jc w:val="center"/>
+            </w:pPr>
+            <w:r>
+              <w:rPr>
+                <w:rFonts w:ascii="Arial" w:hAnsi="Arial"/>
+                <w:sz w:val="24"/>
+              </w:rPr>
+              <w:t xml:space="preserve"> </w:t>
+            </w:r>
+          </w:p>
+        </w:tc>
+        <w:tc>
+          <w:tcPr>
+            <w:tcW w:type="dxa" w:w="881"/>
+            <w:vAlign w:val="center"/>
+          </w:tcPr>
+          <w:p>
+            <w:pPr>
+              <w:jc w:val="center"/>
+            </w:pPr>
+            <w:r>
+              <w:rPr>
+                <w:rFonts w:ascii="Arial" w:hAnsi="Arial"/>
+                <w:sz w:val="24"/>
+              </w:rPr>
+              <w:t xml:space="preserve"> </w:t>
+            </w:r>
+          </w:p>
+        </w:tc>
+        <w:tc>
+          <w:tcPr>
+            <w:tcW w:type="dxa" w:w="881"/>
+            <w:vAlign w:val="center"/>
+          </w:tcPr>
+          <w:p>
+            <w:pPr>
+              <w:jc w:val="center"/>
+            </w:pPr>
+            <w:r>
+              <w:rPr>
+                <w:rFonts w:ascii="Arial" w:hAnsi="Arial"/>
+                <w:sz w:val="24"/>
+              </w:rPr>
+              <w:t xml:space="preserve"> </w:t>
+            </w:r>
+          </w:p>
+        </w:tc>
+        <w:tc>
+          <w:tcPr>
+            <w:tcW w:type="dxa" w:w="881"/>
+            <w:vAlign w:val="center"/>
+          </w:tcPr>
+          <w:p>
+            <w:pPr>
+              <w:jc w:val="center"/>
+            </w:pPr>
+            <w:r>
+              <w:rPr>
+                <w:rFonts w:ascii="Arial" w:hAnsi="Arial"/>
+                <w:sz w:val="24"/>
+              </w:rPr>
+              <w:t xml:space="preserve"> </w:t>
+            </w:r>
+          </w:p>
+        </w:tc>
+        <w:tc>
+          <w:tcPr>
+            <w:tcW w:type="dxa" w:w="881"/>
+            <w:vAlign w:val="center"/>
+          </w:tcPr>
+          <w:p>
+            <w:pPr>
+              <w:jc w:val="center"/>
+            </w:pPr>
+            <w:r>
+              <w:rPr>
+                <w:rFonts w:ascii="Arial" w:hAnsi="Arial"/>
+                <w:sz w:val="24"/>
+              </w:rPr>
+              <w:t xml:space="preserve"> </w:t>
+            </w:r>
+          </w:p>
+        </w:tc>
+        <w:tc>
+          <w:tcPr>
+            <w:tcW w:type="dxa" w:w="881"/>
+            <w:vAlign w:val="center"/>
+          </w:tcPr>
+          <w:p>
+            <w:pPr>
+              <w:jc w:val="center"/>
+            </w:pPr>
+            <w:r>
+              <w:rPr>
+                <w:rFonts w:ascii="Arial" w:hAnsi="Arial"/>
+                <w:sz w:val="24"/>
+              </w:rPr>
+              <w:t xml:space="preserve"> </w:t>
+            </w:r>
+          </w:p>
+        </w:tc>
+      </w:tr>
+    </w:tbl>
+    <w:p>
+      <w:pPr>
+        <w:spacing w:line="276" w:lineRule="auto"/>
+        <w:jc w:val="both"/>
+      </w:pPr>
+      <w:r>
+        <w:rPr>
+          <w:rFonts w:ascii="Arial" w:hAnsi="Arial"/>
+          <w:sz w:val="24"/>
+        </w:rPr>
+        <w:t xml:space="preserve">Fuente: SIE - Inflación (banxico.org.mx) </w:t>
+      </w:r>
+    </w:p>
+    <w:p>
+      <w:pPr>
+        <w:spacing w:line="276" w:lineRule="auto"/>
+        <w:jc w:val="both"/>
+      </w:pPr>
+      <w:r>
+        <w:rPr>
+          <w:rFonts w:ascii="Arial" w:hAnsi="Arial"/>
+          <w:sz w:val="24"/>
+        </w:rPr>
+        <w:t>Se utilizó la media geométrica el cual es de _____ % la tasa de inflación promedio.</w:t>
+      </w:r>
+    </w:p>
+    <w:p>
+      <w:pPr>
+        <w:spacing w:line="276" w:lineRule="auto"/>
+        <w:jc w:val="both"/>
+      </w:pPr>
+      <w:r>
+        <w:rPr>
+          <w:rFonts w:ascii="Arial" w:hAnsi="Arial"/>
+          <w:sz w:val="24"/>
+        </w:rPr>
+        <w:t>Ahora que ya se sabe cómo calcular el primer término de los dos que componen la TMAR, hace falta preguntar ¿cuál debe ser el premio al riesgo que deba ganarse? En términos generales se considera que un premio al riesgo, considerado ahora como la tasa de crecimiento real invertido, habiendo compensado los efectos inflación, debe ser de entre  _____________%.</w:t>
+      </w:r>
+    </w:p>
+    <w:p>
+      <w:pPr>
+        <w:spacing w:line="276" w:lineRule="auto"/>
+        <w:jc w:val="both"/>
+      </w:pPr>
+      <w:r>
+        <w:rPr>
+          <w:rFonts w:ascii="Arial" w:hAnsi="Arial"/>
+          <w:sz w:val="24"/>
+        </w:rPr>
+        <w:t>Para ellos se tomó como base los riesgos de acuerdo al tipo de proyecto siendo estos los siguientes riesgos:</w:t>
+      </w:r>
+    </w:p>
+    <w:p>
+      <w:pPr>
+        <w:spacing w:line="276" w:lineRule="auto"/>
+        <w:jc w:val="both"/>
+      </w:pPr>
+      <w:r>
+        <w:rPr>
+          <w:rFonts w:ascii="Arial" w:hAnsi="Arial"/>
+          <w:sz w:val="24"/>
+        </w:rPr>
+        <w:t>Bajo Riesgo. - Si la demanda de tu producto o servicio es estable y No Existe competencia fuerte de otros productos, el porcentaje de riesgo puede ir de _________ %.</w:t>
+      </w:r>
+    </w:p>
+    <w:p>
+      <w:pPr>
+        <w:spacing w:line="276" w:lineRule="auto"/>
+        <w:jc w:val="both"/>
+      </w:pPr>
+      <w:r>
+        <w:rPr>
+          <w:rFonts w:ascii="Arial" w:hAnsi="Arial"/>
+          <w:sz w:val="24"/>
+        </w:rPr>
+        <w:t>Riesgo Medio. - Son proyectos que tiene una demanda variable y competencia considerable, se estima un porcentaje de __________ %</w:t>
+      </w:r>
+    </w:p>
+    <w:p>
+      <w:pPr>
+        <w:spacing w:line="276" w:lineRule="auto"/>
+        <w:jc w:val="both"/>
+      </w:pPr>
+      <w:r>
+        <w:rPr>
+          <w:rFonts w:ascii="Arial" w:hAnsi="Arial"/>
+          <w:sz w:val="24"/>
+        </w:rPr>
+        <w:t>Riesgo Alto. - Son Negocios en los que el precio del producto cambia mucho debido a la oferta y demanda, se considera un porcentaje superior a _____ %</w:t>
+      </w:r>
+    </w:p>
+    <w:p>
+      <w:pPr>
+        <w:spacing w:line="276" w:lineRule="auto"/>
+        <w:jc w:val="both"/>
+      </w:pPr>
+      <w:r>
+        <w:rPr>
+          <w:rFonts w:ascii="Arial" w:hAnsi="Arial"/>
+          <w:sz w:val="24"/>
+        </w:rPr>
+        <w:t>Para el caso de nuestro proyecto se tomó un riesgo medio del ______%.</w:t>
+      </w:r>
+    </w:p>
+    <w:p>
+      <w:pPr>
+        <w:spacing w:line="276" w:lineRule="auto"/>
+        <w:jc w:val="both"/>
+      </w:pPr>
+      <w:r>
+        <w:rPr>
+          <w:rFonts w:ascii="Arial" w:hAnsi="Arial"/>
+          <w:b/>
+          <w:sz w:val="24"/>
+        </w:rPr>
+        <w:t>FAVOR DE PONER LA TASA MINIMA DE RENDIMIENTO (TMAR) =)</w:t>
+      </w:r>
+    </w:p>
+    <w:p>
+      <w:pPr>
+        <w:sectPr>
+          <w:pgSz w:w="12240" w:h="15840"/>
+          <w:pgMar w:top="1417" w:right="1134" w:bottom="1417" w:left="1417" w:header="720" w:footer="720" w:gutter="0"/>
+          <w:cols w:space="720"/>
+          <w:docGrid w:linePitch="360"/>
+        </w:sectPr>
+      </w:pPr>
+    </w:p>
+    <w:p>
+      <w:pPr>
+        <w:spacing w:line="276" w:lineRule="auto" w:after="0"/>
+        <w:jc w:val="center"/>
+      </w:pPr>
+      <w:r>
+        <w:rPr>
+          <w:rFonts w:ascii="Bookman Old Style" w:hAnsi="Bookman Old Style"/>
+          <w:sz w:val="24"/>
+        </w:rPr>
+        <w:br/>
+        <w:t>Tabla 13.x.- Costos de Ingresos del proyecto.</w:t>
+      </w:r>
+    </w:p>
+    <w:tbl>
+      <w:tblPr>
+        <w:tblStyle w:val="TableGrid"/>
+        <w:tblW w:type="auto" w:w="0"/>
+        <w:tblLook w:firstColumn="1" w:firstRow="1" w:lastColumn="0" w:lastRow="0" w:noHBand="0" w:noVBand="1" w:val="04A0"/>
+      </w:tblPr>
+      <w:tblGrid>
+        <w:gridCol w:w="1022"/>
+        <w:gridCol w:w="1022"/>
+        <w:gridCol w:w="1022"/>
+        <w:gridCol w:w="1022"/>
+        <w:gridCol w:w="1022"/>
+        <w:gridCol w:w="1022"/>
+        <w:gridCol w:w="1022"/>
+        <w:gridCol w:w="1022"/>
+        <w:gridCol w:w="1022"/>
+        <w:gridCol w:w="1022"/>
+        <w:gridCol w:w="1022"/>
+        <w:gridCol w:w="1022"/>
+        <w:gridCol w:w="1022"/>
+      </w:tblGrid>
+      <w:tr>
+        <w:tc>
+          <w:tcPr>
+            <w:tcW w:type="dxa" w:w="1022"/>
+            <w:shd w:val="clear" w:color="auto" w:fill="0070C0"/>
+          </w:tcPr>
+          <w:p>
+            <w:r>
+              <w:rPr>
+                <w:sz w:val="24"/>
+              </w:rPr>
+              <w:t xml:space="preserve"> </w:t>
+            </w:r>
+          </w:p>
+        </w:tc>
+        <w:tc>
+          <w:tcPr>
+            <w:tcW w:type="dxa" w:w="1022"/>
+            <w:shd w:val="clear" w:color="auto" w:fill="0070C0"/>
+          </w:tcPr>
+          <w:p>
+            <w:r>
+              <w:rPr>
+                <w:sz w:val="24"/>
+              </w:rPr>
+              <w:t xml:space="preserve"> </w:t>
+            </w:r>
+          </w:p>
+        </w:tc>
+        <w:tc>
+          <w:tcPr>
+            <w:tcW w:type="dxa" w:w="1022"/>
+            <w:shd w:val="clear" w:color="auto" w:fill="0070C0"/>
+          </w:tcPr>
+          <w:p>
+            <w:r>
+              <w:rPr>
+                <w:sz w:val="24"/>
+              </w:rPr>
+              <w:t xml:space="preserve"> </w:t>
+            </w:r>
+          </w:p>
+        </w:tc>
+        <w:tc>
+          <w:tcPr>
+            <w:tcW w:type="dxa" w:w="1022"/>
+            <w:shd w:val="clear" w:color="auto" w:fill="0070C0"/>
+          </w:tcPr>
+          <w:p>
+            <w:r>
+              <w:rPr>
+                <w:sz w:val="24"/>
+              </w:rPr>
+              <w:t xml:space="preserve"> </w:t>
+            </w:r>
+          </w:p>
+        </w:tc>
+        <w:tc>
+          <w:tcPr>
+            <w:tcW w:type="dxa" w:w="1022"/>
+            <w:shd w:val="clear" w:color="auto" w:fill="0070C0"/>
+          </w:tcPr>
+          <w:p>
+            <w:r>
+              <w:rPr>
+                <w:sz w:val="24"/>
+              </w:rPr>
+              <w:t xml:space="preserve"> </w:t>
+            </w:r>
+          </w:p>
+        </w:tc>
+        <w:tc>
+          <w:tcPr>
+            <w:tcW w:type="dxa" w:w="1022"/>
+            <w:shd w:val="clear" w:color="auto" w:fill="0070C0"/>
+          </w:tcPr>
+          <w:p>
+            <w:r>
+              <w:rPr>
+                <w:sz w:val="24"/>
+              </w:rPr>
+              <w:t xml:space="preserve"> </w:t>
+            </w:r>
+          </w:p>
+        </w:tc>
+        <w:tc>
+          <w:tcPr>
+            <w:tcW w:type="dxa" w:w="1022"/>
+            <w:shd w:val="clear" w:color="auto" w:fill="0070C0"/>
+          </w:tcPr>
+          <w:p>
+            <w:r>
+              <w:rPr>
+                <w:sz w:val="24"/>
+              </w:rPr>
+              <w:t xml:space="preserve"> </w:t>
+            </w:r>
+          </w:p>
+        </w:tc>
+        <w:tc>
+          <w:tcPr>
+            <w:tcW w:type="dxa" w:w="1022"/>
+            <w:shd w:val="clear" w:color="auto" w:fill="0070C0"/>
+          </w:tcPr>
+          <w:p>
+            <w:r>
+              <w:rPr>
+                <w:sz w:val="24"/>
+              </w:rPr>
+              <w:t xml:space="preserve"> </w:t>
+            </w:r>
+          </w:p>
+        </w:tc>
+        <w:tc>
+          <w:tcPr>
+            <w:tcW w:type="dxa" w:w="1022"/>
+            <w:shd w:val="clear" w:color="auto" w:fill="0070C0"/>
+          </w:tcPr>
+          <w:p>
+            <w:r>
+              <w:rPr>
+                <w:sz w:val="24"/>
+              </w:rPr>
+              <w:t xml:space="preserve"> </w:t>
+            </w:r>
+          </w:p>
+        </w:tc>
+        <w:tc>
+          <w:tcPr>
+            <w:tcW w:type="dxa" w:w="1022"/>
+            <w:shd w:val="clear" w:color="auto" w:fill="0070C0"/>
+          </w:tcPr>
+          <w:p>
+            <w:r>
+              <w:rPr>
+                <w:sz w:val="24"/>
+              </w:rPr>
+              <w:t xml:space="preserve"> </w:t>
+            </w:r>
+          </w:p>
+        </w:tc>
+        <w:tc>
+          <w:tcPr>
+            <w:tcW w:type="dxa" w:w="1022"/>
+            <w:shd w:val="clear" w:color="auto" w:fill="0070C0"/>
+          </w:tcPr>
+          <w:p>
+            <w:r>
+              <w:rPr>
+                <w:sz w:val="24"/>
+              </w:rPr>
+              <w:t xml:space="preserve"> </w:t>
+            </w:r>
+          </w:p>
+        </w:tc>
+        <w:tc>
+          <w:tcPr>
+            <w:tcW w:type="dxa" w:w="1022"/>
+            <w:shd w:val="clear" w:color="auto" w:fill="0070C0"/>
+          </w:tcPr>
+          <w:p>
+            <w:r>
+              <w:rPr>
+                <w:sz w:val="24"/>
+              </w:rPr>
+              <w:t xml:space="preserve"> </w:t>
+            </w:r>
+          </w:p>
+        </w:tc>
+        <w:tc>
+          <w:tcPr>
+            <w:tcW w:type="dxa" w:w="1022"/>
+            <w:shd w:val="clear" w:color="auto" w:fill="0070C0"/>
+          </w:tcPr>
+          <w:p>
+            <w:r>
+              <w:rPr>
+                <w:sz w:val="24"/>
+              </w:rPr>
+              <w:t xml:space="preserve"> </w:t>
+            </w:r>
+          </w:p>
+        </w:tc>
+      </w:tr>
+      <w:tr>
+        <w:tc>
+          <w:tcPr>
+            <w:tcW w:type="dxa" w:w="1022"/>
+          </w:tcPr>
+          <w:p>
+            <w:r>
+              <w:rPr>
+                <w:sz w:val="24"/>
+              </w:rPr>
+              <w:t xml:space="preserve"> </w:t>
+            </w:r>
+          </w:p>
+        </w:tc>
+        <w:tc>
+          <w:tcPr>
+            <w:tcW w:type="dxa" w:w="1022"/>
+          </w:tcPr>
+          <w:p>
+            <w:r>
+              <w:rPr>
+                <w:sz w:val="24"/>
+              </w:rPr>
+              <w:t xml:space="preserve"> </w:t>
+            </w:r>
+          </w:p>
+        </w:tc>
+        <w:tc>
+          <w:tcPr>
+            <w:tcW w:type="dxa" w:w="1022"/>
+          </w:tcPr>
+          <w:p>
+            <w:r>
+              <w:rPr>
+                <w:sz w:val="24"/>
+              </w:rPr>
+              <w:t xml:space="preserve"> </w:t>
+            </w:r>
+          </w:p>
+        </w:tc>
+        <w:tc>
+          <w:tcPr>
+            <w:tcW w:type="dxa" w:w="1022"/>
+          </w:tcPr>
+          <w:p>
+            <w:r>
+              <w:rPr>
+                <w:sz w:val="24"/>
+              </w:rPr>
+              <w:t xml:space="preserve"> </w:t>
+            </w:r>
+          </w:p>
+        </w:tc>
+        <w:tc>
+          <w:tcPr>
+            <w:tcW w:type="dxa" w:w="1022"/>
+          </w:tcPr>
+          <w:p>
+            <w:r>
+              <w:rPr>
+                <w:sz w:val="24"/>
+              </w:rPr>
+              <w:t xml:space="preserve"> </w:t>
+            </w:r>
+          </w:p>
+        </w:tc>
+        <w:tc>
+          <w:tcPr>
+            <w:tcW w:type="dxa" w:w="1022"/>
+          </w:tcPr>
+          <w:p>
+            <w:r>
+              <w:rPr>
+                <w:sz w:val="24"/>
+              </w:rPr>
+              <w:t xml:space="preserve"> </w:t>
+            </w:r>
+          </w:p>
+        </w:tc>
+        <w:tc>
+          <w:tcPr>
+            <w:tcW w:type="dxa" w:w="1022"/>
+          </w:tcPr>
+          <w:p>
+            <w:r>
+              <w:rPr>
+                <w:sz w:val="24"/>
+              </w:rPr>
+              <w:t xml:space="preserve"> </w:t>
+            </w:r>
+          </w:p>
+        </w:tc>
+        <w:tc>
+          <w:tcPr>
+            <w:tcW w:type="dxa" w:w="1022"/>
+          </w:tcPr>
+          <w:p>
+            <w:r>
+              <w:rPr>
+                <w:sz w:val="24"/>
+              </w:rPr>
+              <w:t xml:space="preserve"> </w:t>
+            </w:r>
+          </w:p>
+        </w:tc>
+        <w:tc>
+          <w:tcPr>
+            <w:tcW w:type="dxa" w:w="1022"/>
+          </w:tcPr>
+          <w:p>
+            <w:r>
+              <w:rPr>
+                <w:sz w:val="24"/>
+              </w:rPr>
+              <w:t xml:space="preserve"> </w:t>
+            </w:r>
+          </w:p>
+        </w:tc>
+        <w:tc>
+          <w:tcPr>
+            <w:tcW w:type="dxa" w:w="1022"/>
+          </w:tcPr>
+          <w:p>
+            <w:r>
+              <w:rPr>
+                <w:sz w:val="24"/>
+              </w:rPr>
+              <w:t xml:space="preserve"> </w:t>
+            </w:r>
+          </w:p>
+        </w:tc>
+        <w:tc>
+          <w:tcPr>
+            <w:tcW w:type="dxa" w:w="1022"/>
+          </w:tcPr>
+          <w:p>
+            <w:r>
+              <w:rPr>
+                <w:sz w:val="24"/>
+              </w:rPr>
+              <w:t xml:space="preserve"> </w:t>
+            </w:r>
+          </w:p>
+        </w:tc>
+        <w:tc>
+          <w:tcPr>
+            <w:tcW w:type="dxa" w:w="1022"/>
+          </w:tcPr>
+          <w:p>
+            <w:r>
+              <w:rPr>
+                <w:sz w:val="24"/>
+              </w:rPr>
+              <w:t xml:space="preserve"> </w:t>
+            </w:r>
+          </w:p>
+        </w:tc>
+        <w:tc>
+          <w:tcPr>
+            <w:tcW w:type="dxa" w:w="1022"/>
+          </w:tcPr>
+          <w:p>
+            <w:r>
+              <w:rPr>
+                <w:sz w:val="24"/>
+              </w:rPr>
+              <w:t xml:space="preserve"> </w:t>
+            </w:r>
+          </w:p>
+        </w:tc>
+      </w:tr>
+      <w:tr>
+        <w:tc>
+          <w:tcPr>
+            <w:tcW w:type="dxa" w:w="1022"/>
+          </w:tcPr>
+          <w:p>
+            <w:r>
+              <w:rPr>
+                <w:sz w:val="24"/>
+              </w:rPr>
+              <w:t xml:space="preserve"> </w:t>
+            </w:r>
+          </w:p>
+        </w:tc>
+        <w:tc>
+          <w:tcPr>
+            <w:tcW w:type="dxa" w:w="1022"/>
+          </w:tcPr>
+          <w:p>
+            <w:r>
+              <w:rPr>
+                <w:sz w:val="24"/>
+              </w:rPr>
+              <w:t xml:space="preserve"> </w:t>
+            </w:r>
+          </w:p>
+        </w:tc>
+        <w:tc>
+          <w:tcPr>
+            <w:tcW w:type="dxa" w:w="1022"/>
+          </w:tcPr>
+          <w:p>
+            <w:r>
+              <w:rPr>
+                <w:sz w:val="24"/>
+              </w:rPr>
+              <w:t xml:space="preserve"> </w:t>
+            </w:r>
+          </w:p>
+        </w:tc>
+        <w:tc>
+          <w:tcPr>
+            <w:tcW w:type="dxa" w:w="1022"/>
+          </w:tcPr>
+          <w:p>
+            <w:r>
+              <w:rPr>
+                <w:sz w:val="24"/>
+              </w:rPr>
+              <w:t xml:space="preserve"> </w:t>
+            </w:r>
+          </w:p>
+        </w:tc>
+        <w:tc>
+          <w:tcPr>
+            <w:tcW w:type="dxa" w:w="1022"/>
+          </w:tcPr>
+          <w:p>
+            <w:r>
+              <w:rPr>
+                <w:sz w:val="24"/>
+              </w:rPr>
+              <w:t xml:space="preserve"> </w:t>
+            </w:r>
+          </w:p>
+        </w:tc>
+        <w:tc>
+          <w:tcPr>
+            <w:tcW w:type="dxa" w:w="1022"/>
+          </w:tcPr>
+          <w:p>
+            <w:r>
+              <w:rPr>
+                <w:sz w:val="24"/>
+              </w:rPr>
+              <w:t xml:space="preserve"> </w:t>
+            </w:r>
+          </w:p>
+        </w:tc>
+        <w:tc>
+          <w:tcPr>
+            <w:tcW w:type="dxa" w:w="1022"/>
+          </w:tcPr>
+          <w:p>
+            <w:r>
+              <w:rPr>
+                <w:sz w:val="24"/>
+              </w:rPr>
+              <w:t xml:space="preserve"> </w:t>
+            </w:r>
+          </w:p>
+        </w:tc>
+        <w:tc>
+          <w:tcPr>
+            <w:tcW w:type="dxa" w:w="1022"/>
+          </w:tcPr>
+          <w:p>
+            <w:r>
+              <w:rPr>
+                <w:sz w:val="24"/>
+              </w:rPr>
+              <w:t xml:space="preserve"> </w:t>
+            </w:r>
+          </w:p>
+        </w:tc>
+        <w:tc>
+          <w:tcPr>
+            <w:tcW w:type="dxa" w:w="1022"/>
+          </w:tcPr>
+          <w:p>
+            <w:r>
+              <w:rPr>
+                <w:sz w:val="24"/>
+              </w:rPr>
+              <w:t xml:space="preserve"> </w:t>
+            </w:r>
+          </w:p>
+        </w:tc>
+        <w:tc>
+          <w:tcPr>
+            <w:tcW w:type="dxa" w:w="1022"/>
+          </w:tcPr>
+          <w:p>
+            <w:r>
+              <w:rPr>
+                <w:sz w:val="24"/>
+              </w:rPr>
+              <w:t xml:space="preserve"> </w:t>
+            </w:r>
+          </w:p>
+        </w:tc>
+        <w:tc>
+          <w:tcPr>
+            <w:tcW w:type="dxa" w:w="1022"/>
+          </w:tcPr>
+          <w:p>
+            <w:r>
+              <w:rPr>
+                <w:sz w:val="24"/>
+              </w:rPr>
+              <w:t xml:space="preserve"> </w:t>
+            </w:r>
+          </w:p>
+        </w:tc>
+        <w:tc>
+          <w:tcPr>
+            <w:tcW w:type="dxa" w:w="1022"/>
+          </w:tcPr>
+          <w:p>
+            <w:r>
+              <w:rPr>
+                <w:sz w:val="24"/>
+              </w:rPr>
+              <w:t xml:space="preserve"> </w:t>
+            </w:r>
+          </w:p>
+        </w:tc>
+        <w:tc>
+          <w:tcPr>
+            <w:tcW w:type="dxa" w:w="1022"/>
+          </w:tcPr>
+          <w:p>
+            <w:r>
+              <w:rPr>
+                <w:sz w:val="24"/>
+              </w:rPr>
+              <w:t xml:space="preserve"> </w:t>
+            </w:r>
+          </w:p>
+        </w:tc>
+      </w:tr>
+      <w:tr>
+        <w:tc>
+          <w:tcPr>
+            <w:tcW w:type="dxa" w:w="1022"/>
+          </w:tcPr>
+          <w:p>
+            <w:r>
+              <w:rPr>
+                <w:sz w:val="24"/>
+              </w:rPr>
+              <w:t xml:space="preserve"> </w:t>
+            </w:r>
+          </w:p>
+        </w:tc>
+        <w:tc>
+          <w:tcPr>
+            <w:tcW w:type="dxa" w:w="1022"/>
+          </w:tcPr>
+          <w:p>
+            <w:r>
+              <w:rPr>
+                <w:sz w:val="24"/>
+              </w:rPr>
+              <w:t xml:space="preserve"> </w:t>
+            </w:r>
+          </w:p>
+        </w:tc>
+        <w:tc>
+          <w:tcPr>
+            <w:tcW w:type="dxa" w:w="1022"/>
+          </w:tcPr>
+          <w:p>
+            <w:r>
+              <w:rPr>
+                <w:sz w:val="24"/>
+              </w:rPr>
+              <w:t xml:space="preserve"> </w:t>
+            </w:r>
+          </w:p>
+        </w:tc>
+        <w:tc>
+          <w:tcPr>
+            <w:tcW w:type="dxa" w:w="1022"/>
+          </w:tcPr>
+          <w:p>
+            <w:r>
+              <w:rPr>
+                <w:sz w:val="24"/>
+              </w:rPr>
+              <w:t xml:space="preserve"> </w:t>
+            </w:r>
+          </w:p>
+        </w:tc>
+        <w:tc>
+          <w:tcPr>
+            <w:tcW w:type="dxa" w:w="1022"/>
+          </w:tcPr>
+          <w:p>
+            <w:r>
+              <w:rPr>
+                <w:sz w:val="24"/>
+              </w:rPr>
+              <w:t xml:space="preserve"> </w:t>
+            </w:r>
+          </w:p>
+        </w:tc>
+        <w:tc>
+          <w:tcPr>
+            <w:tcW w:type="dxa" w:w="1022"/>
+          </w:tcPr>
+          <w:p>
+            <w:r>
+              <w:rPr>
+                <w:sz w:val="24"/>
+              </w:rPr>
+              <w:t xml:space="preserve"> </w:t>
+            </w:r>
+          </w:p>
+        </w:tc>
+        <w:tc>
+          <w:tcPr>
+            <w:tcW w:type="dxa" w:w="1022"/>
+          </w:tcPr>
+          <w:p>
+            <w:r>
+              <w:rPr>
+                <w:sz w:val="24"/>
+              </w:rPr>
+              <w:t xml:space="preserve"> </w:t>
+            </w:r>
+          </w:p>
+        </w:tc>
+        <w:tc>
+          <w:tcPr>
+            <w:tcW w:type="dxa" w:w="1022"/>
+          </w:tcPr>
+          <w:p>
+            <w:r>
+              <w:rPr>
+                <w:sz w:val="24"/>
+              </w:rPr>
+              <w:t xml:space="preserve"> </w:t>
+            </w:r>
+          </w:p>
+        </w:tc>
+        <w:tc>
+          <w:tcPr>
+            <w:tcW w:type="dxa" w:w="1022"/>
+          </w:tcPr>
+          <w:p>
+            <w:r>
+              <w:rPr>
+                <w:sz w:val="24"/>
+              </w:rPr>
+              <w:t xml:space="preserve"> </w:t>
+            </w:r>
+          </w:p>
+        </w:tc>
+        <w:tc>
+          <w:tcPr>
+            <w:tcW w:type="dxa" w:w="1022"/>
+          </w:tcPr>
+          <w:p>
+            <w:r>
+              <w:rPr>
+                <w:sz w:val="24"/>
+              </w:rPr>
+              <w:t xml:space="preserve"> </w:t>
+            </w:r>
+          </w:p>
+        </w:tc>
+        <w:tc>
+          <w:tcPr>
+            <w:tcW w:type="dxa" w:w="1022"/>
+          </w:tcPr>
+          <w:p>
+            <w:r>
+              <w:rPr>
+                <w:sz w:val="24"/>
+              </w:rPr>
+              <w:t xml:space="preserve"> </w:t>
+            </w:r>
+          </w:p>
+        </w:tc>
+        <w:tc>
+          <w:tcPr>
+            <w:tcW w:type="dxa" w:w="1022"/>
+          </w:tcPr>
+          <w:p>
+            <w:r>
+              <w:rPr>
+                <w:sz w:val="24"/>
+              </w:rPr>
+              <w:t xml:space="preserve"> </w:t>
+            </w:r>
+          </w:p>
+        </w:tc>
+        <w:tc>
+          <w:tcPr>
+            <w:tcW w:type="dxa" w:w="1022"/>
+          </w:tcPr>
+          <w:p>
+            <w:r>
+              <w:rPr>
+                <w:sz w:val="24"/>
+              </w:rPr>
+              <w:t xml:space="preserve"> </w:t>
+            </w:r>
+          </w:p>
+        </w:tc>
+      </w:tr>
+      <w:tr>
+        <w:tc>
+          <w:tcPr>
+            <w:tcW w:type="dxa" w:w="1022"/>
+          </w:tcPr>
+          <w:p>
+            <w:r>
+              <w:rPr>
+                <w:sz w:val="24"/>
+              </w:rPr>
+              <w:t xml:space="preserve"> </w:t>
+            </w:r>
+          </w:p>
+        </w:tc>
+        <w:tc>
+          <w:tcPr>
+            <w:tcW w:type="dxa" w:w="1022"/>
+          </w:tcPr>
+          <w:p>
+            <w:r>
+              <w:rPr>
+                <w:sz w:val="24"/>
+              </w:rPr>
+              <w:t xml:space="preserve"> </w:t>
+            </w:r>
+          </w:p>
+        </w:tc>
+        <w:tc>
+          <w:tcPr>
+            <w:tcW w:type="dxa" w:w="1022"/>
+          </w:tcPr>
+          <w:p>
+            <w:r>
+              <w:rPr>
+                <w:sz w:val="24"/>
+              </w:rPr>
+              <w:t xml:space="preserve"> </w:t>
+            </w:r>
+          </w:p>
+        </w:tc>
+        <w:tc>
+          <w:tcPr>
+            <w:tcW w:type="dxa" w:w="1022"/>
+          </w:tcPr>
+          <w:p>
+            <w:r>
+              <w:rPr>
+                <w:sz w:val="24"/>
+              </w:rPr>
+              <w:t xml:space="preserve"> </w:t>
+            </w:r>
+          </w:p>
+        </w:tc>
+        <w:tc>
+          <w:tcPr>
+            <w:tcW w:type="dxa" w:w="1022"/>
+          </w:tcPr>
+          <w:p>
+            <w:r>
+              <w:rPr>
+                <w:sz w:val="24"/>
+              </w:rPr>
+              <w:t xml:space="preserve"> </w:t>
+            </w:r>
+          </w:p>
+        </w:tc>
+        <w:tc>
+          <w:tcPr>
+            <w:tcW w:type="dxa" w:w="1022"/>
+          </w:tcPr>
+          <w:p>
+            <w:r>
+              <w:rPr>
+                <w:sz w:val="24"/>
+              </w:rPr>
+              <w:t xml:space="preserve"> </w:t>
+            </w:r>
+          </w:p>
+        </w:tc>
+        <w:tc>
+          <w:tcPr>
+            <w:tcW w:type="dxa" w:w="1022"/>
+          </w:tcPr>
+          <w:p>
+            <w:r>
+              <w:rPr>
+                <w:sz w:val="24"/>
+              </w:rPr>
+              <w:t xml:space="preserve"> </w:t>
+            </w:r>
+          </w:p>
+        </w:tc>
+        <w:tc>
+          <w:tcPr>
+            <w:tcW w:type="dxa" w:w="1022"/>
+          </w:tcPr>
+          <w:p>
+            <w:r>
+              <w:rPr>
+                <w:sz w:val="24"/>
+              </w:rPr>
+              <w:t xml:space="preserve"> </w:t>
+            </w:r>
+          </w:p>
+        </w:tc>
+        <w:tc>
+          <w:tcPr>
+            <w:tcW w:type="dxa" w:w="1022"/>
+          </w:tcPr>
+          <w:p>
+            <w:r>
+              <w:rPr>
+                <w:sz w:val="24"/>
+              </w:rPr>
+              <w:t xml:space="preserve"> </w:t>
+            </w:r>
+          </w:p>
+        </w:tc>
+        <w:tc>
+          <w:tcPr>
+            <w:tcW w:type="dxa" w:w="1022"/>
+          </w:tcPr>
+          <w:p>
+            <w:r>
+              <w:rPr>
+                <w:sz w:val="24"/>
+              </w:rPr>
+              <w:t xml:space="preserve"> </w:t>
+            </w:r>
+          </w:p>
+        </w:tc>
+        <w:tc>
+          <w:tcPr>
+            <w:tcW w:type="dxa" w:w="1022"/>
+          </w:tcPr>
+          <w:p>
+            <w:r>
+              <w:rPr>
+                <w:sz w:val="24"/>
+              </w:rPr>
+              <w:t xml:space="preserve"> </w:t>
+            </w:r>
+          </w:p>
+        </w:tc>
+        <w:tc>
+          <w:tcPr>
+            <w:tcW w:type="dxa" w:w="1022"/>
+          </w:tcPr>
+          <w:p>
+            <w:r>
+              <w:rPr>
+                <w:sz w:val="24"/>
+              </w:rPr>
+              <w:t xml:space="preserve"> </w:t>
+            </w:r>
+          </w:p>
+        </w:tc>
+        <w:tc>
+          <w:tcPr>
+            <w:tcW w:type="dxa" w:w="1022"/>
+          </w:tcPr>
+          <w:p>
+            <w:r>
+              <w:rPr>
+                <w:sz w:val="24"/>
+              </w:rPr>
+              <w:t xml:space="preserve"> </w:t>
+            </w:r>
+          </w:p>
+        </w:tc>
+      </w:tr>
+      <w:tr>
+        <w:tc>
+          <w:tcPr>
+            <w:tcW w:type="dxa" w:w="1022"/>
+          </w:tcPr>
+          <w:p>
+            <w:r>
+              <w:rPr>
+                <w:sz w:val="24"/>
+              </w:rPr>
+              <w:t xml:space="preserve"> </w:t>
+            </w:r>
+          </w:p>
+        </w:tc>
+        <w:tc>
+          <w:tcPr>
+            <w:tcW w:type="dxa" w:w="1022"/>
+          </w:tcPr>
+          <w:p>
+            <w:r>
+              <w:rPr>
+                <w:sz w:val="24"/>
+              </w:rPr>
+              <w:t xml:space="preserve"> </w:t>
+            </w:r>
+          </w:p>
+        </w:tc>
+        <w:tc>
+          <w:tcPr>
+            <w:tcW w:type="dxa" w:w="1022"/>
+          </w:tcPr>
+          <w:p>
+            <w:r>
+              <w:rPr>
+                <w:sz w:val="24"/>
+              </w:rPr>
+              <w:t xml:space="preserve"> </w:t>
+            </w:r>
+          </w:p>
+        </w:tc>
+        <w:tc>
+          <w:tcPr>
+            <w:tcW w:type="dxa" w:w="1022"/>
+          </w:tcPr>
+          <w:p>
+            <w:r>
+              <w:rPr>
+                <w:sz w:val="24"/>
+              </w:rPr>
+              <w:t xml:space="preserve"> </w:t>
+            </w:r>
+          </w:p>
+        </w:tc>
+        <w:tc>
+          <w:tcPr>
+            <w:tcW w:type="dxa" w:w="1022"/>
+          </w:tcPr>
+          <w:p>
+            <w:r>
+              <w:rPr>
+                <w:sz w:val="24"/>
+              </w:rPr>
+              <w:t xml:space="preserve"> </w:t>
+            </w:r>
+          </w:p>
+        </w:tc>
+        <w:tc>
+          <w:tcPr>
+            <w:tcW w:type="dxa" w:w="1022"/>
+          </w:tcPr>
+          <w:p>
+            <w:r>
+              <w:rPr>
+                <w:sz w:val="24"/>
+              </w:rPr>
+              <w:t xml:space="preserve"> </w:t>
+            </w:r>
+          </w:p>
+        </w:tc>
+        <w:tc>
+          <w:tcPr>
+            <w:tcW w:type="dxa" w:w="1022"/>
+          </w:tcPr>
+          <w:p>
+            <w:r>
+              <w:rPr>
+                <w:sz w:val="24"/>
+              </w:rPr>
+              <w:t xml:space="preserve"> </w:t>
+            </w:r>
+          </w:p>
+        </w:tc>
+        <w:tc>
+          <w:tcPr>
+            <w:tcW w:type="dxa" w:w="1022"/>
+          </w:tcPr>
+          <w:p>
+            <w:r>
+              <w:rPr>
+                <w:sz w:val="24"/>
+              </w:rPr>
+              <w:t xml:space="preserve"> </w:t>
+            </w:r>
+          </w:p>
+        </w:tc>
+        <w:tc>
+          <w:tcPr>
+            <w:tcW w:type="dxa" w:w="1022"/>
+          </w:tcPr>
+          <w:p>
+            <w:r>
+              <w:rPr>
+                <w:sz w:val="24"/>
+              </w:rPr>
+              <w:t xml:space="preserve"> </w:t>
+            </w:r>
+          </w:p>
+        </w:tc>
+        <w:tc>
+          <w:tcPr>
+            <w:tcW w:type="dxa" w:w="1022"/>
+          </w:tcPr>
+          <w:p>
+            <w:r>
+              <w:rPr>
+                <w:sz w:val="24"/>
+              </w:rPr>
+              <w:t xml:space="preserve"> </w:t>
+            </w:r>
+          </w:p>
+        </w:tc>
+        <w:tc>
+          <w:tcPr>
+            <w:tcW w:type="dxa" w:w="1022"/>
+          </w:tcPr>
+          <w:p>
+            <w:r>
+              <w:rPr>
+                <w:sz w:val="24"/>
+              </w:rPr>
+              <w:t xml:space="preserve"> </w:t>
+            </w:r>
+          </w:p>
+        </w:tc>
+        <w:tc>
+          <w:tcPr>
+            <w:tcW w:type="dxa" w:w="1022"/>
+          </w:tcPr>
+          <w:p>
+            <w:r>
+              <w:rPr>
+                <w:sz w:val="24"/>
+              </w:rPr>
+              <w:t xml:space="preserve"> </w:t>
+            </w:r>
+          </w:p>
+        </w:tc>
+        <w:tc>
+          <w:tcPr>
+            <w:tcW w:type="dxa" w:w="1022"/>
+          </w:tcPr>
+          <w:p>
+            <w:r>
+              <w:rPr>
+                <w:sz w:val="24"/>
+              </w:rPr>
+              <w:t xml:space="preserve"> </w:t>
+            </w:r>
+          </w:p>
+        </w:tc>
+      </w:tr>
+      <w:tr>
+        <w:tc>
+          <w:tcPr>
+            <w:tcW w:type="dxa" w:w="1022"/>
+          </w:tcPr>
+          <w:p>
+            <w:r>
+              <w:rPr>
+                <w:sz w:val="24"/>
+              </w:rPr>
+              <w:t xml:space="preserve"> </w:t>
+            </w:r>
+          </w:p>
+        </w:tc>
+        <w:tc>
+          <w:tcPr>
+            <w:tcW w:type="dxa" w:w="1022"/>
+          </w:tcPr>
+          <w:p>
+            <w:r>
+              <w:rPr>
+                <w:sz w:val="24"/>
+              </w:rPr>
+              <w:t xml:space="preserve"> </w:t>
+            </w:r>
+          </w:p>
+        </w:tc>
+        <w:tc>
+          <w:tcPr>
+            <w:tcW w:type="dxa" w:w="1022"/>
+          </w:tcPr>
+          <w:p>
+            <w:r>
+              <w:rPr>
+                <w:sz w:val="24"/>
+              </w:rPr>
+              <w:t xml:space="preserve"> </w:t>
+            </w:r>
+          </w:p>
+        </w:tc>
+        <w:tc>
+          <w:tcPr>
+            <w:tcW w:type="dxa" w:w="1022"/>
+          </w:tcPr>
+          <w:p>
+            <w:r>
+              <w:rPr>
+                <w:sz w:val="24"/>
+              </w:rPr>
+              <w:t xml:space="preserve"> </w:t>
+            </w:r>
+          </w:p>
+        </w:tc>
+        <w:tc>
+          <w:tcPr>
+            <w:tcW w:type="dxa" w:w="1022"/>
+          </w:tcPr>
+          <w:p>
+            <w:r>
+              <w:rPr>
+                <w:sz w:val="24"/>
+              </w:rPr>
+              <w:t xml:space="preserve"> </w:t>
+            </w:r>
+          </w:p>
+        </w:tc>
+        <w:tc>
+          <w:tcPr>
+            <w:tcW w:type="dxa" w:w="1022"/>
+          </w:tcPr>
+          <w:p>
+            <w:r>
+              <w:rPr>
+                <w:sz w:val="24"/>
+              </w:rPr>
+              <w:t xml:space="preserve"> </w:t>
+            </w:r>
+          </w:p>
+        </w:tc>
+        <w:tc>
+          <w:tcPr>
+            <w:tcW w:type="dxa" w:w="1022"/>
+          </w:tcPr>
+          <w:p>
+            <w:r>
+              <w:rPr>
+                <w:sz w:val="24"/>
+              </w:rPr>
+              <w:t xml:space="preserve"> </w:t>
+            </w:r>
+          </w:p>
+        </w:tc>
+        <w:tc>
+          <w:tcPr>
+            <w:tcW w:type="dxa" w:w="1022"/>
+          </w:tcPr>
+          <w:p>
+            <w:r>
+              <w:rPr>
+                <w:sz w:val="24"/>
+              </w:rPr>
+              <w:t xml:space="preserve"> </w:t>
+            </w:r>
+          </w:p>
+        </w:tc>
+        <w:tc>
+          <w:tcPr>
+            <w:tcW w:type="dxa" w:w="1022"/>
+          </w:tcPr>
+          <w:p>
+            <w:r>
+              <w:rPr>
+                <w:sz w:val="24"/>
+              </w:rPr>
+              <w:t xml:space="preserve"> </w:t>
+            </w:r>
+          </w:p>
+        </w:tc>
+        <w:tc>
+          <w:tcPr>
+            <w:tcW w:type="dxa" w:w="1022"/>
+          </w:tcPr>
+          <w:p>
+            <w:r>
+              <w:rPr>
+                <w:sz w:val="24"/>
+              </w:rPr>
+              <w:t xml:space="preserve"> </w:t>
+            </w:r>
+          </w:p>
+        </w:tc>
+        <w:tc>
+          <w:tcPr>
+            <w:tcW w:type="dxa" w:w="1022"/>
+          </w:tcPr>
+          <w:p>
+            <w:r>
+              <w:rPr>
+                <w:sz w:val="24"/>
+              </w:rPr>
+              <w:t xml:space="preserve"> </w:t>
+            </w:r>
+          </w:p>
+        </w:tc>
+        <w:tc>
+          <w:tcPr>
+            <w:tcW w:type="dxa" w:w="1022"/>
+          </w:tcPr>
+          <w:p>
+            <w:r>
+              <w:rPr>
+                <w:sz w:val="24"/>
+              </w:rPr>
+              <w:t xml:space="preserve"> </w:t>
+            </w:r>
+          </w:p>
+        </w:tc>
+        <w:tc>
+          <w:tcPr>
+            <w:tcW w:type="dxa" w:w="1022"/>
+          </w:tcPr>
+          <w:p>
+            <w:r>
+              <w:rPr>
+                <w:sz w:val="24"/>
+              </w:rPr>
+              <w:t xml:space="preserve"> </w:t>
+            </w:r>
+          </w:p>
+        </w:tc>
+      </w:tr>
+      <w:tr>
+        <w:tc>
+          <w:tcPr>
+            <w:tcW w:type="dxa" w:w="1022"/>
+          </w:tcPr>
+          <w:p>
+            <w:r>
+              <w:rPr>
+                <w:sz w:val="24"/>
+              </w:rPr>
+              <w:t xml:space="preserve"> </w:t>
+            </w:r>
+          </w:p>
+        </w:tc>
+        <w:tc>
+          <w:tcPr>
+            <w:tcW w:type="dxa" w:w="1022"/>
+          </w:tcPr>
+          <w:p>
+            <w:r>
+              <w:rPr>
+                <w:sz w:val="24"/>
+              </w:rPr>
+              <w:t xml:space="preserve"> </w:t>
+            </w:r>
+          </w:p>
+        </w:tc>
+        <w:tc>
+          <w:tcPr>
+            <w:tcW w:type="dxa" w:w="1022"/>
+          </w:tcPr>
+          <w:p>
+            <w:r>
+              <w:rPr>
+                <w:sz w:val="24"/>
+              </w:rPr>
+              <w:t xml:space="preserve"> </w:t>
+            </w:r>
+          </w:p>
+        </w:tc>
+        <w:tc>
+          <w:tcPr>
+            <w:tcW w:type="dxa" w:w="1022"/>
+          </w:tcPr>
+          <w:p>
+            <w:r>
+              <w:rPr>
+                <w:sz w:val="24"/>
+              </w:rPr>
+              <w:t xml:space="preserve"> </w:t>
+            </w:r>
+          </w:p>
+        </w:tc>
+        <w:tc>
+          <w:tcPr>
+            <w:tcW w:type="dxa" w:w="1022"/>
+          </w:tcPr>
+          <w:p>
+            <w:r>
+              <w:rPr>
+                <w:sz w:val="24"/>
+              </w:rPr>
+              <w:t xml:space="preserve"> </w:t>
+            </w:r>
+          </w:p>
+        </w:tc>
+        <w:tc>
+          <w:tcPr>
+            <w:tcW w:type="dxa" w:w="1022"/>
+          </w:tcPr>
+          <w:p>
+            <w:r>
+              <w:rPr>
+                <w:sz w:val="24"/>
+              </w:rPr>
+              <w:t xml:space="preserve"> </w:t>
+            </w:r>
+          </w:p>
+        </w:tc>
+        <w:tc>
+          <w:tcPr>
+            <w:tcW w:type="dxa" w:w="1022"/>
+          </w:tcPr>
+          <w:p>
+            <w:r>
+              <w:rPr>
+                <w:sz w:val="24"/>
+              </w:rPr>
+              <w:t xml:space="preserve"> </w:t>
+            </w:r>
+          </w:p>
+        </w:tc>
+        <w:tc>
+          <w:tcPr>
+            <w:tcW w:type="dxa" w:w="1022"/>
+          </w:tcPr>
+          <w:p>
+            <w:r>
+              <w:rPr>
+                <w:sz w:val="24"/>
+              </w:rPr>
+              <w:t xml:space="preserve"> </w:t>
+            </w:r>
+          </w:p>
+        </w:tc>
+        <w:tc>
+          <w:tcPr>
+            <w:tcW w:type="dxa" w:w="1022"/>
+          </w:tcPr>
+          <w:p>
+            <w:r>
+              <w:rPr>
+                <w:sz w:val="24"/>
+              </w:rPr>
+              <w:t xml:space="preserve"> </w:t>
+            </w:r>
+          </w:p>
+        </w:tc>
+        <w:tc>
+          <w:tcPr>
+            <w:tcW w:type="dxa" w:w="1022"/>
+          </w:tcPr>
+          <w:p>
+            <w:r>
+              <w:rPr>
+                <w:sz w:val="24"/>
+              </w:rPr>
+              <w:t xml:space="preserve"> </w:t>
+            </w:r>
+          </w:p>
+        </w:tc>
+        <w:tc>
+          <w:tcPr>
+            <w:tcW w:type="dxa" w:w="1022"/>
+          </w:tcPr>
+          <w:p>
+            <w:r>
+              <w:rPr>
+                <w:sz w:val="24"/>
+              </w:rPr>
+              <w:t xml:space="preserve"> </w:t>
+            </w:r>
+          </w:p>
+        </w:tc>
+        <w:tc>
+          <w:tcPr>
+            <w:tcW w:type="dxa" w:w="1022"/>
+          </w:tcPr>
+          <w:p>
+            <w:r>
+              <w:rPr>
+                <w:sz w:val="24"/>
+              </w:rPr>
+              <w:t xml:space="preserve"> </w:t>
+            </w:r>
+          </w:p>
+        </w:tc>
+        <w:tc>
+          <w:tcPr>
+            <w:tcW w:type="dxa" w:w="1022"/>
+          </w:tcPr>
+          <w:p>
+            <w:r>
+              <w:rPr>
+                <w:sz w:val="24"/>
+              </w:rPr>
+              <w:t xml:space="preserve"> </w:t>
+            </w:r>
+          </w:p>
+        </w:tc>
+      </w:tr>
+      <w:tr>
+        <w:tc>
+          <w:tcPr>
+            <w:tcW w:type="dxa" w:w="1022"/>
+          </w:tcPr>
+          <w:p>
+            <w:r>
+              <w:rPr>
+                <w:sz w:val="24"/>
+              </w:rPr>
+              <w:t xml:space="preserve"> </w:t>
+            </w:r>
+          </w:p>
+        </w:tc>
+        <w:tc>
+          <w:tcPr>
+            <w:tcW w:type="dxa" w:w="1022"/>
+          </w:tcPr>
+          <w:p>
+            <w:r>
+              <w:rPr>
+                <w:sz w:val="24"/>
+              </w:rPr>
+              <w:t xml:space="preserve"> </w:t>
+            </w:r>
+          </w:p>
+        </w:tc>
+        <w:tc>
+          <w:tcPr>
+            <w:tcW w:type="dxa" w:w="1022"/>
+          </w:tcPr>
+          <w:p>
+            <w:r>
+              <w:rPr>
+                <w:sz w:val="24"/>
+              </w:rPr>
+              <w:t xml:space="preserve"> </w:t>
+            </w:r>
+          </w:p>
+        </w:tc>
+        <w:tc>
+          <w:tcPr>
+            <w:tcW w:type="dxa" w:w="1022"/>
+          </w:tcPr>
+          <w:p>
+            <w:r>
+              <w:rPr>
+                <w:sz w:val="24"/>
+              </w:rPr>
+              <w:t xml:space="preserve"> </w:t>
+            </w:r>
+          </w:p>
+        </w:tc>
+        <w:tc>
+          <w:tcPr>
+            <w:tcW w:type="dxa" w:w="1022"/>
+          </w:tcPr>
+          <w:p>
+            <w:r>
+              <w:rPr>
+                <w:sz w:val="24"/>
+              </w:rPr>
+              <w:t xml:space="preserve"> </w:t>
+            </w:r>
+          </w:p>
+        </w:tc>
+        <w:tc>
+          <w:tcPr>
+            <w:tcW w:type="dxa" w:w="1022"/>
+          </w:tcPr>
+          <w:p>
+            <w:r>
+              <w:rPr>
+                <w:sz w:val="24"/>
+              </w:rPr>
+              <w:t xml:space="preserve"> </w:t>
+            </w:r>
+          </w:p>
+        </w:tc>
+        <w:tc>
+          <w:tcPr>
+            <w:tcW w:type="dxa" w:w="1022"/>
+          </w:tcPr>
+          <w:p>
+            <w:r>
+              <w:rPr>
+                <w:sz w:val="24"/>
+              </w:rPr>
+              <w:t xml:space="preserve"> </w:t>
+            </w:r>
+          </w:p>
+        </w:tc>
+        <w:tc>
+          <w:tcPr>
+            <w:tcW w:type="dxa" w:w="1022"/>
+          </w:tcPr>
+          <w:p>
+            <w:r>
+              <w:rPr>
+                <w:sz w:val="24"/>
+              </w:rPr>
+              <w:t xml:space="preserve"> </w:t>
+            </w:r>
+          </w:p>
+        </w:tc>
+        <w:tc>
+          <w:tcPr>
+            <w:tcW w:type="dxa" w:w="1022"/>
+          </w:tcPr>
+          <w:p>
+            <w:r>
+              <w:rPr>
+                <w:sz w:val="24"/>
+              </w:rPr>
+              <w:t xml:space="preserve"> </w:t>
+            </w:r>
+          </w:p>
+        </w:tc>
+        <w:tc>
+          <w:tcPr>
+            <w:tcW w:type="dxa" w:w="1022"/>
+          </w:tcPr>
+          <w:p>
+            <w:r>
+              <w:rPr>
+                <w:sz w:val="24"/>
+              </w:rPr>
+              <w:t xml:space="preserve"> </w:t>
+            </w:r>
+          </w:p>
+        </w:tc>
+        <w:tc>
+          <w:tcPr>
+            <w:tcW w:type="dxa" w:w="1022"/>
+          </w:tcPr>
+          <w:p>
+            <w:r>
+              <w:rPr>
+                <w:sz w:val="24"/>
+              </w:rPr>
+              <w:t xml:space="preserve"> </w:t>
+            </w:r>
+          </w:p>
+        </w:tc>
+        <w:tc>
+          <w:tcPr>
+            <w:tcW w:type="dxa" w:w="1022"/>
+          </w:tcPr>
+          <w:p>
+            <w:r>
+              <w:rPr>
+                <w:sz w:val="24"/>
+              </w:rPr>
+              <w:t xml:space="preserve"> </w:t>
+            </w:r>
+          </w:p>
+        </w:tc>
+        <w:tc>
+          <w:tcPr>
+            <w:tcW w:type="dxa" w:w="1022"/>
+          </w:tcPr>
+          <w:p>
+            <w:r>
+              <w:rPr>
+                <w:sz w:val="24"/>
+              </w:rPr>
+              <w:t xml:space="preserve"> </w:t>
+            </w:r>
+          </w:p>
+        </w:tc>
+      </w:tr>
+      <w:tr>
+        <w:tc>
+          <w:tcPr>
+            <w:tcW w:type="dxa" w:w="1022"/>
+          </w:tcPr>
+          <w:p>
+            <w:r>
+              <w:rPr>
+                <w:sz w:val="24"/>
+              </w:rPr>
+              <w:t xml:space="preserve"> </w:t>
+            </w:r>
+          </w:p>
+        </w:tc>
+        <w:tc>
+          <w:tcPr>
+            <w:tcW w:type="dxa" w:w="1022"/>
+          </w:tcPr>
+          <w:p>
+            <w:r>
+              <w:rPr>
+                <w:sz w:val="24"/>
+              </w:rPr>
+              <w:t xml:space="preserve"> </w:t>
+            </w:r>
+          </w:p>
+        </w:tc>
+        <w:tc>
+          <w:tcPr>
+            <w:tcW w:type="dxa" w:w="1022"/>
+          </w:tcPr>
+          <w:p>
+            <w:r>
+              <w:rPr>
+                <w:sz w:val="24"/>
+              </w:rPr>
+              <w:t xml:space="preserve"> </w:t>
+            </w:r>
+          </w:p>
+        </w:tc>
+        <w:tc>
+          <w:tcPr>
+            <w:tcW w:type="dxa" w:w="1022"/>
+          </w:tcPr>
+          <w:p>
+            <w:r>
+              <w:rPr>
+                <w:sz w:val="24"/>
+              </w:rPr>
+              <w:t xml:space="preserve"> </w:t>
+            </w:r>
+          </w:p>
+        </w:tc>
+        <w:tc>
+          <w:tcPr>
+            <w:tcW w:type="dxa" w:w="1022"/>
+          </w:tcPr>
+          <w:p>
+            <w:r>
+              <w:rPr>
+                <w:sz w:val="24"/>
+              </w:rPr>
+              <w:t xml:space="preserve"> </w:t>
+            </w:r>
+          </w:p>
+        </w:tc>
+        <w:tc>
+          <w:tcPr>
+            <w:tcW w:type="dxa" w:w="1022"/>
+          </w:tcPr>
+          <w:p>
+            <w:r>
+              <w:rPr>
+                <w:sz w:val="24"/>
+              </w:rPr>
+              <w:t xml:space="preserve"> </w:t>
+            </w:r>
+          </w:p>
+        </w:tc>
+        <w:tc>
+          <w:tcPr>
+            <w:tcW w:type="dxa" w:w="1022"/>
+          </w:tcPr>
+          <w:p>
+            <w:r>
+              <w:rPr>
+                <w:sz w:val="24"/>
+              </w:rPr>
+              <w:t xml:space="preserve"> </w:t>
+            </w:r>
+          </w:p>
+        </w:tc>
+        <w:tc>
+          <w:tcPr>
+            <w:tcW w:type="dxa" w:w="1022"/>
+          </w:tcPr>
+          <w:p>
+            <w:r>
+              <w:rPr>
+                <w:sz w:val="24"/>
+              </w:rPr>
+              <w:t xml:space="preserve"> </w:t>
+            </w:r>
+          </w:p>
+        </w:tc>
+        <w:tc>
+          <w:tcPr>
+            <w:tcW w:type="dxa" w:w="1022"/>
+          </w:tcPr>
+          <w:p>
+            <w:r>
+              <w:rPr>
+                <w:sz w:val="24"/>
+              </w:rPr>
+              <w:t xml:space="preserve"> </w:t>
+            </w:r>
+          </w:p>
+        </w:tc>
+        <w:tc>
+          <w:tcPr>
+            <w:tcW w:type="dxa" w:w="1022"/>
+          </w:tcPr>
+          <w:p>
+            <w:r>
+              <w:rPr>
+                <w:sz w:val="24"/>
+              </w:rPr>
+              <w:t xml:space="preserve"> </w:t>
+            </w:r>
+          </w:p>
+        </w:tc>
+        <w:tc>
+          <w:tcPr>
+            <w:tcW w:type="dxa" w:w="1022"/>
+          </w:tcPr>
+          <w:p>
+            <w:r>
+              <w:rPr>
+                <w:sz w:val="24"/>
+              </w:rPr>
+              <w:t xml:space="preserve"> </w:t>
+            </w:r>
+          </w:p>
+        </w:tc>
+        <w:tc>
+          <w:tcPr>
+            <w:tcW w:type="dxa" w:w="1022"/>
+          </w:tcPr>
+          <w:p>
+            <w:r>
+              <w:rPr>
+                <w:sz w:val="24"/>
+              </w:rPr>
+              <w:t xml:space="preserve"> </w:t>
+            </w:r>
+          </w:p>
+        </w:tc>
+        <w:tc>
+          <w:tcPr>
+            <w:tcW w:type="dxa" w:w="1022"/>
+          </w:tcPr>
+          <w:p>
+            <w:r>
+              <w:rPr>
+                <w:sz w:val="24"/>
+              </w:rPr>
+              <w:t xml:space="preserve"> </w:t>
+            </w:r>
+          </w:p>
+        </w:tc>
+      </w:tr>
+      <w:tr>
+        <w:tc>
+          <w:tcPr>
+            <w:tcW w:type="dxa" w:w="1022"/>
+          </w:tcPr>
+          <w:p>
+            <w:r>
+              <w:rPr>
+                <w:sz w:val="24"/>
+              </w:rPr>
+              <w:t xml:space="preserve"> </w:t>
+            </w:r>
+          </w:p>
+        </w:tc>
+        <w:tc>
+          <w:tcPr>
+            <w:tcW w:type="dxa" w:w="1022"/>
+          </w:tcPr>
+          <w:p>
+            <w:r>
+              <w:rPr>
+                <w:sz w:val="24"/>
+              </w:rPr>
+              <w:t xml:space="preserve"> </w:t>
+            </w:r>
+          </w:p>
+        </w:tc>
+        <w:tc>
+          <w:tcPr>
+            <w:tcW w:type="dxa" w:w="1022"/>
+          </w:tcPr>
+          <w:p>
+            <w:r>
+              <w:rPr>
+                <w:sz w:val="24"/>
+              </w:rPr>
+              <w:t xml:space="preserve"> </w:t>
+            </w:r>
+          </w:p>
+        </w:tc>
+        <w:tc>
+          <w:tcPr>
+            <w:tcW w:type="dxa" w:w="1022"/>
+          </w:tcPr>
+          <w:p>
+            <w:r>
+              <w:rPr>
+                <w:sz w:val="24"/>
+              </w:rPr>
+              <w:t xml:space="preserve"> </w:t>
+            </w:r>
+          </w:p>
+        </w:tc>
+        <w:tc>
+          <w:tcPr>
+            <w:tcW w:type="dxa" w:w="1022"/>
+          </w:tcPr>
+          <w:p>
+            <w:r>
+              <w:rPr>
+                <w:sz w:val="24"/>
+              </w:rPr>
+              <w:t xml:space="preserve"> </w:t>
+            </w:r>
+          </w:p>
+        </w:tc>
+        <w:tc>
+          <w:tcPr>
+            <w:tcW w:type="dxa" w:w="1022"/>
+          </w:tcPr>
+          <w:p>
+            <w:r>
+              <w:rPr>
+                <w:sz w:val="24"/>
+              </w:rPr>
+              <w:t xml:space="preserve"> </w:t>
+            </w:r>
+          </w:p>
+        </w:tc>
+        <w:tc>
+          <w:tcPr>
+            <w:tcW w:type="dxa" w:w="1022"/>
+          </w:tcPr>
+          <w:p>
+            <w:r>
+              <w:rPr>
+                <w:sz w:val="24"/>
+              </w:rPr>
+              <w:t xml:space="preserve"> </w:t>
+            </w:r>
+          </w:p>
+        </w:tc>
+        <w:tc>
+          <w:tcPr>
+            <w:tcW w:type="dxa" w:w="1022"/>
+          </w:tcPr>
+          <w:p>
+            <w:r>
+              <w:rPr>
+                <w:sz w:val="24"/>
+              </w:rPr>
+              <w:t xml:space="preserve"> </w:t>
+            </w:r>
+          </w:p>
+        </w:tc>
+        <w:tc>
+          <w:tcPr>
+            <w:tcW w:type="dxa" w:w="1022"/>
+          </w:tcPr>
+          <w:p>
+            <w:r>
+              <w:rPr>
+                <w:sz w:val="24"/>
+              </w:rPr>
+              <w:t xml:space="preserve"> </w:t>
+            </w:r>
+          </w:p>
+        </w:tc>
+        <w:tc>
+          <w:tcPr>
+            <w:tcW w:type="dxa" w:w="1022"/>
+          </w:tcPr>
+          <w:p>
+            <w:r>
+              <w:rPr>
+                <w:sz w:val="24"/>
+              </w:rPr>
+              <w:t xml:space="preserve"> </w:t>
+            </w:r>
+          </w:p>
+        </w:tc>
+        <w:tc>
+          <w:tcPr>
+            <w:tcW w:type="dxa" w:w="1022"/>
+          </w:tcPr>
+          <w:p>
+            <w:r>
+              <w:rPr>
+                <w:sz w:val="24"/>
+              </w:rPr>
+              <w:t xml:space="preserve"> </w:t>
+            </w:r>
+          </w:p>
+        </w:tc>
+        <w:tc>
+          <w:tcPr>
+            <w:tcW w:type="dxa" w:w="1022"/>
+          </w:tcPr>
+          <w:p>
+            <w:r>
+              <w:rPr>
+                <w:sz w:val="24"/>
+              </w:rPr>
+              <w:t xml:space="preserve"> </w:t>
+            </w:r>
+          </w:p>
+        </w:tc>
+        <w:tc>
+          <w:tcPr>
+            <w:tcW w:type="dxa" w:w="1022"/>
+          </w:tcPr>
+          <w:p>
+            <w:r>
+              <w:rPr>
+                <w:sz w:val="24"/>
+              </w:rPr>
+              <w:t xml:space="preserve"> </w:t>
+            </w:r>
+          </w:p>
+        </w:tc>
+      </w:tr>
+      <w:tr>
+        <w:tc>
+          <w:tcPr>
+            <w:tcW w:type="dxa" w:w="1022"/>
+          </w:tcPr>
+          <w:p>
+            <w:r>
+              <w:rPr>
+                <w:sz w:val="24"/>
+              </w:rPr>
+              <w:t xml:space="preserve"> </w:t>
+            </w:r>
+          </w:p>
+        </w:tc>
+        <w:tc>
+          <w:tcPr>
+            <w:tcW w:type="dxa" w:w="1022"/>
+          </w:tcPr>
+          <w:p>
+            <w:r>
+              <w:rPr>
+                <w:sz w:val="24"/>
+              </w:rPr>
+              <w:t xml:space="preserve"> </w:t>
+            </w:r>
+          </w:p>
+        </w:tc>
+        <w:tc>
+          <w:tcPr>
+            <w:tcW w:type="dxa" w:w="1022"/>
+          </w:tcPr>
+          <w:p>
+            <w:r>
+              <w:rPr>
+                <w:sz w:val="24"/>
+              </w:rPr>
+              <w:t xml:space="preserve"> </w:t>
+            </w:r>
+          </w:p>
+        </w:tc>
+        <w:tc>
+          <w:tcPr>
+            <w:tcW w:type="dxa" w:w="1022"/>
+          </w:tcPr>
+          <w:p>
+            <w:r>
+              <w:rPr>
+                <w:sz w:val="24"/>
+              </w:rPr>
+              <w:t xml:space="preserve"> </w:t>
+            </w:r>
+          </w:p>
+        </w:tc>
+        <w:tc>
+          <w:tcPr>
+            <w:tcW w:type="dxa" w:w="1022"/>
+          </w:tcPr>
+          <w:p>
+            <w:r>
+              <w:rPr>
+                <w:sz w:val="24"/>
+              </w:rPr>
+              <w:t xml:space="preserve"> </w:t>
+            </w:r>
+          </w:p>
+        </w:tc>
+        <w:tc>
+          <w:tcPr>
+            <w:tcW w:type="dxa" w:w="1022"/>
+          </w:tcPr>
+          <w:p>
+            <w:r>
+              <w:rPr>
+                <w:sz w:val="24"/>
+              </w:rPr>
+              <w:t xml:space="preserve"> </w:t>
+            </w:r>
+          </w:p>
+        </w:tc>
+        <w:tc>
+          <w:tcPr>
+            <w:tcW w:type="dxa" w:w="1022"/>
+          </w:tcPr>
+          <w:p>
+            <w:r>
+              <w:rPr>
+                <w:sz w:val="24"/>
+              </w:rPr>
+              <w:t xml:space="preserve"> </w:t>
+            </w:r>
+          </w:p>
+        </w:tc>
+        <w:tc>
+          <w:tcPr>
+            <w:tcW w:type="dxa" w:w="1022"/>
+          </w:tcPr>
+          <w:p>
+            <w:r>
+              <w:rPr>
+                <w:sz w:val="24"/>
+              </w:rPr>
+              <w:t xml:space="preserve"> </w:t>
+            </w:r>
+          </w:p>
+        </w:tc>
+        <w:tc>
+          <w:tcPr>
+            <w:tcW w:type="dxa" w:w="1022"/>
+          </w:tcPr>
+          <w:p>
+            <w:r>
+              <w:rPr>
+                <w:sz w:val="24"/>
+              </w:rPr>
+              <w:t xml:space="preserve"> </w:t>
+            </w:r>
+          </w:p>
+        </w:tc>
+        <w:tc>
+          <w:tcPr>
+            <w:tcW w:type="dxa" w:w="1022"/>
+          </w:tcPr>
+          <w:p>
+            <w:r>
+              <w:rPr>
+                <w:sz w:val="24"/>
+              </w:rPr>
+              <w:t xml:space="preserve"> </w:t>
+            </w:r>
+          </w:p>
+        </w:tc>
+        <w:tc>
+          <w:tcPr>
+            <w:tcW w:type="dxa" w:w="1022"/>
+          </w:tcPr>
+          <w:p>
+            <w:r>
+              <w:rPr>
+                <w:sz w:val="24"/>
+              </w:rPr>
+              <w:t xml:space="preserve"> </w:t>
+            </w:r>
+          </w:p>
+        </w:tc>
+        <w:tc>
+          <w:tcPr>
+            <w:tcW w:type="dxa" w:w="1022"/>
+          </w:tcPr>
+          <w:p>
+            <w:r>
+              <w:rPr>
+                <w:sz w:val="24"/>
+              </w:rPr>
+              <w:t xml:space="preserve"> </w:t>
+            </w:r>
+          </w:p>
+        </w:tc>
+        <w:tc>
+          <w:tcPr>
+            <w:tcW w:type="dxa" w:w="1022"/>
+          </w:tcPr>
+          <w:p>
+            <w:r>
+              <w:rPr>
+                <w:sz w:val="24"/>
+              </w:rPr>
+              <w:t xml:space="preserve"> </w:t>
+            </w:r>
+          </w:p>
+        </w:tc>
+      </w:tr>
+      <w:tr>
+        <w:tc>
+          <w:tcPr>
+            <w:tcW w:type="dxa" w:w="1022"/>
+          </w:tcPr>
+          <w:p>
+            <w:r>
+              <w:rPr>
+                <w:sz w:val="24"/>
+              </w:rPr>
+              <w:t xml:space="preserve"> </w:t>
+            </w:r>
+          </w:p>
+        </w:tc>
+        <w:tc>
+          <w:tcPr>
+            <w:tcW w:type="dxa" w:w="1022"/>
+          </w:tcPr>
+          <w:p>
+            <w:r>
+              <w:rPr>
+                <w:sz w:val="24"/>
+              </w:rPr>
+              <w:t xml:space="preserve"> </w:t>
+            </w:r>
+          </w:p>
+        </w:tc>
+        <w:tc>
+          <w:tcPr>
+            <w:tcW w:type="dxa" w:w="1022"/>
+          </w:tcPr>
+          <w:p>
+            <w:r>
+              <w:rPr>
+                <w:sz w:val="24"/>
+              </w:rPr>
+              <w:t xml:space="preserve"> </w:t>
+            </w:r>
+          </w:p>
+        </w:tc>
+        <w:tc>
+          <w:tcPr>
+            <w:tcW w:type="dxa" w:w="1022"/>
+          </w:tcPr>
+          <w:p>
+            <w:r>
+              <w:rPr>
+                <w:sz w:val="24"/>
+              </w:rPr>
+              <w:t xml:space="preserve"> </w:t>
+            </w:r>
+          </w:p>
+        </w:tc>
+        <w:tc>
+          <w:tcPr>
+            <w:tcW w:type="dxa" w:w="1022"/>
+          </w:tcPr>
+          <w:p>
+            <w:r>
+              <w:rPr>
+                <w:sz w:val="24"/>
+              </w:rPr>
+              <w:t xml:space="preserve"> </w:t>
+            </w:r>
+          </w:p>
+        </w:tc>
+        <w:tc>
+          <w:tcPr>
+            <w:tcW w:type="dxa" w:w="1022"/>
+          </w:tcPr>
+          <w:p>
+            <w:r>
+              <w:rPr>
+                <w:sz w:val="24"/>
+              </w:rPr>
+              <w:t xml:space="preserve"> </w:t>
+            </w:r>
+          </w:p>
+        </w:tc>
+        <w:tc>
+          <w:tcPr>
+            <w:tcW w:type="dxa" w:w="1022"/>
+          </w:tcPr>
+          <w:p>
+            <w:r>
+              <w:rPr>
+                <w:sz w:val="24"/>
+              </w:rPr>
+              <w:t xml:space="preserve"> </w:t>
+            </w:r>
+          </w:p>
+        </w:tc>
+        <w:tc>
+          <w:tcPr>
+            <w:tcW w:type="dxa" w:w="1022"/>
+          </w:tcPr>
+          <w:p>
+            <w:r>
+              <w:rPr>
+                <w:sz w:val="24"/>
+              </w:rPr>
+              <w:t xml:space="preserve"> </w:t>
+            </w:r>
+          </w:p>
+        </w:tc>
+        <w:tc>
+          <w:tcPr>
+            <w:tcW w:type="dxa" w:w="1022"/>
+          </w:tcPr>
+          <w:p>
+            <w:r>
+              <w:rPr>
+                <w:sz w:val="24"/>
+              </w:rPr>
+              <w:t xml:space="preserve"> </w:t>
+            </w:r>
+          </w:p>
+        </w:tc>
+        <w:tc>
+          <w:tcPr>
+            <w:tcW w:type="dxa" w:w="1022"/>
+          </w:tcPr>
+          <w:p>
+            <w:r>
+              <w:rPr>
+                <w:sz w:val="24"/>
+              </w:rPr>
+              <w:t xml:space="preserve"> </w:t>
+            </w:r>
+          </w:p>
+        </w:tc>
+        <w:tc>
+          <w:tcPr>
+            <w:tcW w:type="dxa" w:w="1022"/>
+          </w:tcPr>
+          <w:p>
+            <w:r>
+              <w:rPr>
+                <w:sz w:val="24"/>
+              </w:rPr>
+              <w:t xml:space="preserve"> </w:t>
+            </w:r>
+          </w:p>
+        </w:tc>
+        <w:tc>
+          <w:tcPr>
+            <w:tcW w:type="dxa" w:w="1022"/>
+          </w:tcPr>
+          <w:p>
+            <w:r>
+              <w:rPr>
+                <w:sz w:val="24"/>
+              </w:rPr>
+              <w:t xml:space="preserve"> </w:t>
+            </w:r>
+          </w:p>
+        </w:tc>
+        <w:tc>
+          <w:tcPr>
+            <w:tcW w:type="dxa" w:w="1022"/>
+          </w:tcPr>
+          <w:p>
+            <w:r>
+              <w:rPr>
+                <w:sz w:val="24"/>
+              </w:rPr>
+              <w:t xml:space="preserve"> </w:t>
+            </w:r>
+          </w:p>
+        </w:tc>
+      </w:tr>
+      <w:tr>
+        <w:tc>
+          <w:tcPr>
+            <w:tcW w:type="dxa" w:w="1022"/>
+          </w:tcPr>
+          <w:p>
+            <w:r>
+              <w:rPr>
+                <w:sz w:val="24"/>
+              </w:rPr>
+              <w:t xml:space="preserve"> </w:t>
+            </w:r>
+          </w:p>
+        </w:tc>
+        <w:tc>
+          <w:tcPr>
+            <w:tcW w:type="dxa" w:w="1022"/>
+          </w:tcPr>
+          <w:p>
+            <w:r>
+              <w:rPr>
+                <w:sz w:val="24"/>
+              </w:rPr>
+              <w:t xml:space="preserve"> </w:t>
+            </w:r>
+          </w:p>
+        </w:tc>
+        <w:tc>
+          <w:tcPr>
+            <w:tcW w:type="dxa" w:w="1022"/>
+          </w:tcPr>
+          <w:p>
+            <w:r>
+              <w:rPr>
+                <w:sz w:val="24"/>
+              </w:rPr>
+              <w:t xml:space="preserve"> </w:t>
+            </w:r>
+          </w:p>
+        </w:tc>
+        <w:tc>
+          <w:tcPr>
+            <w:tcW w:type="dxa" w:w="1022"/>
+          </w:tcPr>
+          <w:p>
+            <w:r>
+              <w:rPr>
+                <w:sz w:val="24"/>
+              </w:rPr>
+              <w:t xml:space="preserve"> </w:t>
+            </w:r>
+          </w:p>
+        </w:tc>
+        <w:tc>
+          <w:tcPr>
+            <w:tcW w:type="dxa" w:w="1022"/>
+          </w:tcPr>
+          <w:p>
+            <w:r>
+              <w:rPr>
+                <w:sz w:val="24"/>
+              </w:rPr>
+              <w:t xml:space="preserve"> </w:t>
+            </w:r>
+          </w:p>
+        </w:tc>
+        <w:tc>
+          <w:tcPr>
+            <w:tcW w:type="dxa" w:w="1022"/>
+          </w:tcPr>
+          <w:p>
+            <w:r>
+              <w:rPr>
+                <w:sz w:val="24"/>
+              </w:rPr>
+              <w:t xml:space="preserve"> </w:t>
+            </w:r>
+          </w:p>
+        </w:tc>
+        <w:tc>
+          <w:tcPr>
+            <w:tcW w:type="dxa" w:w="1022"/>
+          </w:tcPr>
+          <w:p>
+            <w:r>
+              <w:rPr>
+                <w:sz w:val="24"/>
+              </w:rPr>
+              <w:t xml:space="preserve"> </w:t>
+            </w:r>
+          </w:p>
+        </w:tc>
+        <w:tc>
+          <w:tcPr>
+            <w:tcW w:type="dxa" w:w="1022"/>
+          </w:tcPr>
+          <w:p>
+            <w:r>
+              <w:rPr>
+                <w:sz w:val="24"/>
+              </w:rPr>
+              <w:t xml:space="preserve"> </w:t>
+            </w:r>
+          </w:p>
+        </w:tc>
+        <w:tc>
+          <w:tcPr>
+            <w:tcW w:type="dxa" w:w="1022"/>
+          </w:tcPr>
+          <w:p>
+            <w:r>
+              <w:rPr>
+                <w:sz w:val="24"/>
+              </w:rPr>
+              <w:t xml:space="preserve"> </w:t>
+            </w:r>
+          </w:p>
+        </w:tc>
+        <w:tc>
+          <w:tcPr>
+            <w:tcW w:type="dxa" w:w="1022"/>
+          </w:tcPr>
+          <w:p>
+            <w:r>
+              <w:rPr>
+                <w:sz w:val="24"/>
+              </w:rPr>
+              <w:t xml:space="preserve"> </w:t>
+            </w:r>
+          </w:p>
+        </w:tc>
+        <w:tc>
+          <w:tcPr>
+            <w:tcW w:type="dxa" w:w="1022"/>
+          </w:tcPr>
+          <w:p>
+            <w:r>
+              <w:rPr>
+                <w:sz w:val="24"/>
+              </w:rPr>
+              <w:t xml:space="preserve"> </w:t>
+            </w:r>
+          </w:p>
+        </w:tc>
+        <w:tc>
+          <w:tcPr>
+            <w:tcW w:type="dxa" w:w="1022"/>
+          </w:tcPr>
+          <w:p>
+            <w:r>
+              <w:rPr>
+                <w:sz w:val="24"/>
+              </w:rPr>
+              <w:t xml:space="preserve"> </w:t>
+            </w:r>
+          </w:p>
+        </w:tc>
+        <w:tc>
+          <w:tcPr>
+            <w:tcW w:type="dxa" w:w="1022"/>
+          </w:tcPr>
+          <w:p>
+            <w:r>
+              <w:rPr>
+                <w:sz w:val="24"/>
+              </w:rPr>
+              <w:t xml:space="preserve"> </w:t>
+            </w:r>
+          </w:p>
+        </w:tc>
+      </w:tr>
+      <w:tr>
+        <w:tc>
+          <w:tcPr>
+            <w:tcW w:type="dxa" w:w="1022"/>
+          </w:tcPr>
+          <w:p>
+            <w:r>
+              <w:rPr>
+                <w:sz w:val="24"/>
+              </w:rPr>
+              <w:t xml:space="preserve"> </w:t>
+            </w:r>
+          </w:p>
+        </w:tc>
+        <w:tc>
+          <w:tcPr>
+            <w:tcW w:type="dxa" w:w="1022"/>
+          </w:tcPr>
+          <w:p>
+            <w:r>
+              <w:rPr>
+                <w:sz w:val="24"/>
+              </w:rPr>
+              <w:t xml:space="preserve"> </w:t>
+            </w:r>
+          </w:p>
+        </w:tc>
+        <w:tc>
+          <w:tcPr>
+            <w:tcW w:type="dxa" w:w="1022"/>
+          </w:tcPr>
+          <w:p>
+            <w:r>
+              <w:rPr>
+                <w:sz w:val="24"/>
+              </w:rPr>
+              <w:t xml:space="preserve"> </w:t>
+            </w:r>
+          </w:p>
+        </w:tc>
+        <w:tc>
+          <w:tcPr>
+            <w:tcW w:type="dxa" w:w="1022"/>
+          </w:tcPr>
+          <w:p>
+            <w:r>
+              <w:rPr>
+                <w:sz w:val="24"/>
+              </w:rPr>
+              <w:t xml:space="preserve"> </w:t>
+            </w:r>
+          </w:p>
+        </w:tc>
+        <w:tc>
+          <w:tcPr>
+            <w:tcW w:type="dxa" w:w="1022"/>
+          </w:tcPr>
+          <w:p>
+            <w:r>
+              <w:rPr>
+                <w:sz w:val="24"/>
+              </w:rPr>
+              <w:t xml:space="preserve"> </w:t>
+            </w:r>
+          </w:p>
+        </w:tc>
+        <w:tc>
+          <w:tcPr>
+            <w:tcW w:type="dxa" w:w="1022"/>
+          </w:tcPr>
+          <w:p>
+            <w:r>
+              <w:rPr>
+                <w:sz w:val="24"/>
+              </w:rPr>
+              <w:t xml:space="preserve"> </w:t>
+            </w:r>
+          </w:p>
+        </w:tc>
+        <w:tc>
+          <w:tcPr>
+            <w:tcW w:type="dxa" w:w="1022"/>
+          </w:tcPr>
+          <w:p>
+            <w:r>
+              <w:rPr>
+                <w:sz w:val="24"/>
+              </w:rPr>
+              <w:t xml:space="preserve"> </w:t>
+            </w:r>
+          </w:p>
+        </w:tc>
+        <w:tc>
+          <w:tcPr>
+            <w:tcW w:type="dxa" w:w="1022"/>
+          </w:tcPr>
+          <w:p>
+            <w:r>
+              <w:rPr>
+                <w:sz w:val="24"/>
+              </w:rPr>
+              <w:t xml:space="preserve"> </w:t>
+            </w:r>
+          </w:p>
+        </w:tc>
+        <w:tc>
+          <w:tcPr>
+            <w:tcW w:type="dxa" w:w="1022"/>
+          </w:tcPr>
+          <w:p>
+            <w:r>
+              <w:rPr>
+                <w:sz w:val="24"/>
+              </w:rPr>
+              <w:t xml:space="preserve"> </w:t>
+            </w:r>
+          </w:p>
+        </w:tc>
+        <w:tc>
+          <w:tcPr>
+            <w:tcW w:type="dxa" w:w="1022"/>
+          </w:tcPr>
+          <w:p>
+            <w:r>
+              <w:rPr>
+                <w:sz w:val="24"/>
+              </w:rPr>
+              <w:t xml:space="preserve"> </w:t>
+            </w:r>
+          </w:p>
+        </w:tc>
+        <w:tc>
+          <w:tcPr>
+            <w:tcW w:type="dxa" w:w="1022"/>
+          </w:tcPr>
+          <w:p>
+            <w:r>
+              <w:rPr>
+                <w:sz w:val="24"/>
+              </w:rPr>
+              <w:t xml:space="preserve"> </w:t>
+            </w:r>
+          </w:p>
+        </w:tc>
+        <w:tc>
+          <w:tcPr>
+            <w:tcW w:type="dxa" w:w="1022"/>
+          </w:tcPr>
+          <w:p>
+            <w:r>
+              <w:rPr>
+                <w:sz w:val="24"/>
+              </w:rPr>
+              <w:t xml:space="preserve"> </w:t>
+            </w:r>
+          </w:p>
+        </w:tc>
+        <w:tc>
+          <w:tcPr>
+            <w:tcW w:type="dxa" w:w="1022"/>
+          </w:tcPr>
+          <w:p>
+            <w:r>
+              <w:rPr>
+                <w:sz w:val="24"/>
+              </w:rPr>
+              <w:t xml:space="preserve"> </w:t>
+            </w:r>
+          </w:p>
+        </w:tc>
+      </w:tr>
+      <w:tr>
+        <w:tc>
+          <w:tcPr>
+            <w:tcW w:type="dxa" w:w="1022"/>
+          </w:tcPr>
+          <w:p>
+            <w:r>
+              <w:rPr>
+                <w:sz w:val="24"/>
+              </w:rPr>
+              <w:t xml:space="preserve"> </w:t>
+            </w:r>
+          </w:p>
+        </w:tc>
+        <w:tc>
+          <w:tcPr>
+            <w:tcW w:type="dxa" w:w="1022"/>
+          </w:tcPr>
+          <w:p>
+            <w:r>
+              <w:rPr>
+                <w:sz w:val="24"/>
+              </w:rPr>
+              <w:t xml:space="preserve"> </w:t>
+            </w:r>
+          </w:p>
+        </w:tc>
+        <w:tc>
+          <w:tcPr>
+            <w:tcW w:type="dxa" w:w="1022"/>
+          </w:tcPr>
+          <w:p>
+            <w:r>
+              <w:rPr>
+                <w:sz w:val="24"/>
+              </w:rPr>
+              <w:t xml:space="preserve"> </w:t>
+            </w:r>
+          </w:p>
+        </w:tc>
+        <w:tc>
+          <w:tcPr>
+            <w:tcW w:type="dxa" w:w="1022"/>
+          </w:tcPr>
+          <w:p>
+            <w:r>
+              <w:rPr>
+                <w:sz w:val="24"/>
+              </w:rPr>
+              <w:t xml:space="preserve"> </w:t>
+            </w:r>
+          </w:p>
+        </w:tc>
+        <w:tc>
+          <w:tcPr>
+            <w:tcW w:type="dxa" w:w="1022"/>
+          </w:tcPr>
+          <w:p>
+            <w:r>
+              <w:rPr>
+                <w:sz w:val="24"/>
+              </w:rPr>
+              <w:t xml:space="preserve"> </w:t>
+            </w:r>
+          </w:p>
+        </w:tc>
+        <w:tc>
+          <w:tcPr>
+            <w:tcW w:type="dxa" w:w="1022"/>
+          </w:tcPr>
+          <w:p>
+            <w:r>
+              <w:rPr>
+                <w:sz w:val="24"/>
+              </w:rPr>
+              <w:t xml:space="preserve"> </w:t>
+            </w:r>
+          </w:p>
+        </w:tc>
+        <w:tc>
+          <w:tcPr>
+            <w:tcW w:type="dxa" w:w="1022"/>
+          </w:tcPr>
+          <w:p>
+            <w:r>
+              <w:rPr>
+                <w:sz w:val="24"/>
+              </w:rPr>
+              <w:t xml:space="preserve"> </w:t>
+            </w:r>
+          </w:p>
+        </w:tc>
+        <w:tc>
+          <w:tcPr>
+            <w:tcW w:type="dxa" w:w="1022"/>
+          </w:tcPr>
+          <w:p>
+            <w:r>
+              <w:rPr>
+                <w:sz w:val="24"/>
+              </w:rPr>
+              <w:t xml:space="preserve"> </w:t>
+            </w:r>
+          </w:p>
+        </w:tc>
+        <w:tc>
+          <w:tcPr>
+            <w:tcW w:type="dxa" w:w="1022"/>
+          </w:tcPr>
+          <w:p>
+            <w:r>
+              <w:rPr>
+                <w:sz w:val="24"/>
+              </w:rPr>
+              <w:t xml:space="preserve"> </w:t>
+            </w:r>
+          </w:p>
+        </w:tc>
+        <w:tc>
+          <w:tcPr>
+            <w:tcW w:type="dxa" w:w="1022"/>
+          </w:tcPr>
+          <w:p>
+            <w:r>
+              <w:rPr>
+                <w:sz w:val="24"/>
+              </w:rPr>
+              <w:t xml:space="preserve"> </w:t>
+            </w:r>
+          </w:p>
+        </w:tc>
+        <w:tc>
+          <w:tcPr>
+            <w:tcW w:type="dxa" w:w="1022"/>
+          </w:tcPr>
+          <w:p>
+            <w:r>
+              <w:rPr>
+                <w:sz w:val="24"/>
+              </w:rPr>
+              <w:t xml:space="preserve"> </w:t>
+            </w:r>
+          </w:p>
+        </w:tc>
+        <w:tc>
+          <w:tcPr>
+            <w:tcW w:type="dxa" w:w="1022"/>
+          </w:tcPr>
+          <w:p>
+            <w:r>
+              <w:rPr>
+                <w:sz w:val="24"/>
+              </w:rPr>
+              <w:t xml:space="preserve"> </w:t>
+            </w:r>
+          </w:p>
+        </w:tc>
+        <w:tc>
+          <w:tcPr>
+            <w:tcW w:type="dxa" w:w="1022"/>
+          </w:tcPr>
+          <w:p>
+            <w:r>
+              <w:rPr>
+                <w:sz w:val="24"/>
+              </w:rPr>
+              <w:t xml:space="preserve"> </w:t>
+            </w:r>
+          </w:p>
+        </w:tc>
+      </w:tr>
+      <w:tr>
+        <w:tc>
+          <w:tcPr>
+            <w:tcW w:type="dxa" w:w="1022"/>
+          </w:tcPr>
+          <w:p>
+            <w:r>
+              <w:rPr>
+                <w:sz w:val="24"/>
+              </w:rPr>
+              <w:t xml:space="preserve"> </w:t>
+            </w:r>
+          </w:p>
+        </w:tc>
+        <w:tc>
+          <w:tcPr>
+            <w:tcW w:type="dxa" w:w="1022"/>
+          </w:tcPr>
+          <w:p>
+            <w:r>
+              <w:rPr>
+                <w:sz w:val="24"/>
+              </w:rPr>
+              <w:t xml:space="preserve"> </w:t>
+            </w:r>
+          </w:p>
+        </w:tc>
+        <w:tc>
+          <w:tcPr>
+            <w:tcW w:type="dxa" w:w="1022"/>
+          </w:tcPr>
+          <w:p>
+            <w:r>
+              <w:rPr>
+                <w:sz w:val="24"/>
+              </w:rPr>
+              <w:t xml:space="preserve"> </w:t>
+            </w:r>
+          </w:p>
+        </w:tc>
+        <w:tc>
+          <w:tcPr>
+            <w:tcW w:type="dxa" w:w="1022"/>
+          </w:tcPr>
+          <w:p>
+            <w:r>
+              <w:rPr>
+                <w:sz w:val="24"/>
+              </w:rPr>
+              <w:t xml:space="preserve"> </w:t>
+            </w:r>
+          </w:p>
+        </w:tc>
+        <w:tc>
+          <w:tcPr>
+            <w:tcW w:type="dxa" w:w="1022"/>
+          </w:tcPr>
+          <w:p>
+            <w:r>
+              <w:rPr>
+                <w:sz w:val="24"/>
+              </w:rPr>
+              <w:t xml:space="preserve"> </w:t>
+            </w:r>
+          </w:p>
+        </w:tc>
+        <w:tc>
+          <w:tcPr>
+            <w:tcW w:type="dxa" w:w="1022"/>
+          </w:tcPr>
+          <w:p>
+            <w:r>
+              <w:rPr>
+                <w:sz w:val="24"/>
+              </w:rPr>
+              <w:t xml:space="preserve"> </w:t>
+            </w:r>
+          </w:p>
+        </w:tc>
+        <w:tc>
+          <w:tcPr>
+            <w:tcW w:type="dxa" w:w="1022"/>
+          </w:tcPr>
+          <w:p>
+            <w:r>
+              <w:rPr>
+                <w:sz w:val="24"/>
+              </w:rPr>
+              <w:t xml:space="preserve"> </w:t>
+            </w:r>
+          </w:p>
+        </w:tc>
+        <w:tc>
+          <w:tcPr>
+            <w:tcW w:type="dxa" w:w="1022"/>
+          </w:tcPr>
+          <w:p>
+            <w:r>
+              <w:rPr>
+                <w:sz w:val="24"/>
+              </w:rPr>
+              <w:t xml:space="preserve"> </w:t>
+            </w:r>
+          </w:p>
+        </w:tc>
+        <w:tc>
+          <w:tcPr>
+            <w:tcW w:type="dxa" w:w="1022"/>
+          </w:tcPr>
+          <w:p>
+            <w:r>
+              <w:rPr>
+                <w:sz w:val="24"/>
+              </w:rPr>
+              <w:t xml:space="preserve"> </w:t>
+            </w:r>
+          </w:p>
+        </w:tc>
+        <w:tc>
+          <w:tcPr>
+            <w:tcW w:type="dxa" w:w="1022"/>
+          </w:tcPr>
+          <w:p>
+            <w:r>
+              <w:rPr>
+                <w:sz w:val="24"/>
+              </w:rPr>
+              <w:t xml:space="preserve"> </w:t>
+            </w:r>
+          </w:p>
+        </w:tc>
+        <w:tc>
+          <w:tcPr>
+            <w:tcW w:type="dxa" w:w="1022"/>
+          </w:tcPr>
+          <w:p>
+            <w:r>
+              <w:rPr>
+                <w:sz w:val="24"/>
+              </w:rPr>
+              <w:t xml:space="preserve"> </w:t>
+            </w:r>
+          </w:p>
+        </w:tc>
+        <w:tc>
+          <w:tcPr>
+            <w:tcW w:type="dxa" w:w="1022"/>
+          </w:tcPr>
+          <w:p>
+            <w:r>
+              <w:rPr>
+                <w:sz w:val="24"/>
+              </w:rPr>
+              <w:t xml:space="preserve"> </w:t>
+            </w:r>
+          </w:p>
+        </w:tc>
+        <w:tc>
+          <w:tcPr>
+            <w:tcW w:type="dxa" w:w="1022"/>
+          </w:tcPr>
+          <w:p>
+            <w:r>
+              <w:rPr>
+                <w:sz w:val="24"/>
+              </w:rPr>
+              <w:t xml:space="preserve"> </w:t>
+            </w:r>
+          </w:p>
+        </w:tc>
+      </w:tr>
+      <w:tr>
+        <w:tc>
+          <w:tcPr>
+            <w:tcW w:type="dxa" w:w="1022"/>
+          </w:tcPr>
+          <w:p>
+            <w:r>
+              <w:rPr>
+                <w:sz w:val="24"/>
+              </w:rPr>
+              <w:t xml:space="preserve"> </w:t>
+            </w:r>
+          </w:p>
+        </w:tc>
+        <w:tc>
+          <w:tcPr>
+            <w:tcW w:type="dxa" w:w="1022"/>
+          </w:tcPr>
+          <w:p>
+            <w:r>
+              <w:rPr>
+                <w:sz w:val="24"/>
+              </w:rPr>
+              <w:t xml:space="preserve"> </w:t>
+            </w:r>
+          </w:p>
+        </w:tc>
+        <w:tc>
+          <w:tcPr>
+            <w:tcW w:type="dxa" w:w="1022"/>
+          </w:tcPr>
+          <w:p>
+            <w:r>
+              <w:rPr>
+                <w:sz w:val="24"/>
+              </w:rPr>
+              <w:t xml:space="preserve"> </w:t>
+            </w:r>
+          </w:p>
+        </w:tc>
+        <w:tc>
+          <w:tcPr>
+            <w:tcW w:type="dxa" w:w="1022"/>
+          </w:tcPr>
+          <w:p>
+            <w:r>
+              <w:rPr>
+                <w:sz w:val="24"/>
+              </w:rPr>
+              <w:t xml:space="preserve"> </w:t>
+            </w:r>
+          </w:p>
+        </w:tc>
+        <w:tc>
+          <w:tcPr>
+            <w:tcW w:type="dxa" w:w="1022"/>
+          </w:tcPr>
+          <w:p>
+            <w:r>
+              <w:rPr>
+                <w:sz w:val="24"/>
+              </w:rPr>
+              <w:t xml:space="preserve"> </w:t>
+            </w:r>
+          </w:p>
+        </w:tc>
+        <w:tc>
+          <w:tcPr>
+            <w:tcW w:type="dxa" w:w="1022"/>
+          </w:tcPr>
+          <w:p>
+            <w:r>
+              <w:rPr>
+                <w:sz w:val="24"/>
+              </w:rPr>
+              <w:t xml:space="preserve"> </w:t>
+            </w:r>
+          </w:p>
+        </w:tc>
+        <w:tc>
+          <w:tcPr>
+            <w:tcW w:type="dxa" w:w="1022"/>
+          </w:tcPr>
+          <w:p>
+            <w:r>
+              <w:rPr>
+                <w:sz w:val="24"/>
+              </w:rPr>
+              <w:t xml:space="preserve"> </w:t>
+            </w:r>
+          </w:p>
+        </w:tc>
+        <w:tc>
+          <w:tcPr>
+            <w:tcW w:type="dxa" w:w="1022"/>
+          </w:tcPr>
+          <w:p>
+            <w:r>
+              <w:rPr>
+                <w:sz w:val="24"/>
+              </w:rPr>
+              <w:t xml:space="preserve"> </w:t>
+            </w:r>
+          </w:p>
+        </w:tc>
+        <w:tc>
+          <w:tcPr>
+            <w:tcW w:type="dxa" w:w="1022"/>
+          </w:tcPr>
+          <w:p>
+            <w:r>
+              <w:rPr>
+                <w:sz w:val="24"/>
+              </w:rPr>
+              <w:t xml:space="preserve"> </w:t>
+            </w:r>
+          </w:p>
+        </w:tc>
+        <w:tc>
+          <w:tcPr>
+            <w:tcW w:type="dxa" w:w="1022"/>
+          </w:tcPr>
+          <w:p>
+            <w:r>
+              <w:rPr>
+                <w:sz w:val="24"/>
+              </w:rPr>
+              <w:t xml:space="preserve"> </w:t>
+            </w:r>
+          </w:p>
+        </w:tc>
+        <w:tc>
+          <w:tcPr>
+            <w:tcW w:type="dxa" w:w="1022"/>
+          </w:tcPr>
+          <w:p>
+            <w:r>
+              <w:rPr>
+                <w:sz w:val="24"/>
+              </w:rPr>
+              <w:t xml:space="preserve"> </w:t>
+            </w:r>
+          </w:p>
+        </w:tc>
+        <w:tc>
+          <w:tcPr>
+            <w:tcW w:type="dxa" w:w="1022"/>
+          </w:tcPr>
+          <w:p>
+            <w:r>
+              <w:rPr>
+                <w:sz w:val="24"/>
+              </w:rPr>
+              <w:t xml:space="preserve"> </w:t>
+            </w:r>
+          </w:p>
+        </w:tc>
+        <w:tc>
+          <w:tcPr>
+            <w:tcW w:type="dxa" w:w="1022"/>
+          </w:tcPr>
+          <w:p>
+            <w:r>
+              <w:rPr>
+                <w:sz w:val="24"/>
+              </w:rPr>
+              <w:t xml:space="preserve"> </w:t>
+            </w:r>
+          </w:p>
+        </w:tc>
+      </w:tr>
+      <w:tr>
+        <w:tc>
+          <w:tcPr>
+            <w:tcW w:type="dxa" w:w="1022"/>
+          </w:tcPr>
+          <w:p>
+            <w:r>
+              <w:rPr>
+                <w:sz w:val="24"/>
+              </w:rPr>
+              <w:t xml:space="preserve"> </w:t>
+            </w:r>
+          </w:p>
+        </w:tc>
+        <w:tc>
+          <w:tcPr>
+            <w:tcW w:type="dxa" w:w="1022"/>
+          </w:tcPr>
+          <w:p>
+            <w:r>
+              <w:rPr>
+                <w:sz w:val="24"/>
+              </w:rPr>
+              <w:t xml:space="preserve"> </w:t>
+            </w:r>
+          </w:p>
+        </w:tc>
+        <w:tc>
+          <w:tcPr>
+            <w:tcW w:type="dxa" w:w="1022"/>
+          </w:tcPr>
+          <w:p>
+            <w:r>
+              <w:rPr>
+                <w:sz w:val="24"/>
+              </w:rPr>
+              <w:t xml:space="preserve"> </w:t>
+            </w:r>
+          </w:p>
+        </w:tc>
+        <w:tc>
+          <w:tcPr>
+            <w:tcW w:type="dxa" w:w="1022"/>
+          </w:tcPr>
+          <w:p>
+            <w:r>
+              <w:rPr>
+                <w:sz w:val="24"/>
+              </w:rPr>
+              <w:t xml:space="preserve"> </w:t>
+            </w:r>
+          </w:p>
+        </w:tc>
+        <w:tc>
+          <w:tcPr>
+            <w:tcW w:type="dxa" w:w="1022"/>
+          </w:tcPr>
+          <w:p>
+            <w:r>
+              <w:rPr>
+                <w:sz w:val="24"/>
+              </w:rPr>
+              <w:t xml:space="preserve"> </w:t>
+            </w:r>
+          </w:p>
+        </w:tc>
+        <w:tc>
+          <w:tcPr>
+            <w:tcW w:type="dxa" w:w="1022"/>
+          </w:tcPr>
+          <w:p>
+            <w:r>
+              <w:rPr>
+                <w:sz w:val="24"/>
+              </w:rPr>
+              <w:t xml:space="preserve"> </w:t>
+            </w:r>
+          </w:p>
+        </w:tc>
+        <w:tc>
+          <w:tcPr>
+            <w:tcW w:type="dxa" w:w="1022"/>
+          </w:tcPr>
+          <w:p>
+            <w:r>
+              <w:rPr>
+                <w:sz w:val="24"/>
+              </w:rPr>
+              <w:t xml:space="preserve"> </w:t>
+            </w:r>
+          </w:p>
+        </w:tc>
+        <w:tc>
+          <w:tcPr>
+            <w:tcW w:type="dxa" w:w="1022"/>
+          </w:tcPr>
+          <w:p>
+            <w:r>
+              <w:rPr>
+                <w:sz w:val="24"/>
+              </w:rPr>
+              <w:t xml:space="preserve"> </w:t>
+            </w:r>
+          </w:p>
+        </w:tc>
+        <w:tc>
+          <w:tcPr>
+            <w:tcW w:type="dxa" w:w="1022"/>
+          </w:tcPr>
+          <w:p>
+            <w:r>
+              <w:rPr>
+                <w:sz w:val="24"/>
+              </w:rPr>
+              <w:t xml:space="preserve"> </w:t>
+            </w:r>
+          </w:p>
+        </w:tc>
+        <w:tc>
+          <w:tcPr>
+            <w:tcW w:type="dxa" w:w="1022"/>
+          </w:tcPr>
+          <w:p>
+            <w:r>
+              <w:rPr>
+                <w:sz w:val="24"/>
+              </w:rPr>
+              <w:t xml:space="preserve"> </w:t>
+            </w:r>
+          </w:p>
+        </w:tc>
+        <w:tc>
+          <w:tcPr>
+            <w:tcW w:type="dxa" w:w="1022"/>
+          </w:tcPr>
+          <w:p>
+            <w:r>
+              <w:rPr>
+                <w:sz w:val="24"/>
+              </w:rPr>
+              <w:t xml:space="preserve"> </w:t>
+            </w:r>
+          </w:p>
+        </w:tc>
+        <w:tc>
+          <w:tcPr>
+            <w:tcW w:type="dxa" w:w="1022"/>
+          </w:tcPr>
+          <w:p>
+            <w:r>
+              <w:rPr>
+                <w:sz w:val="24"/>
+              </w:rPr>
+              <w:t xml:space="preserve"> </w:t>
+            </w:r>
+          </w:p>
+        </w:tc>
+        <w:tc>
+          <w:tcPr>
+            <w:tcW w:type="dxa" w:w="1022"/>
+          </w:tcPr>
+          <w:p>
+            <w:r>
+              <w:rPr>
+                <w:sz w:val="24"/>
+              </w:rPr>
+              <w:t xml:space="preserve"> </w:t>
+            </w:r>
+          </w:p>
+        </w:tc>
+      </w:tr>
+      <w:tr>
+        <w:tc>
+          <w:tcPr>
+            <w:tcW w:type="dxa" w:w="1022"/>
+          </w:tcPr>
+          <w:p>
+            <w:r>
+              <w:rPr>
+                <w:sz w:val="24"/>
+              </w:rPr>
+              <w:t xml:space="preserve"> </w:t>
+            </w:r>
+          </w:p>
+        </w:tc>
+        <w:tc>
+          <w:tcPr>
+            <w:tcW w:type="dxa" w:w="1022"/>
+          </w:tcPr>
+          <w:p>
+            <w:r>
+              <w:rPr>
+                <w:sz w:val="24"/>
+              </w:rPr>
+              <w:t xml:space="preserve"> </w:t>
+            </w:r>
+          </w:p>
+        </w:tc>
+        <w:tc>
+          <w:tcPr>
+            <w:tcW w:type="dxa" w:w="1022"/>
+          </w:tcPr>
+          <w:p>
+            <w:r>
+              <w:rPr>
+                <w:sz w:val="24"/>
+              </w:rPr>
+              <w:t xml:space="preserve"> </w:t>
+            </w:r>
+          </w:p>
+        </w:tc>
+        <w:tc>
+          <w:tcPr>
+            <w:tcW w:type="dxa" w:w="1022"/>
+          </w:tcPr>
+          <w:p>
+            <w:r>
+              <w:rPr>
+                <w:sz w:val="24"/>
+              </w:rPr>
+              <w:t xml:space="preserve"> </w:t>
+            </w:r>
+          </w:p>
+        </w:tc>
+        <w:tc>
+          <w:tcPr>
+            <w:tcW w:type="dxa" w:w="1022"/>
+          </w:tcPr>
+          <w:p>
+            <w:r>
+              <w:rPr>
+                <w:sz w:val="24"/>
+              </w:rPr>
+              <w:t xml:space="preserve"> </w:t>
+            </w:r>
+          </w:p>
+        </w:tc>
+        <w:tc>
+          <w:tcPr>
+            <w:tcW w:type="dxa" w:w="1022"/>
+          </w:tcPr>
+          <w:p>
+            <w:r>
+              <w:rPr>
+                <w:sz w:val="24"/>
+              </w:rPr>
+              <w:t xml:space="preserve"> </w:t>
+            </w:r>
+          </w:p>
+        </w:tc>
+        <w:tc>
+          <w:tcPr>
+            <w:tcW w:type="dxa" w:w="1022"/>
+          </w:tcPr>
+          <w:p>
+            <w:r>
+              <w:rPr>
+                <w:sz w:val="24"/>
+              </w:rPr>
+              <w:t xml:space="preserve"> </w:t>
+            </w:r>
+          </w:p>
+        </w:tc>
+        <w:tc>
+          <w:tcPr>
+            <w:tcW w:type="dxa" w:w="1022"/>
+          </w:tcPr>
+          <w:p>
+            <w:r>
+              <w:rPr>
+                <w:sz w:val="24"/>
+              </w:rPr>
+              <w:t xml:space="preserve"> </w:t>
+            </w:r>
+          </w:p>
+        </w:tc>
+        <w:tc>
+          <w:tcPr>
+            <w:tcW w:type="dxa" w:w="1022"/>
+          </w:tcPr>
+          <w:p>
+            <w:r>
+              <w:rPr>
+                <w:sz w:val="24"/>
+              </w:rPr>
+              <w:t xml:space="preserve"> </w:t>
+            </w:r>
+          </w:p>
+        </w:tc>
+        <w:tc>
+          <w:tcPr>
+            <w:tcW w:type="dxa" w:w="1022"/>
+          </w:tcPr>
+          <w:p>
+            <w:r>
+              <w:rPr>
+                <w:sz w:val="24"/>
+              </w:rPr>
+              <w:t xml:space="preserve"> </w:t>
+            </w:r>
+          </w:p>
+        </w:tc>
+        <w:tc>
+          <w:tcPr>
+            <w:tcW w:type="dxa" w:w="1022"/>
+          </w:tcPr>
+          <w:p>
+            <w:r>
+              <w:rPr>
+                <w:sz w:val="24"/>
+              </w:rPr>
+              <w:t xml:space="preserve"> </w:t>
+            </w:r>
+          </w:p>
+        </w:tc>
+        <w:tc>
+          <w:tcPr>
+            <w:tcW w:type="dxa" w:w="1022"/>
+          </w:tcPr>
+          <w:p>
+            <w:r>
+              <w:rPr>
+                <w:sz w:val="24"/>
+              </w:rPr>
+              <w:t xml:space="preserve"> </w:t>
+            </w:r>
+          </w:p>
+        </w:tc>
+        <w:tc>
+          <w:tcPr>
+            <w:tcW w:type="dxa" w:w="1022"/>
+          </w:tcPr>
+          <w:p>
+            <w:r>
+              <w:rPr>
+                <w:sz w:val="24"/>
+              </w:rPr>
+              <w:t xml:space="preserve"> </w:t>
+            </w:r>
+          </w:p>
+        </w:tc>
+      </w:tr>
+    </w:tbl>
+    <w:p>
+      <w:r>
+        <w:br w:type="page"/>
+      </w:r>
+    </w:p>
+    <w:p>
+      <w:pPr>
+        <w:spacing w:line="276" w:lineRule="auto" w:after="0"/>
+        <w:jc w:val="center"/>
+      </w:pPr>
+      <w:r>
+        <w:rPr>
+          <w:rFonts w:ascii="Bookman Old Style" w:hAnsi="Bookman Old Style"/>
+          <w:sz w:val="24"/>
+        </w:rPr>
+        <w:br/>
+        <w:t>Tabla 13.x.- Costos de Egresos del proyecto.</w:t>
+      </w:r>
+    </w:p>
+    <w:tbl>
+      <w:tblPr>
+        <w:tblStyle w:val="TableGrid"/>
+        <w:tblW w:type="auto" w:w="0"/>
+        <w:tblLook w:firstColumn="1" w:firstRow="1" w:lastColumn="0" w:lastRow="0" w:noHBand="0" w:noVBand="1" w:val="04A0"/>
+      </w:tblPr>
+      <w:tblGrid>
+        <w:gridCol w:w="1022"/>
+        <w:gridCol w:w="1022"/>
+        <w:gridCol w:w="1022"/>
+        <w:gridCol w:w="1022"/>
+        <w:gridCol w:w="1022"/>
+        <w:gridCol w:w="1022"/>
+        <w:gridCol w:w="1022"/>
+        <w:gridCol w:w="1022"/>
+        <w:gridCol w:w="1022"/>
+        <w:gridCol w:w="1022"/>
+        <w:gridCol w:w="1022"/>
+        <w:gridCol w:w="1022"/>
+        <w:gridCol w:w="1022"/>
+      </w:tblGrid>
+      <w:tr>
+        <w:tc>
+          <w:tcPr>
+            <w:tcW w:type="dxa" w:w="1022"/>
+            <w:shd w:val="clear" w:color="auto" w:fill="0070C0"/>
+          </w:tcPr>
+          <w:p>
+            <w:r>
+              <w:rPr>
+                <w:sz w:val="24"/>
+              </w:rPr>
+              <w:t xml:space="preserve"> </w:t>
+            </w:r>
+          </w:p>
+        </w:tc>
+        <w:tc>
+          <w:tcPr>
+            <w:tcW w:type="dxa" w:w="1022"/>
+            <w:shd w:val="clear" w:color="auto" w:fill="0070C0"/>
+          </w:tcPr>
+          <w:p>
+            <w:r>
+              <w:rPr>
+                <w:sz w:val="24"/>
+              </w:rPr>
+              <w:t xml:space="preserve"> </w:t>
+            </w:r>
+          </w:p>
+        </w:tc>
+        <w:tc>
+          <w:tcPr>
+            <w:tcW w:type="dxa" w:w="1022"/>
+            <w:shd w:val="clear" w:color="auto" w:fill="0070C0"/>
+          </w:tcPr>
+          <w:p>
+            <w:r>
+              <w:rPr>
+                <w:sz w:val="24"/>
+              </w:rPr>
+              <w:t xml:space="preserve"> </w:t>
+            </w:r>
+          </w:p>
+        </w:tc>
+        <w:tc>
+          <w:tcPr>
+            <w:tcW w:type="dxa" w:w="1022"/>
+            <w:shd w:val="clear" w:color="auto" w:fill="0070C0"/>
+          </w:tcPr>
+          <w:p>
+            <w:r>
+              <w:rPr>
+                <w:sz w:val="24"/>
+              </w:rPr>
+              <w:t xml:space="preserve"> </w:t>
+            </w:r>
+          </w:p>
+        </w:tc>
+        <w:tc>
+          <w:tcPr>
+            <w:tcW w:type="dxa" w:w="1022"/>
+            <w:shd w:val="clear" w:color="auto" w:fill="0070C0"/>
+          </w:tcPr>
+          <w:p>
+            <w:r>
+              <w:rPr>
+                <w:sz w:val="24"/>
+              </w:rPr>
+              <w:t xml:space="preserve"> </w:t>
+            </w:r>
+          </w:p>
+        </w:tc>
+        <w:tc>
+          <w:tcPr>
+            <w:tcW w:type="dxa" w:w="1022"/>
+            <w:shd w:val="clear" w:color="auto" w:fill="0070C0"/>
+          </w:tcPr>
+          <w:p>
+            <w:r>
+              <w:rPr>
+                <w:sz w:val="24"/>
+              </w:rPr>
+              <w:t xml:space="preserve"> </w:t>
+            </w:r>
+          </w:p>
+        </w:tc>
+        <w:tc>
+          <w:tcPr>
+            <w:tcW w:type="dxa" w:w="1022"/>
+            <w:shd w:val="clear" w:color="auto" w:fill="0070C0"/>
+          </w:tcPr>
+          <w:p>
+            <w:r>
+              <w:rPr>
+                <w:sz w:val="24"/>
+              </w:rPr>
+              <w:t xml:space="preserve"> </w:t>
+            </w:r>
+          </w:p>
+        </w:tc>
+        <w:tc>
+          <w:tcPr>
+            <w:tcW w:type="dxa" w:w="1022"/>
+            <w:shd w:val="clear" w:color="auto" w:fill="0070C0"/>
+          </w:tcPr>
+          <w:p>
+            <w:r>
+              <w:rPr>
+                <w:sz w:val="24"/>
+              </w:rPr>
+              <w:t xml:space="preserve"> </w:t>
+            </w:r>
+          </w:p>
+        </w:tc>
+        <w:tc>
+          <w:tcPr>
+            <w:tcW w:type="dxa" w:w="1022"/>
+            <w:shd w:val="clear" w:color="auto" w:fill="0070C0"/>
+          </w:tcPr>
+          <w:p>
+            <w:r>
+              <w:rPr>
+                <w:sz w:val="24"/>
+              </w:rPr>
+              <w:t xml:space="preserve"> </w:t>
+            </w:r>
+          </w:p>
+        </w:tc>
+        <w:tc>
+          <w:tcPr>
+            <w:tcW w:type="dxa" w:w="1022"/>
+            <w:shd w:val="clear" w:color="auto" w:fill="0070C0"/>
+          </w:tcPr>
+          <w:p>
+            <w:r>
+              <w:rPr>
+                <w:sz w:val="24"/>
+              </w:rPr>
+              <w:t xml:space="preserve"> </w:t>
+            </w:r>
+          </w:p>
+        </w:tc>
+        <w:tc>
+          <w:tcPr>
+            <w:tcW w:type="dxa" w:w="1022"/>
+            <w:shd w:val="clear" w:color="auto" w:fill="0070C0"/>
+          </w:tcPr>
+          <w:p>
+            <w:r>
+              <w:rPr>
+                <w:sz w:val="24"/>
+              </w:rPr>
+              <w:t xml:space="preserve"> </w:t>
+            </w:r>
+          </w:p>
+        </w:tc>
+        <w:tc>
+          <w:tcPr>
+            <w:tcW w:type="dxa" w:w="1022"/>
+            <w:shd w:val="clear" w:color="auto" w:fill="0070C0"/>
+          </w:tcPr>
+          <w:p>
+            <w:r>
+              <w:rPr>
+                <w:sz w:val="24"/>
+              </w:rPr>
+              <w:t xml:space="preserve"> </w:t>
+            </w:r>
+          </w:p>
+        </w:tc>
+        <w:tc>
+          <w:tcPr>
+            <w:tcW w:type="dxa" w:w="1022"/>
+            <w:shd w:val="clear" w:color="auto" w:fill="0070C0"/>
+          </w:tcPr>
+          <w:p>
+            <w:r>
+              <w:rPr>
+                <w:sz w:val="24"/>
+              </w:rPr>
+              <w:t xml:space="preserve"> </w:t>
+            </w:r>
+          </w:p>
+        </w:tc>
+      </w:tr>
+      <w:tr>
+        <w:tc>
+          <w:tcPr>
+            <w:tcW w:type="dxa" w:w="1022"/>
+          </w:tcPr>
+          <w:p>
+            <w:r>
+              <w:rPr>
+                <w:sz w:val="24"/>
+              </w:rPr>
+              <w:t xml:space="preserve"> </w:t>
+            </w:r>
+          </w:p>
+        </w:tc>
+        <w:tc>
+          <w:tcPr>
+            <w:tcW w:type="dxa" w:w="1022"/>
+          </w:tcPr>
+          <w:p>
+            <w:r>
+              <w:rPr>
+                <w:sz w:val="24"/>
+              </w:rPr>
+              <w:t xml:space="preserve"> </w:t>
+            </w:r>
+          </w:p>
+        </w:tc>
+        <w:tc>
+          <w:tcPr>
+            <w:tcW w:type="dxa" w:w="1022"/>
+          </w:tcPr>
+          <w:p>
+            <w:r>
+              <w:rPr>
+                <w:sz w:val="24"/>
+              </w:rPr>
+              <w:t xml:space="preserve"> </w:t>
+            </w:r>
+          </w:p>
+        </w:tc>
+        <w:tc>
+          <w:tcPr>
+            <w:tcW w:type="dxa" w:w="1022"/>
+          </w:tcPr>
+          <w:p>
+            <w:r>
+              <w:rPr>
+                <w:sz w:val="24"/>
+              </w:rPr>
+              <w:t xml:space="preserve"> </w:t>
+            </w:r>
+          </w:p>
+        </w:tc>
+        <w:tc>
+          <w:tcPr>
+            <w:tcW w:type="dxa" w:w="1022"/>
+          </w:tcPr>
+          <w:p>
+            <w:r>
+              <w:rPr>
+                <w:sz w:val="24"/>
+              </w:rPr>
+              <w:t xml:space="preserve"> </w:t>
+            </w:r>
+          </w:p>
+        </w:tc>
+        <w:tc>
+          <w:tcPr>
+            <w:tcW w:type="dxa" w:w="1022"/>
+          </w:tcPr>
+          <w:p>
+            <w:r>
+              <w:rPr>
+                <w:sz w:val="24"/>
+              </w:rPr>
+              <w:t xml:space="preserve"> </w:t>
+            </w:r>
+          </w:p>
+        </w:tc>
+        <w:tc>
+          <w:tcPr>
+            <w:tcW w:type="dxa" w:w="1022"/>
+          </w:tcPr>
+          <w:p>
+            <w:r>
+              <w:rPr>
+                <w:sz w:val="24"/>
+              </w:rPr>
+              <w:t xml:space="preserve"> </w:t>
+            </w:r>
+          </w:p>
+        </w:tc>
+        <w:tc>
+          <w:tcPr>
+            <w:tcW w:type="dxa" w:w="1022"/>
+          </w:tcPr>
+          <w:p>
+            <w:r>
+              <w:rPr>
+                <w:sz w:val="24"/>
+              </w:rPr>
+              <w:t xml:space="preserve"> </w:t>
+            </w:r>
+          </w:p>
+        </w:tc>
+        <w:tc>
+          <w:tcPr>
+            <w:tcW w:type="dxa" w:w="1022"/>
+          </w:tcPr>
+          <w:p>
+            <w:r>
+              <w:rPr>
+                <w:sz w:val="24"/>
+              </w:rPr>
+              <w:t xml:space="preserve"> </w:t>
+            </w:r>
+          </w:p>
+        </w:tc>
+        <w:tc>
+          <w:tcPr>
+            <w:tcW w:type="dxa" w:w="1022"/>
+          </w:tcPr>
+          <w:p>
+            <w:r>
+              <w:rPr>
+                <w:sz w:val="24"/>
+              </w:rPr>
+              <w:t xml:space="preserve"> </w:t>
+            </w:r>
+          </w:p>
+        </w:tc>
+        <w:tc>
+          <w:tcPr>
+            <w:tcW w:type="dxa" w:w="1022"/>
+          </w:tcPr>
+          <w:p>
+            <w:r>
+              <w:rPr>
+                <w:sz w:val="24"/>
+              </w:rPr>
+              <w:t xml:space="preserve"> </w:t>
+            </w:r>
+          </w:p>
+        </w:tc>
+        <w:tc>
+          <w:tcPr>
+            <w:tcW w:type="dxa" w:w="1022"/>
+          </w:tcPr>
+          <w:p>
+            <w:r>
+              <w:rPr>
+                <w:sz w:val="24"/>
+              </w:rPr>
+              <w:t xml:space="preserve"> </w:t>
+            </w:r>
+          </w:p>
+        </w:tc>
+        <w:tc>
+          <w:tcPr>
+            <w:tcW w:type="dxa" w:w="1022"/>
+          </w:tcPr>
+          <w:p>
+            <w:r>
+              <w:rPr>
+                <w:sz w:val="24"/>
+              </w:rPr>
+              <w:t xml:space="preserve"> </w:t>
+            </w:r>
+          </w:p>
+        </w:tc>
+      </w:tr>
+      <w:tr>
+        <w:tc>
+          <w:tcPr>
+            <w:tcW w:type="dxa" w:w="1022"/>
+          </w:tcPr>
+          <w:p>
+            <w:r>
+              <w:rPr>
+                <w:sz w:val="24"/>
+              </w:rPr>
+              <w:t xml:space="preserve"> </w:t>
+            </w:r>
+          </w:p>
+        </w:tc>
+        <w:tc>
+          <w:tcPr>
+            <w:tcW w:type="dxa" w:w="1022"/>
+          </w:tcPr>
+          <w:p>
+            <w:r>
+              <w:rPr>
+                <w:sz w:val="24"/>
+              </w:rPr>
+              <w:t xml:space="preserve"> </w:t>
+            </w:r>
+          </w:p>
+        </w:tc>
+        <w:tc>
+          <w:tcPr>
+            <w:tcW w:type="dxa" w:w="1022"/>
+          </w:tcPr>
+          <w:p>
+            <w:r>
+              <w:rPr>
+                <w:sz w:val="24"/>
+              </w:rPr>
+              <w:t xml:space="preserve"> </w:t>
+            </w:r>
+          </w:p>
+        </w:tc>
+        <w:tc>
+          <w:tcPr>
+            <w:tcW w:type="dxa" w:w="1022"/>
+          </w:tcPr>
+          <w:p>
+            <w:r>
+              <w:rPr>
+                <w:sz w:val="24"/>
+              </w:rPr>
+              <w:t xml:space="preserve"> </w:t>
+            </w:r>
+          </w:p>
+        </w:tc>
+        <w:tc>
+          <w:tcPr>
+            <w:tcW w:type="dxa" w:w="1022"/>
+          </w:tcPr>
+          <w:p>
+            <w:r>
+              <w:rPr>
+                <w:sz w:val="24"/>
+              </w:rPr>
+              <w:t xml:space="preserve"> </w:t>
+            </w:r>
+          </w:p>
+        </w:tc>
+        <w:tc>
+          <w:tcPr>
+            <w:tcW w:type="dxa" w:w="1022"/>
+          </w:tcPr>
+          <w:p>
+            <w:r>
+              <w:rPr>
+                <w:sz w:val="24"/>
+              </w:rPr>
+              <w:t xml:space="preserve"> </w:t>
+            </w:r>
+          </w:p>
+        </w:tc>
+        <w:tc>
+          <w:tcPr>
+            <w:tcW w:type="dxa" w:w="1022"/>
+          </w:tcPr>
+          <w:p>
+            <w:r>
+              <w:rPr>
+                <w:sz w:val="24"/>
+              </w:rPr>
+              <w:t xml:space="preserve"> </w:t>
+            </w:r>
+          </w:p>
+        </w:tc>
+        <w:tc>
+          <w:tcPr>
+            <w:tcW w:type="dxa" w:w="1022"/>
+          </w:tcPr>
+          <w:p>
+            <w:r>
+              <w:rPr>
+                <w:sz w:val="24"/>
+              </w:rPr>
+              <w:t xml:space="preserve"> </w:t>
+            </w:r>
+          </w:p>
+        </w:tc>
+        <w:tc>
+          <w:tcPr>
+            <w:tcW w:type="dxa" w:w="1022"/>
+          </w:tcPr>
+          <w:p>
+            <w:r>
+              <w:rPr>
+                <w:sz w:val="24"/>
+              </w:rPr>
+              <w:t xml:space="preserve"> </w:t>
+            </w:r>
+          </w:p>
+        </w:tc>
+        <w:tc>
+          <w:tcPr>
+            <w:tcW w:type="dxa" w:w="1022"/>
+          </w:tcPr>
+          <w:p>
+            <w:r>
+              <w:rPr>
+                <w:sz w:val="24"/>
+              </w:rPr>
+              <w:t xml:space="preserve"> </w:t>
+            </w:r>
+          </w:p>
+        </w:tc>
+        <w:tc>
+          <w:tcPr>
+            <w:tcW w:type="dxa" w:w="1022"/>
+          </w:tcPr>
+          <w:p>
+            <w:r>
+              <w:rPr>
+                <w:sz w:val="24"/>
+              </w:rPr>
+              <w:t xml:space="preserve"> </w:t>
+            </w:r>
+          </w:p>
+        </w:tc>
+        <w:tc>
+          <w:tcPr>
+            <w:tcW w:type="dxa" w:w="1022"/>
+          </w:tcPr>
+          <w:p>
+            <w:r>
+              <w:rPr>
+                <w:sz w:val="24"/>
+              </w:rPr>
+              <w:t xml:space="preserve"> </w:t>
+            </w:r>
+          </w:p>
+        </w:tc>
+        <w:tc>
+          <w:tcPr>
+            <w:tcW w:type="dxa" w:w="1022"/>
+          </w:tcPr>
+          <w:p>
+            <w:r>
+              <w:rPr>
+                <w:sz w:val="24"/>
+              </w:rPr>
+              <w:t xml:space="preserve"> </w:t>
+            </w:r>
+          </w:p>
+        </w:tc>
+      </w:tr>
+      <w:tr>
+        <w:tc>
+          <w:tcPr>
+            <w:tcW w:type="dxa" w:w="1022"/>
+          </w:tcPr>
+          <w:p>
+            <w:r>
+              <w:rPr>
+                <w:sz w:val="24"/>
+              </w:rPr>
+              <w:t xml:space="preserve"> </w:t>
+            </w:r>
+          </w:p>
+        </w:tc>
+        <w:tc>
+          <w:tcPr>
+            <w:tcW w:type="dxa" w:w="1022"/>
+          </w:tcPr>
+          <w:p>
+            <w:r>
+              <w:rPr>
+                <w:sz w:val="24"/>
+              </w:rPr>
+              <w:t xml:space="preserve"> </w:t>
+            </w:r>
+          </w:p>
+        </w:tc>
+        <w:tc>
+          <w:tcPr>
+            <w:tcW w:type="dxa" w:w="1022"/>
+          </w:tcPr>
+          <w:p>
+            <w:r>
+              <w:rPr>
+                <w:sz w:val="24"/>
+              </w:rPr>
+              <w:t xml:space="preserve"> </w:t>
+            </w:r>
+          </w:p>
+        </w:tc>
+        <w:tc>
+          <w:tcPr>
+            <w:tcW w:type="dxa" w:w="1022"/>
+          </w:tcPr>
+          <w:p>
+            <w:r>
+              <w:rPr>
+                <w:sz w:val="24"/>
+              </w:rPr>
+              <w:t xml:space="preserve"> </w:t>
+            </w:r>
+          </w:p>
+        </w:tc>
+        <w:tc>
+          <w:tcPr>
+            <w:tcW w:type="dxa" w:w="1022"/>
+          </w:tcPr>
+          <w:p>
+            <w:r>
+              <w:rPr>
+                <w:sz w:val="24"/>
+              </w:rPr>
+              <w:t xml:space="preserve"> </w:t>
+            </w:r>
+          </w:p>
+        </w:tc>
+        <w:tc>
+          <w:tcPr>
+            <w:tcW w:type="dxa" w:w="1022"/>
+          </w:tcPr>
+          <w:p>
+            <w:r>
+              <w:rPr>
+                <w:sz w:val="24"/>
+              </w:rPr>
+              <w:t xml:space="preserve"> </w:t>
+            </w:r>
+          </w:p>
+        </w:tc>
+        <w:tc>
+          <w:tcPr>
+            <w:tcW w:type="dxa" w:w="1022"/>
+          </w:tcPr>
+          <w:p>
+            <w:r>
+              <w:rPr>
+                <w:sz w:val="24"/>
+              </w:rPr>
+              <w:t xml:space="preserve"> </w:t>
+            </w:r>
+          </w:p>
+        </w:tc>
+        <w:tc>
+          <w:tcPr>
+            <w:tcW w:type="dxa" w:w="1022"/>
+          </w:tcPr>
+          <w:p>
+            <w:r>
+              <w:rPr>
+                <w:sz w:val="24"/>
+              </w:rPr>
+              <w:t xml:space="preserve"> </w:t>
+            </w:r>
+          </w:p>
+        </w:tc>
+        <w:tc>
+          <w:tcPr>
+            <w:tcW w:type="dxa" w:w="1022"/>
+          </w:tcPr>
+          <w:p>
+            <w:r>
+              <w:rPr>
+                <w:sz w:val="24"/>
+              </w:rPr>
+              <w:t xml:space="preserve"> </w:t>
+            </w:r>
+          </w:p>
+        </w:tc>
+        <w:tc>
+          <w:tcPr>
+            <w:tcW w:type="dxa" w:w="1022"/>
+          </w:tcPr>
+          <w:p>
+            <w:r>
+              <w:rPr>
+                <w:sz w:val="24"/>
+              </w:rPr>
+              <w:t xml:space="preserve"> </w:t>
+            </w:r>
+          </w:p>
+        </w:tc>
+        <w:tc>
+          <w:tcPr>
+            <w:tcW w:type="dxa" w:w="1022"/>
+          </w:tcPr>
+          <w:p>
+            <w:r>
+              <w:rPr>
+                <w:sz w:val="24"/>
+              </w:rPr>
+              <w:t xml:space="preserve"> </w:t>
+            </w:r>
+          </w:p>
+        </w:tc>
+        <w:tc>
+          <w:tcPr>
+            <w:tcW w:type="dxa" w:w="1022"/>
+          </w:tcPr>
+          <w:p>
+            <w:r>
+              <w:rPr>
+                <w:sz w:val="24"/>
+              </w:rPr>
+              <w:t xml:space="preserve"> </w:t>
+            </w:r>
+          </w:p>
+        </w:tc>
+        <w:tc>
+          <w:tcPr>
+            <w:tcW w:type="dxa" w:w="1022"/>
+          </w:tcPr>
+          <w:p>
+            <w:r>
+              <w:rPr>
+                <w:sz w:val="24"/>
+              </w:rPr>
+              <w:t xml:space="preserve"> </w:t>
+            </w:r>
+          </w:p>
+        </w:tc>
+      </w:tr>
+      <w:tr>
+        <w:tc>
+          <w:tcPr>
+            <w:tcW w:type="dxa" w:w="1022"/>
+          </w:tcPr>
+          <w:p>
+            <w:r>
+              <w:rPr>
+                <w:sz w:val="24"/>
+              </w:rPr>
+              <w:t xml:space="preserve"> </w:t>
+            </w:r>
+          </w:p>
+        </w:tc>
+        <w:tc>
+          <w:tcPr>
+            <w:tcW w:type="dxa" w:w="1022"/>
+          </w:tcPr>
+          <w:p>
+            <w:r>
+              <w:rPr>
+                <w:sz w:val="24"/>
+              </w:rPr>
+              <w:t xml:space="preserve"> </w:t>
+            </w:r>
+          </w:p>
+        </w:tc>
+        <w:tc>
+          <w:tcPr>
+            <w:tcW w:type="dxa" w:w="1022"/>
+          </w:tcPr>
+          <w:p>
+            <w:r>
+              <w:rPr>
+                <w:sz w:val="24"/>
+              </w:rPr>
+              <w:t xml:space="preserve"> </w:t>
+            </w:r>
+          </w:p>
+        </w:tc>
+        <w:tc>
+          <w:tcPr>
+            <w:tcW w:type="dxa" w:w="1022"/>
+          </w:tcPr>
+          <w:p>
+            <w:r>
+              <w:rPr>
+                <w:sz w:val="24"/>
+              </w:rPr>
+              <w:t xml:space="preserve"> </w:t>
+            </w:r>
+          </w:p>
+        </w:tc>
+        <w:tc>
+          <w:tcPr>
+            <w:tcW w:type="dxa" w:w="1022"/>
+          </w:tcPr>
+          <w:p>
+            <w:r>
+              <w:rPr>
+                <w:sz w:val="24"/>
+              </w:rPr>
+              <w:t xml:space="preserve"> </w:t>
+            </w:r>
+          </w:p>
+        </w:tc>
+        <w:tc>
+          <w:tcPr>
+            <w:tcW w:type="dxa" w:w="1022"/>
+          </w:tcPr>
+          <w:p>
+            <w:r>
+              <w:rPr>
+                <w:sz w:val="24"/>
+              </w:rPr>
+              <w:t xml:space="preserve"> </w:t>
+            </w:r>
+          </w:p>
+        </w:tc>
+        <w:tc>
+          <w:tcPr>
+            <w:tcW w:type="dxa" w:w="1022"/>
+          </w:tcPr>
+          <w:p>
+            <w:r>
+              <w:rPr>
+                <w:sz w:val="24"/>
+              </w:rPr>
+              <w:t xml:space="preserve"> </w:t>
+            </w:r>
+          </w:p>
+        </w:tc>
+        <w:tc>
+          <w:tcPr>
+            <w:tcW w:type="dxa" w:w="1022"/>
+          </w:tcPr>
+          <w:p>
+            <w:r>
+              <w:rPr>
+                <w:sz w:val="24"/>
+              </w:rPr>
+              <w:t xml:space="preserve"> </w:t>
+            </w:r>
+          </w:p>
+        </w:tc>
+        <w:tc>
+          <w:tcPr>
+            <w:tcW w:type="dxa" w:w="1022"/>
+          </w:tcPr>
+          <w:p>
+            <w:r>
+              <w:rPr>
+                <w:sz w:val="24"/>
+              </w:rPr>
+              <w:t xml:space="preserve"> </w:t>
+            </w:r>
+          </w:p>
+        </w:tc>
+        <w:tc>
+          <w:tcPr>
+            <w:tcW w:type="dxa" w:w="1022"/>
+          </w:tcPr>
+          <w:p>
+            <w:r>
+              <w:rPr>
+                <w:sz w:val="24"/>
+              </w:rPr>
+              <w:t xml:space="preserve"> </w:t>
+            </w:r>
+          </w:p>
+        </w:tc>
+        <w:tc>
+          <w:tcPr>
+            <w:tcW w:type="dxa" w:w="1022"/>
+          </w:tcPr>
+          <w:p>
+            <w:r>
+              <w:rPr>
+                <w:sz w:val="24"/>
+              </w:rPr>
+              <w:t xml:space="preserve"> </w:t>
+            </w:r>
+          </w:p>
+        </w:tc>
+        <w:tc>
+          <w:tcPr>
+            <w:tcW w:type="dxa" w:w="1022"/>
+          </w:tcPr>
+          <w:p>
+            <w:r>
+              <w:rPr>
+                <w:sz w:val="24"/>
+              </w:rPr>
+              <w:t xml:space="preserve"> </w:t>
+            </w:r>
+          </w:p>
+        </w:tc>
+        <w:tc>
+          <w:tcPr>
+            <w:tcW w:type="dxa" w:w="1022"/>
+          </w:tcPr>
+          <w:p>
+            <w:r>
+              <w:rPr>
+                <w:sz w:val="24"/>
+              </w:rPr>
+              <w:t xml:space="preserve"> </w:t>
+            </w:r>
+          </w:p>
+        </w:tc>
+      </w:tr>
+      <w:tr>
+        <w:tc>
+          <w:tcPr>
+            <w:tcW w:type="dxa" w:w="1022"/>
+          </w:tcPr>
+          <w:p>
+            <w:r>
+              <w:rPr>
+                <w:sz w:val="24"/>
+              </w:rPr>
+              <w:t xml:space="preserve"> </w:t>
+            </w:r>
+          </w:p>
+        </w:tc>
+        <w:tc>
+          <w:tcPr>
+            <w:tcW w:type="dxa" w:w="1022"/>
+          </w:tcPr>
+          <w:p>
+            <w:r>
+              <w:rPr>
+                <w:sz w:val="24"/>
+              </w:rPr>
+              <w:t xml:space="preserve"> </w:t>
+            </w:r>
+          </w:p>
+        </w:tc>
+        <w:tc>
+          <w:tcPr>
+            <w:tcW w:type="dxa" w:w="1022"/>
+          </w:tcPr>
+          <w:p>
+            <w:r>
+              <w:rPr>
+                <w:sz w:val="24"/>
+              </w:rPr>
+              <w:t xml:space="preserve"> </w:t>
+            </w:r>
+          </w:p>
+        </w:tc>
+        <w:tc>
+          <w:tcPr>
+            <w:tcW w:type="dxa" w:w="1022"/>
+          </w:tcPr>
+          <w:p>
+            <w:r>
+              <w:rPr>
+                <w:sz w:val="24"/>
+              </w:rPr>
+              <w:t xml:space="preserve"> </w:t>
+            </w:r>
+          </w:p>
+        </w:tc>
+        <w:tc>
+          <w:tcPr>
+            <w:tcW w:type="dxa" w:w="1022"/>
+          </w:tcPr>
+          <w:p>
+            <w:r>
+              <w:rPr>
+                <w:sz w:val="24"/>
+              </w:rPr>
+              <w:t xml:space="preserve"> </w:t>
+            </w:r>
+          </w:p>
+        </w:tc>
+        <w:tc>
+          <w:tcPr>
+            <w:tcW w:type="dxa" w:w="1022"/>
+          </w:tcPr>
+          <w:p>
+            <w:r>
+              <w:rPr>
+                <w:sz w:val="24"/>
+              </w:rPr>
+              <w:t xml:space="preserve"> </w:t>
+            </w:r>
+          </w:p>
+        </w:tc>
+        <w:tc>
+          <w:tcPr>
+            <w:tcW w:type="dxa" w:w="1022"/>
+          </w:tcPr>
+          <w:p>
+            <w:r>
+              <w:rPr>
+                <w:sz w:val="24"/>
+              </w:rPr>
+              <w:t xml:space="preserve"> </w:t>
+            </w:r>
+          </w:p>
+        </w:tc>
+        <w:tc>
+          <w:tcPr>
+            <w:tcW w:type="dxa" w:w="1022"/>
+          </w:tcPr>
+          <w:p>
+            <w:r>
+              <w:rPr>
+                <w:sz w:val="24"/>
+              </w:rPr>
+              <w:t xml:space="preserve"> </w:t>
+            </w:r>
+          </w:p>
+        </w:tc>
+        <w:tc>
+          <w:tcPr>
+            <w:tcW w:type="dxa" w:w="1022"/>
+          </w:tcPr>
+          <w:p>
+            <w:r>
+              <w:rPr>
+                <w:sz w:val="24"/>
+              </w:rPr>
+              <w:t xml:space="preserve"> </w:t>
+            </w:r>
+          </w:p>
+        </w:tc>
+        <w:tc>
+          <w:tcPr>
+            <w:tcW w:type="dxa" w:w="1022"/>
+          </w:tcPr>
+          <w:p>
+            <w:r>
+              <w:rPr>
+                <w:sz w:val="24"/>
+              </w:rPr>
+              <w:t xml:space="preserve"> </w:t>
+            </w:r>
+          </w:p>
+        </w:tc>
+        <w:tc>
+          <w:tcPr>
+            <w:tcW w:type="dxa" w:w="1022"/>
+          </w:tcPr>
+          <w:p>
+            <w:r>
+              <w:rPr>
+                <w:sz w:val="24"/>
+              </w:rPr>
+              <w:t xml:space="preserve"> </w:t>
+            </w:r>
+          </w:p>
+        </w:tc>
+        <w:tc>
+          <w:tcPr>
+            <w:tcW w:type="dxa" w:w="1022"/>
+          </w:tcPr>
+          <w:p>
+            <w:r>
+              <w:rPr>
+                <w:sz w:val="24"/>
+              </w:rPr>
+              <w:t xml:space="preserve"> </w:t>
+            </w:r>
+          </w:p>
+        </w:tc>
+        <w:tc>
+          <w:tcPr>
+            <w:tcW w:type="dxa" w:w="1022"/>
+          </w:tcPr>
+          <w:p>
+            <w:r>
+              <w:rPr>
+                <w:sz w:val="24"/>
+              </w:rPr>
+              <w:t xml:space="preserve"> </w:t>
+            </w:r>
+          </w:p>
+        </w:tc>
+      </w:tr>
+      <w:tr>
+        <w:tc>
+          <w:tcPr>
+            <w:tcW w:type="dxa" w:w="1022"/>
+          </w:tcPr>
+          <w:p>
+            <w:r>
+              <w:rPr>
+                <w:sz w:val="24"/>
+              </w:rPr>
+              <w:t xml:space="preserve"> </w:t>
+            </w:r>
+          </w:p>
+        </w:tc>
+        <w:tc>
+          <w:tcPr>
+            <w:tcW w:type="dxa" w:w="1022"/>
+          </w:tcPr>
+          <w:p>
+            <w:r>
+              <w:rPr>
+                <w:sz w:val="24"/>
+              </w:rPr>
+              <w:t xml:space="preserve"> </w:t>
+            </w:r>
+          </w:p>
+        </w:tc>
+        <w:tc>
+          <w:tcPr>
+            <w:tcW w:type="dxa" w:w="1022"/>
+          </w:tcPr>
+          <w:p>
+            <w:r>
+              <w:rPr>
+                <w:sz w:val="24"/>
+              </w:rPr>
+              <w:t xml:space="preserve"> </w:t>
+            </w:r>
+          </w:p>
+        </w:tc>
+        <w:tc>
+          <w:tcPr>
+            <w:tcW w:type="dxa" w:w="1022"/>
+          </w:tcPr>
+          <w:p>
+            <w:r>
+              <w:rPr>
+                <w:sz w:val="24"/>
+              </w:rPr>
+              <w:t xml:space="preserve"> </w:t>
+            </w:r>
+          </w:p>
+        </w:tc>
+        <w:tc>
+          <w:tcPr>
+            <w:tcW w:type="dxa" w:w="1022"/>
+          </w:tcPr>
+          <w:p>
+            <w:r>
+              <w:rPr>
+                <w:sz w:val="24"/>
+              </w:rPr>
+              <w:t xml:space="preserve"> </w:t>
+            </w:r>
+          </w:p>
+        </w:tc>
+        <w:tc>
+          <w:tcPr>
+            <w:tcW w:type="dxa" w:w="1022"/>
+          </w:tcPr>
+          <w:p>
+            <w:r>
+              <w:rPr>
+                <w:sz w:val="24"/>
+              </w:rPr>
+              <w:t xml:space="preserve"> </w:t>
+            </w:r>
+          </w:p>
+        </w:tc>
+        <w:tc>
+          <w:tcPr>
+            <w:tcW w:type="dxa" w:w="1022"/>
+          </w:tcPr>
+          <w:p>
+            <w:r>
+              <w:rPr>
+                <w:sz w:val="24"/>
+              </w:rPr>
+              <w:t xml:space="preserve"> </w:t>
+            </w:r>
+          </w:p>
+        </w:tc>
+        <w:tc>
+          <w:tcPr>
+            <w:tcW w:type="dxa" w:w="1022"/>
+          </w:tcPr>
+          <w:p>
+            <w:r>
+              <w:rPr>
+                <w:sz w:val="24"/>
+              </w:rPr>
+              <w:t xml:space="preserve"> </w:t>
+            </w:r>
+          </w:p>
+        </w:tc>
+        <w:tc>
+          <w:tcPr>
+            <w:tcW w:type="dxa" w:w="1022"/>
+          </w:tcPr>
+          <w:p>
+            <w:r>
+              <w:rPr>
+                <w:sz w:val="24"/>
+              </w:rPr>
+              <w:t xml:space="preserve"> </w:t>
+            </w:r>
+          </w:p>
+        </w:tc>
+        <w:tc>
+          <w:tcPr>
+            <w:tcW w:type="dxa" w:w="1022"/>
+          </w:tcPr>
+          <w:p>
+            <w:r>
+              <w:rPr>
+                <w:sz w:val="24"/>
+              </w:rPr>
+              <w:t xml:space="preserve"> </w:t>
+            </w:r>
+          </w:p>
+        </w:tc>
+        <w:tc>
+          <w:tcPr>
+            <w:tcW w:type="dxa" w:w="1022"/>
+          </w:tcPr>
+          <w:p>
+            <w:r>
+              <w:rPr>
+                <w:sz w:val="24"/>
+              </w:rPr>
+              <w:t xml:space="preserve"> </w:t>
+            </w:r>
+          </w:p>
+        </w:tc>
+        <w:tc>
+          <w:tcPr>
+            <w:tcW w:type="dxa" w:w="1022"/>
+          </w:tcPr>
+          <w:p>
+            <w:r>
+              <w:rPr>
+                <w:sz w:val="24"/>
+              </w:rPr>
+              <w:t xml:space="preserve"> </w:t>
+            </w:r>
+          </w:p>
+        </w:tc>
+        <w:tc>
+          <w:tcPr>
+            <w:tcW w:type="dxa" w:w="1022"/>
+          </w:tcPr>
+          <w:p>
+            <w:r>
+              <w:rPr>
+                <w:sz w:val="24"/>
+              </w:rPr>
+              <w:t xml:space="preserve"> </w:t>
+            </w:r>
+          </w:p>
+        </w:tc>
+      </w:tr>
+      <w:tr>
+        <w:tc>
+          <w:tcPr>
+            <w:tcW w:type="dxa" w:w="1022"/>
+          </w:tcPr>
+          <w:p>
+            <w:r>
+              <w:rPr>
+                <w:sz w:val="24"/>
+              </w:rPr>
+              <w:t xml:space="preserve"> </w:t>
+            </w:r>
+          </w:p>
+        </w:tc>
+        <w:tc>
+          <w:tcPr>
+            <w:tcW w:type="dxa" w:w="1022"/>
+          </w:tcPr>
+          <w:p>
+            <w:r>
+              <w:rPr>
+                <w:sz w:val="24"/>
+              </w:rPr>
+              <w:t xml:space="preserve"> </w:t>
+            </w:r>
+          </w:p>
+        </w:tc>
+        <w:tc>
+          <w:tcPr>
+            <w:tcW w:type="dxa" w:w="1022"/>
+          </w:tcPr>
+          <w:p>
+            <w:r>
+              <w:rPr>
+                <w:sz w:val="24"/>
+              </w:rPr>
+              <w:t xml:space="preserve"> </w:t>
+            </w:r>
+          </w:p>
+        </w:tc>
+        <w:tc>
+          <w:tcPr>
+            <w:tcW w:type="dxa" w:w="1022"/>
+          </w:tcPr>
+          <w:p>
+            <w:r>
+              <w:rPr>
+                <w:sz w:val="24"/>
+              </w:rPr>
+              <w:t xml:space="preserve"> </w:t>
+            </w:r>
+          </w:p>
+        </w:tc>
+        <w:tc>
+          <w:tcPr>
+            <w:tcW w:type="dxa" w:w="1022"/>
+          </w:tcPr>
+          <w:p>
+            <w:r>
+              <w:rPr>
+                <w:sz w:val="24"/>
+              </w:rPr>
+              <w:t xml:space="preserve"> </w:t>
+            </w:r>
+          </w:p>
+        </w:tc>
+        <w:tc>
+          <w:tcPr>
+            <w:tcW w:type="dxa" w:w="1022"/>
+          </w:tcPr>
+          <w:p>
+            <w:r>
+              <w:rPr>
+                <w:sz w:val="24"/>
+              </w:rPr>
+              <w:t xml:space="preserve"> </w:t>
+            </w:r>
+          </w:p>
+        </w:tc>
+        <w:tc>
+          <w:tcPr>
+            <w:tcW w:type="dxa" w:w="1022"/>
+          </w:tcPr>
+          <w:p>
+            <w:r>
+              <w:rPr>
+                <w:sz w:val="24"/>
+              </w:rPr>
+              <w:t xml:space="preserve"> </w:t>
+            </w:r>
+          </w:p>
+        </w:tc>
+        <w:tc>
+          <w:tcPr>
+            <w:tcW w:type="dxa" w:w="1022"/>
+          </w:tcPr>
+          <w:p>
+            <w:r>
+              <w:rPr>
+                <w:sz w:val="24"/>
+              </w:rPr>
+              <w:t xml:space="preserve"> </w:t>
+            </w:r>
+          </w:p>
+        </w:tc>
+        <w:tc>
+          <w:tcPr>
+            <w:tcW w:type="dxa" w:w="1022"/>
+          </w:tcPr>
+          <w:p>
+            <w:r>
+              <w:rPr>
+                <w:sz w:val="24"/>
+              </w:rPr>
+              <w:t xml:space="preserve"> </w:t>
+            </w:r>
+          </w:p>
+        </w:tc>
+        <w:tc>
+          <w:tcPr>
+            <w:tcW w:type="dxa" w:w="1022"/>
+          </w:tcPr>
+          <w:p>
+            <w:r>
+              <w:rPr>
+                <w:sz w:val="24"/>
+              </w:rPr>
+              <w:t xml:space="preserve"> </w:t>
+            </w:r>
+          </w:p>
+        </w:tc>
+        <w:tc>
+          <w:tcPr>
+            <w:tcW w:type="dxa" w:w="1022"/>
+          </w:tcPr>
+          <w:p>
+            <w:r>
+              <w:rPr>
+                <w:sz w:val="24"/>
+              </w:rPr>
+              <w:t xml:space="preserve"> </w:t>
+            </w:r>
+          </w:p>
+        </w:tc>
+        <w:tc>
+          <w:tcPr>
+            <w:tcW w:type="dxa" w:w="1022"/>
+          </w:tcPr>
+          <w:p>
+            <w:r>
+              <w:rPr>
+                <w:sz w:val="24"/>
+              </w:rPr>
+              <w:t xml:space="preserve"> </w:t>
+            </w:r>
+          </w:p>
+        </w:tc>
+        <w:tc>
+          <w:tcPr>
+            <w:tcW w:type="dxa" w:w="1022"/>
+          </w:tcPr>
+          <w:p>
+            <w:r>
+              <w:rPr>
+                <w:sz w:val="24"/>
+              </w:rPr>
+              <w:t xml:space="preserve"> </w:t>
+            </w:r>
+          </w:p>
+        </w:tc>
+      </w:tr>
+      <w:tr>
+        <w:tc>
+          <w:tcPr>
+            <w:tcW w:type="dxa" w:w="1022"/>
+          </w:tcPr>
+          <w:p>
+            <w:r>
+              <w:rPr>
+                <w:sz w:val="24"/>
+              </w:rPr>
+              <w:t xml:space="preserve"> </w:t>
+            </w:r>
+          </w:p>
+        </w:tc>
+        <w:tc>
+          <w:tcPr>
+            <w:tcW w:type="dxa" w:w="1022"/>
+          </w:tcPr>
+          <w:p>
+            <w:r>
+              <w:rPr>
+                <w:sz w:val="24"/>
+              </w:rPr>
+              <w:t xml:space="preserve"> </w:t>
+            </w:r>
+          </w:p>
+        </w:tc>
+        <w:tc>
+          <w:tcPr>
+            <w:tcW w:type="dxa" w:w="1022"/>
+          </w:tcPr>
+          <w:p>
+            <w:r>
+              <w:rPr>
+                <w:sz w:val="24"/>
+              </w:rPr>
+              <w:t xml:space="preserve"> </w:t>
+            </w:r>
+          </w:p>
+        </w:tc>
+        <w:tc>
+          <w:tcPr>
+            <w:tcW w:type="dxa" w:w="1022"/>
+          </w:tcPr>
+          <w:p>
+            <w:r>
+              <w:rPr>
+                <w:sz w:val="24"/>
+              </w:rPr>
+              <w:t xml:space="preserve"> </w:t>
+            </w:r>
+          </w:p>
+        </w:tc>
+        <w:tc>
+          <w:tcPr>
+            <w:tcW w:type="dxa" w:w="1022"/>
+          </w:tcPr>
+          <w:p>
+            <w:r>
+              <w:rPr>
+                <w:sz w:val="24"/>
+              </w:rPr>
+              <w:t xml:space="preserve"> </w:t>
+            </w:r>
+          </w:p>
+        </w:tc>
+        <w:tc>
+          <w:tcPr>
+            <w:tcW w:type="dxa" w:w="1022"/>
+          </w:tcPr>
+          <w:p>
+            <w:r>
+              <w:rPr>
+                <w:sz w:val="24"/>
+              </w:rPr>
+              <w:t xml:space="preserve"> </w:t>
+            </w:r>
+          </w:p>
+        </w:tc>
+        <w:tc>
+          <w:tcPr>
+            <w:tcW w:type="dxa" w:w="1022"/>
+          </w:tcPr>
+          <w:p>
+            <w:r>
+              <w:rPr>
+                <w:sz w:val="24"/>
+              </w:rPr>
+              <w:t xml:space="preserve"> </w:t>
+            </w:r>
+          </w:p>
+        </w:tc>
+        <w:tc>
+          <w:tcPr>
+            <w:tcW w:type="dxa" w:w="1022"/>
+          </w:tcPr>
+          <w:p>
+            <w:r>
+              <w:rPr>
+                <w:sz w:val="24"/>
+              </w:rPr>
+              <w:t xml:space="preserve"> </w:t>
+            </w:r>
+          </w:p>
+        </w:tc>
+        <w:tc>
+          <w:tcPr>
+            <w:tcW w:type="dxa" w:w="1022"/>
+          </w:tcPr>
+          <w:p>
+            <w:r>
+              <w:rPr>
+                <w:sz w:val="24"/>
+              </w:rPr>
+              <w:t xml:space="preserve"> </w:t>
+            </w:r>
+          </w:p>
+        </w:tc>
+        <w:tc>
+          <w:tcPr>
+            <w:tcW w:type="dxa" w:w="1022"/>
+          </w:tcPr>
+          <w:p>
+            <w:r>
+              <w:rPr>
+                <w:sz w:val="24"/>
+              </w:rPr>
+              <w:t xml:space="preserve"> </w:t>
+            </w:r>
+          </w:p>
+        </w:tc>
+        <w:tc>
+          <w:tcPr>
+            <w:tcW w:type="dxa" w:w="1022"/>
+          </w:tcPr>
+          <w:p>
+            <w:r>
+              <w:rPr>
+                <w:sz w:val="24"/>
+              </w:rPr>
+              <w:t xml:space="preserve"> </w:t>
+            </w:r>
+          </w:p>
+        </w:tc>
+        <w:tc>
+          <w:tcPr>
+            <w:tcW w:type="dxa" w:w="1022"/>
+          </w:tcPr>
+          <w:p>
+            <w:r>
+              <w:rPr>
+                <w:sz w:val="24"/>
+              </w:rPr>
+              <w:t xml:space="preserve"> </w:t>
+            </w:r>
+          </w:p>
+        </w:tc>
+        <w:tc>
+          <w:tcPr>
+            <w:tcW w:type="dxa" w:w="1022"/>
+          </w:tcPr>
+          <w:p>
+            <w:r>
+              <w:rPr>
+                <w:sz w:val="24"/>
+              </w:rPr>
+              <w:t xml:space="preserve"> </w:t>
+            </w:r>
+          </w:p>
+        </w:tc>
+      </w:tr>
+      <w:tr>
+        <w:tc>
+          <w:tcPr>
+            <w:tcW w:type="dxa" w:w="1022"/>
+          </w:tcPr>
+          <w:p>
+            <w:r>
+              <w:rPr>
+                <w:sz w:val="24"/>
+              </w:rPr>
+              <w:t xml:space="preserve"> </w:t>
+            </w:r>
+          </w:p>
+        </w:tc>
+        <w:tc>
+          <w:tcPr>
+            <w:tcW w:type="dxa" w:w="1022"/>
+          </w:tcPr>
+          <w:p>
+            <w:r>
+              <w:rPr>
+                <w:sz w:val="24"/>
+              </w:rPr>
+              <w:t xml:space="preserve"> </w:t>
+            </w:r>
+          </w:p>
+        </w:tc>
+        <w:tc>
+          <w:tcPr>
+            <w:tcW w:type="dxa" w:w="1022"/>
+          </w:tcPr>
+          <w:p>
+            <w:r>
+              <w:rPr>
+                <w:sz w:val="24"/>
+              </w:rPr>
+              <w:t xml:space="preserve"> </w:t>
+            </w:r>
+          </w:p>
+        </w:tc>
+        <w:tc>
+          <w:tcPr>
+            <w:tcW w:type="dxa" w:w="1022"/>
+          </w:tcPr>
+          <w:p>
+            <w:r>
+              <w:rPr>
+                <w:sz w:val="24"/>
+              </w:rPr>
+              <w:t xml:space="preserve"> </w:t>
+            </w:r>
+          </w:p>
+        </w:tc>
+        <w:tc>
+          <w:tcPr>
+            <w:tcW w:type="dxa" w:w="1022"/>
+          </w:tcPr>
+          <w:p>
+            <w:r>
+              <w:rPr>
+                <w:sz w:val="24"/>
+              </w:rPr>
+              <w:t xml:space="preserve"> </w:t>
+            </w:r>
+          </w:p>
+        </w:tc>
+        <w:tc>
+          <w:tcPr>
+            <w:tcW w:type="dxa" w:w="1022"/>
+          </w:tcPr>
+          <w:p>
+            <w:r>
+              <w:rPr>
+                <w:sz w:val="24"/>
+              </w:rPr>
+              <w:t xml:space="preserve"> </w:t>
+            </w:r>
+          </w:p>
+        </w:tc>
+        <w:tc>
+          <w:tcPr>
+            <w:tcW w:type="dxa" w:w="1022"/>
+          </w:tcPr>
+          <w:p>
+            <w:r>
+              <w:rPr>
+                <w:sz w:val="24"/>
+              </w:rPr>
+              <w:t xml:space="preserve"> </w:t>
+            </w:r>
+          </w:p>
+        </w:tc>
+        <w:tc>
+          <w:tcPr>
+            <w:tcW w:type="dxa" w:w="1022"/>
+          </w:tcPr>
+          <w:p>
+            <w:r>
+              <w:rPr>
+                <w:sz w:val="24"/>
+              </w:rPr>
+              <w:t xml:space="preserve"> </w:t>
+            </w:r>
+          </w:p>
+        </w:tc>
+        <w:tc>
+          <w:tcPr>
+            <w:tcW w:type="dxa" w:w="1022"/>
+          </w:tcPr>
+          <w:p>
+            <w:r>
+              <w:rPr>
+                <w:sz w:val="24"/>
+              </w:rPr>
+              <w:t xml:space="preserve"> </w:t>
+            </w:r>
+          </w:p>
+        </w:tc>
+        <w:tc>
+          <w:tcPr>
+            <w:tcW w:type="dxa" w:w="1022"/>
+          </w:tcPr>
+          <w:p>
+            <w:r>
+              <w:rPr>
+                <w:sz w:val="24"/>
+              </w:rPr>
+              <w:t xml:space="preserve"> </w:t>
+            </w:r>
+          </w:p>
+        </w:tc>
+        <w:tc>
+          <w:tcPr>
+            <w:tcW w:type="dxa" w:w="1022"/>
+          </w:tcPr>
+          <w:p>
+            <w:r>
+              <w:rPr>
+                <w:sz w:val="24"/>
+              </w:rPr>
+              <w:t xml:space="preserve"> </w:t>
+            </w:r>
+          </w:p>
+        </w:tc>
+        <w:tc>
+          <w:tcPr>
+            <w:tcW w:type="dxa" w:w="1022"/>
+          </w:tcPr>
+          <w:p>
+            <w:r>
+              <w:rPr>
+                <w:sz w:val="24"/>
+              </w:rPr>
+              <w:t xml:space="preserve"> </w:t>
+            </w:r>
+          </w:p>
+        </w:tc>
+        <w:tc>
+          <w:tcPr>
+            <w:tcW w:type="dxa" w:w="1022"/>
+          </w:tcPr>
+          <w:p>
+            <w:r>
+              <w:rPr>
+                <w:sz w:val="24"/>
+              </w:rPr>
+              <w:t xml:space="preserve"> </w:t>
+            </w:r>
+          </w:p>
+        </w:tc>
+      </w:tr>
+      <w:tr>
+        <w:tc>
+          <w:tcPr>
+            <w:tcW w:type="dxa" w:w="1022"/>
+          </w:tcPr>
+          <w:p>
+            <w:r>
+              <w:rPr>
+                <w:sz w:val="24"/>
+              </w:rPr>
+              <w:t xml:space="preserve"> </w:t>
+            </w:r>
+          </w:p>
+        </w:tc>
+        <w:tc>
+          <w:tcPr>
+            <w:tcW w:type="dxa" w:w="1022"/>
+          </w:tcPr>
+          <w:p>
+            <w:r>
+              <w:rPr>
+                <w:sz w:val="24"/>
+              </w:rPr>
+              <w:t xml:space="preserve"> </w:t>
+            </w:r>
+          </w:p>
+        </w:tc>
+        <w:tc>
+          <w:tcPr>
+            <w:tcW w:type="dxa" w:w="1022"/>
+          </w:tcPr>
+          <w:p>
+            <w:r>
+              <w:rPr>
+                <w:sz w:val="24"/>
+              </w:rPr>
+              <w:t xml:space="preserve"> </w:t>
+            </w:r>
+          </w:p>
+        </w:tc>
+        <w:tc>
+          <w:tcPr>
+            <w:tcW w:type="dxa" w:w="1022"/>
+          </w:tcPr>
+          <w:p>
+            <w:r>
+              <w:rPr>
+                <w:sz w:val="24"/>
+              </w:rPr>
+              <w:t xml:space="preserve"> </w:t>
+            </w:r>
+          </w:p>
+        </w:tc>
+        <w:tc>
+          <w:tcPr>
+            <w:tcW w:type="dxa" w:w="1022"/>
+          </w:tcPr>
+          <w:p>
+            <w:r>
+              <w:rPr>
+                <w:sz w:val="24"/>
+              </w:rPr>
+              <w:t xml:space="preserve"> </w:t>
+            </w:r>
+          </w:p>
+        </w:tc>
+        <w:tc>
+          <w:tcPr>
+            <w:tcW w:type="dxa" w:w="1022"/>
+          </w:tcPr>
+          <w:p>
+            <w:r>
+              <w:rPr>
+                <w:sz w:val="24"/>
+              </w:rPr>
+              <w:t xml:space="preserve"> </w:t>
+            </w:r>
+          </w:p>
+        </w:tc>
+        <w:tc>
+          <w:tcPr>
+            <w:tcW w:type="dxa" w:w="1022"/>
+          </w:tcPr>
+          <w:p>
+            <w:r>
+              <w:rPr>
+                <w:sz w:val="24"/>
+              </w:rPr>
+              <w:t xml:space="preserve"> </w:t>
+            </w:r>
+          </w:p>
+        </w:tc>
+        <w:tc>
+          <w:tcPr>
+            <w:tcW w:type="dxa" w:w="1022"/>
+          </w:tcPr>
+          <w:p>
+            <w:r>
+              <w:rPr>
+                <w:sz w:val="24"/>
+              </w:rPr>
+              <w:t xml:space="preserve"> </w:t>
+            </w:r>
+          </w:p>
+        </w:tc>
+        <w:tc>
+          <w:tcPr>
+            <w:tcW w:type="dxa" w:w="1022"/>
+          </w:tcPr>
+          <w:p>
+            <w:r>
+              <w:rPr>
+                <w:sz w:val="24"/>
+              </w:rPr>
+              <w:t xml:space="preserve"> </w:t>
+            </w:r>
+          </w:p>
+        </w:tc>
+        <w:tc>
+          <w:tcPr>
+            <w:tcW w:type="dxa" w:w="1022"/>
+          </w:tcPr>
+          <w:p>
+            <w:r>
+              <w:rPr>
+                <w:sz w:val="24"/>
+              </w:rPr>
+              <w:t xml:space="preserve"> </w:t>
+            </w:r>
+          </w:p>
+        </w:tc>
+        <w:tc>
+          <w:tcPr>
+            <w:tcW w:type="dxa" w:w="1022"/>
+          </w:tcPr>
+          <w:p>
+            <w:r>
+              <w:rPr>
+                <w:sz w:val="24"/>
+              </w:rPr>
+              <w:t xml:space="preserve"> </w:t>
+            </w:r>
+          </w:p>
+        </w:tc>
+        <w:tc>
+          <w:tcPr>
+            <w:tcW w:type="dxa" w:w="1022"/>
+          </w:tcPr>
+          <w:p>
+            <w:r>
+              <w:rPr>
+                <w:sz w:val="24"/>
+              </w:rPr>
+              <w:t xml:space="preserve"> </w:t>
+            </w:r>
+          </w:p>
+        </w:tc>
+        <w:tc>
+          <w:tcPr>
+            <w:tcW w:type="dxa" w:w="1022"/>
+          </w:tcPr>
+          <w:p>
+            <w:r>
+              <w:rPr>
+                <w:sz w:val="24"/>
+              </w:rPr>
+              <w:t xml:space="preserve"> </w:t>
+            </w:r>
+          </w:p>
+        </w:tc>
+      </w:tr>
+      <w:tr>
+        <w:tc>
+          <w:tcPr>
+            <w:tcW w:type="dxa" w:w="1022"/>
+          </w:tcPr>
+          <w:p>
+            <w:r>
+              <w:rPr>
+                <w:sz w:val="24"/>
+              </w:rPr>
+              <w:t xml:space="preserve"> </w:t>
+            </w:r>
+          </w:p>
+        </w:tc>
+        <w:tc>
+          <w:tcPr>
+            <w:tcW w:type="dxa" w:w="1022"/>
+          </w:tcPr>
+          <w:p>
+            <w:r>
+              <w:rPr>
+                <w:sz w:val="24"/>
+              </w:rPr>
+              <w:t xml:space="preserve"> </w:t>
+            </w:r>
+          </w:p>
+        </w:tc>
+        <w:tc>
+          <w:tcPr>
+            <w:tcW w:type="dxa" w:w="1022"/>
+          </w:tcPr>
+          <w:p>
+            <w:r>
+              <w:rPr>
+                <w:sz w:val="24"/>
+              </w:rPr>
+              <w:t xml:space="preserve"> </w:t>
+            </w:r>
+          </w:p>
+        </w:tc>
+        <w:tc>
+          <w:tcPr>
+            <w:tcW w:type="dxa" w:w="1022"/>
+          </w:tcPr>
+          <w:p>
+            <w:r>
+              <w:rPr>
+                <w:sz w:val="24"/>
+              </w:rPr>
+              <w:t xml:space="preserve"> </w:t>
+            </w:r>
+          </w:p>
+        </w:tc>
+        <w:tc>
+          <w:tcPr>
+            <w:tcW w:type="dxa" w:w="1022"/>
+          </w:tcPr>
+          <w:p>
+            <w:r>
+              <w:rPr>
+                <w:sz w:val="24"/>
+              </w:rPr>
+              <w:t xml:space="preserve"> </w:t>
+            </w:r>
+          </w:p>
+        </w:tc>
+        <w:tc>
+          <w:tcPr>
+            <w:tcW w:type="dxa" w:w="1022"/>
+          </w:tcPr>
+          <w:p>
+            <w:r>
+              <w:rPr>
+                <w:sz w:val="24"/>
+              </w:rPr>
+              <w:t xml:space="preserve"> </w:t>
+            </w:r>
+          </w:p>
+        </w:tc>
+        <w:tc>
+          <w:tcPr>
+            <w:tcW w:type="dxa" w:w="1022"/>
+          </w:tcPr>
+          <w:p>
+            <w:r>
+              <w:rPr>
+                <w:sz w:val="24"/>
+              </w:rPr>
+              <w:t xml:space="preserve"> </w:t>
+            </w:r>
+          </w:p>
+        </w:tc>
+        <w:tc>
+          <w:tcPr>
+            <w:tcW w:type="dxa" w:w="1022"/>
+          </w:tcPr>
+          <w:p>
+            <w:r>
+              <w:rPr>
+                <w:sz w:val="24"/>
+              </w:rPr>
+              <w:t xml:space="preserve"> </w:t>
+            </w:r>
+          </w:p>
+        </w:tc>
+        <w:tc>
+          <w:tcPr>
+            <w:tcW w:type="dxa" w:w="1022"/>
+          </w:tcPr>
+          <w:p>
+            <w:r>
+              <w:rPr>
+                <w:sz w:val="24"/>
+              </w:rPr>
+              <w:t xml:space="preserve"> </w:t>
+            </w:r>
+          </w:p>
+        </w:tc>
+        <w:tc>
+          <w:tcPr>
+            <w:tcW w:type="dxa" w:w="1022"/>
+          </w:tcPr>
+          <w:p>
+            <w:r>
+              <w:rPr>
+                <w:sz w:val="24"/>
+              </w:rPr>
+              <w:t xml:space="preserve"> </w:t>
+            </w:r>
+          </w:p>
+        </w:tc>
+        <w:tc>
+          <w:tcPr>
+            <w:tcW w:type="dxa" w:w="1022"/>
+          </w:tcPr>
+          <w:p>
+            <w:r>
+              <w:rPr>
+                <w:sz w:val="24"/>
+              </w:rPr>
+              <w:t xml:space="preserve"> </w:t>
+            </w:r>
+          </w:p>
+        </w:tc>
+        <w:tc>
+          <w:tcPr>
+            <w:tcW w:type="dxa" w:w="1022"/>
+          </w:tcPr>
+          <w:p>
+            <w:r>
+              <w:rPr>
+                <w:sz w:val="24"/>
+              </w:rPr>
+              <w:t xml:space="preserve"> </w:t>
+            </w:r>
+          </w:p>
+        </w:tc>
+        <w:tc>
+          <w:tcPr>
+            <w:tcW w:type="dxa" w:w="1022"/>
+          </w:tcPr>
+          <w:p>
+            <w:r>
+              <w:rPr>
+                <w:sz w:val="24"/>
+              </w:rPr>
+              <w:t xml:space="preserve"> </w:t>
+            </w:r>
+          </w:p>
+        </w:tc>
+      </w:tr>
+      <w:tr>
+        <w:tc>
+          <w:tcPr>
+            <w:tcW w:type="dxa" w:w="1022"/>
+          </w:tcPr>
+          <w:p>
+            <w:r>
+              <w:rPr>
+                <w:sz w:val="24"/>
+              </w:rPr>
+              <w:t xml:space="preserve"> </w:t>
+            </w:r>
+          </w:p>
+        </w:tc>
+        <w:tc>
+          <w:tcPr>
+            <w:tcW w:type="dxa" w:w="1022"/>
+          </w:tcPr>
+          <w:p>
+            <w:r>
+              <w:rPr>
+                <w:sz w:val="24"/>
+              </w:rPr>
+              <w:t xml:space="preserve"> </w:t>
+            </w:r>
+          </w:p>
+        </w:tc>
+        <w:tc>
+          <w:tcPr>
+            <w:tcW w:type="dxa" w:w="1022"/>
+          </w:tcPr>
+          <w:p>
+            <w:r>
+              <w:rPr>
+                <w:sz w:val="24"/>
+              </w:rPr>
+              <w:t xml:space="preserve"> </w:t>
+            </w:r>
+          </w:p>
+        </w:tc>
+        <w:tc>
+          <w:tcPr>
+            <w:tcW w:type="dxa" w:w="1022"/>
+          </w:tcPr>
+          <w:p>
+            <w:r>
+              <w:rPr>
+                <w:sz w:val="24"/>
+              </w:rPr>
+              <w:t xml:space="preserve"> </w:t>
+            </w:r>
+          </w:p>
+        </w:tc>
+        <w:tc>
+          <w:tcPr>
+            <w:tcW w:type="dxa" w:w="1022"/>
+          </w:tcPr>
+          <w:p>
+            <w:r>
+              <w:rPr>
+                <w:sz w:val="24"/>
+              </w:rPr>
+              <w:t xml:space="preserve"> </w:t>
+            </w:r>
+          </w:p>
+        </w:tc>
+        <w:tc>
+          <w:tcPr>
+            <w:tcW w:type="dxa" w:w="1022"/>
+          </w:tcPr>
+          <w:p>
+            <w:r>
+              <w:rPr>
+                <w:sz w:val="24"/>
+              </w:rPr>
+              <w:t xml:space="preserve"> </w:t>
+            </w:r>
+          </w:p>
+        </w:tc>
+        <w:tc>
+          <w:tcPr>
+            <w:tcW w:type="dxa" w:w="1022"/>
+          </w:tcPr>
+          <w:p>
+            <w:r>
+              <w:rPr>
+                <w:sz w:val="24"/>
+              </w:rPr>
+              <w:t xml:space="preserve"> </w:t>
+            </w:r>
+          </w:p>
+        </w:tc>
+        <w:tc>
+          <w:tcPr>
+            <w:tcW w:type="dxa" w:w="1022"/>
+          </w:tcPr>
+          <w:p>
+            <w:r>
+              <w:rPr>
+                <w:sz w:val="24"/>
+              </w:rPr>
+              <w:t xml:space="preserve"> </w:t>
+            </w:r>
+          </w:p>
+        </w:tc>
+        <w:tc>
+          <w:tcPr>
+            <w:tcW w:type="dxa" w:w="1022"/>
+          </w:tcPr>
+          <w:p>
+            <w:r>
+              <w:rPr>
+                <w:sz w:val="24"/>
+              </w:rPr>
+              <w:t xml:space="preserve"> </w:t>
+            </w:r>
+          </w:p>
+        </w:tc>
+        <w:tc>
+          <w:tcPr>
+            <w:tcW w:type="dxa" w:w="1022"/>
+          </w:tcPr>
+          <w:p>
+            <w:r>
+              <w:rPr>
+                <w:sz w:val="24"/>
+              </w:rPr>
+              <w:t xml:space="preserve"> </w:t>
+            </w:r>
+          </w:p>
+        </w:tc>
+        <w:tc>
+          <w:tcPr>
+            <w:tcW w:type="dxa" w:w="1022"/>
+          </w:tcPr>
+          <w:p>
+            <w:r>
+              <w:rPr>
+                <w:sz w:val="24"/>
+              </w:rPr>
+              <w:t xml:space="preserve"> </w:t>
+            </w:r>
+          </w:p>
+        </w:tc>
+        <w:tc>
+          <w:tcPr>
+            <w:tcW w:type="dxa" w:w="1022"/>
+          </w:tcPr>
+          <w:p>
+            <w:r>
+              <w:rPr>
+                <w:sz w:val="24"/>
+              </w:rPr>
+              <w:t xml:space="preserve"> </w:t>
+            </w:r>
+          </w:p>
+        </w:tc>
+        <w:tc>
+          <w:tcPr>
+            <w:tcW w:type="dxa" w:w="1022"/>
+          </w:tcPr>
+          <w:p>
+            <w:r>
+              <w:rPr>
+                <w:sz w:val="24"/>
+              </w:rPr>
+              <w:t xml:space="preserve"> </w:t>
+            </w:r>
+          </w:p>
+        </w:tc>
+      </w:tr>
+      <w:tr>
+        <w:tc>
+          <w:tcPr>
+            <w:tcW w:type="dxa" w:w="1022"/>
+          </w:tcPr>
+          <w:p>
+            <w:r>
+              <w:rPr>
+                <w:sz w:val="24"/>
+              </w:rPr>
+              <w:t xml:space="preserve"> </w:t>
+            </w:r>
+          </w:p>
+        </w:tc>
+        <w:tc>
+          <w:tcPr>
+            <w:tcW w:type="dxa" w:w="1022"/>
+          </w:tcPr>
+          <w:p>
+            <w:r>
+              <w:rPr>
+                <w:sz w:val="24"/>
+              </w:rPr>
+              <w:t xml:space="preserve"> </w:t>
+            </w:r>
+          </w:p>
+        </w:tc>
+        <w:tc>
+          <w:tcPr>
+            <w:tcW w:type="dxa" w:w="1022"/>
+          </w:tcPr>
+          <w:p>
+            <w:r>
+              <w:rPr>
+                <w:sz w:val="24"/>
+              </w:rPr>
+              <w:t xml:space="preserve"> </w:t>
+            </w:r>
+          </w:p>
+        </w:tc>
+        <w:tc>
+          <w:tcPr>
+            <w:tcW w:type="dxa" w:w="1022"/>
+          </w:tcPr>
+          <w:p>
+            <w:r>
+              <w:rPr>
+                <w:sz w:val="24"/>
+              </w:rPr>
+              <w:t xml:space="preserve"> </w:t>
+            </w:r>
+          </w:p>
+        </w:tc>
+        <w:tc>
+          <w:tcPr>
+            <w:tcW w:type="dxa" w:w="1022"/>
+          </w:tcPr>
+          <w:p>
+            <w:r>
+              <w:rPr>
+                <w:sz w:val="24"/>
+              </w:rPr>
+              <w:t xml:space="preserve"> </w:t>
+            </w:r>
+          </w:p>
+        </w:tc>
+        <w:tc>
+          <w:tcPr>
+            <w:tcW w:type="dxa" w:w="1022"/>
+          </w:tcPr>
+          <w:p>
+            <w:r>
+              <w:rPr>
+                <w:sz w:val="24"/>
+              </w:rPr>
+              <w:t xml:space="preserve"> </w:t>
+            </w:r>
+          </w:p>
+        </w:tc>
+        <w:tc>
+          <w:tcPr>
+            <w:tcW w:type="dxa" w:w="1022"/>
+          </w:tcPr>
+          <w:p>
+            <w:r>
+              <w:rPr>
+                <w:sz w:val="24"/>
+              </w:rPr>
+              <w:t xml:space="preserve"> </w:t>
+            </w:r>
+          </w:p>
+        </w:tc>
+        <w:tc>
+          <w:tcPr>
+            <w:tcW w:type="dxa" w:w="1022"/>
+          </w:tcPr>
+          <w:p>
+            <w:r>
+              <w:rPr>
+                <w:sz w:val="24"/>
+              </w:rPr>
+              <w:t xml:space="preserve"> </w:t>
+            </w:r>
+          </w:p>
+        </w:tc>
+        <w:tc>
+          <w:tcPr>
+            <w:tcW w:type="dxa" w:w="1022"/>
+          </w:tcPr>
+          <w:p>
+            <w:r>
+              <w:rPr>
+                <w:sz w:val="24"/>
+              </w:rPr>
+              <w:t xml:space="preserve"> </w:t>
+            </w:r>
+          </w:p>
+        </w:tc>
+        <w:tc>
+          <w:tcPr>
+            <w:tcW w:type="dxa" w:w="1022"/>
+          </w:tcPr>
+          <w:p>
+            <w:r>
+              <w:rPr>
+                <w:sz w:val="24"/>
+              </w:rPr>
+              <w:t xml:space="preserve"> </w:t>
+            </w:r>
+          </w:p>
+        </w:tc>
+        <w:tc>
+          <w:tcPr>
+            <w:tcW w:type="dxa" w:w="1022"/>
+          </w:tcPr>
+          <w:p>
+            <w:r>
+              <w:rPr>
+                <w:sz w:val="24"/>
+              </w:rPr>
+              <w:t xml:space="preserve"> </w:t>
+            </w:r>
+          </w:p>
+        </w:tc>
+        <w:tc>
+          <w:tcPr>
+            <w:tcW w:type="dxa" w:w="1022"/>
+          </w:tcPr>
+          <w:p>
+            <w:r>
+              <w:rPr>
+                <w:sz w:val="24"/>
+              </w:rPr>
+              <w:t xml:space="preserve"> </w:t>
+            </w:r>
+          </w:p>
+        </w:tc>
+        <w:tc>
+          <w:tcPr>
+            <w:tcW w:type="dxa" w:w="1022"/>
+          </w:tcPr>
+          <w:p>
+            <w:r>
+              <w:rPr>
+                <w:sz w:val="24"/>
+              </w:rPr>
+              <w:t xml:space="preserve"> </w:t>
+            </w:r>
+          </w:p>
+        </w:tc>
+      </w:tr>
+      <w:tr>
+        <w:tc>
+          <w:tcPr>
+            <w:tcW w:type="dxa" w:w="1022"/>
+          </w:tcPr>
+          <w:p>
+            <w:r>
+              <w:rPr>
+                <w:sz w:val="24"/>
+              </w:rPr>
+              <w:t xml:space="preserve"> </w:t>
+            </w:r>
+          </w:p>
+        </w:tc>
+        <w:tc>
+          <w:tcPr>
+            <w:tcW w:type="dxa" w:w="1022"/>
+          </w:tcPr>
+          <w:p>
+            <w:r>
+              <w:rPr>
+                <w:sz w:val="24"/>
+              </w:rPr>
+              <w:t xml:space="preserve"> </w:t>
+            </w:r>
+          </w:p>
+        </w:tc>
+        <w:tc>
+          <w:tcPr>
+            <w:tcW w:type="dxa" w:w="1022"/>
+          </w:tcPr>
+          <w:p>
+            <w:r>
+              <w:rPr>
+                <w:sz w:val="24"/>
+              </w:rPr>
+              <w:t xml:space="preserve"> </w:t>
+            </w:r>
+          </w:p>
+        </w:tc>
+        <w:tc>
+          <w:tcPr>
+            <w:tcW w:type="dxa" w:w="1022"/>
+          </w:tcPr>
+          <w:p>
+            <w:r>
+              <w:rPr>
+                <w:sz w:val="24"/>
+              </w:rPr>
+              <w:t xml:space="preserve"> </w:t>
+            </w:r>
+          </w:p>
+        </w:tc>
+        <w:tc>
+          <w:tcPr>
+            <w:tcW w:type="dxa" w:w="1022"/>
+          </w:tcPr>
+          <w:p>
+            <w:r>
+              <w:rPr>
+                <w:sz w:val="24"/>
+              </w:rPr>
+              <w:t xml:space="preserve"> </w:t>
+            </w:r>
+          </w:p>
+        </w:tc>
+        <w:tc>
+          <w:tcPr>
+            <w:tcW w:type="dxa" w:w="1022"/>
+          </w:tcPr>
+          <w:p>
+            <w:r>
+              <w:rPr>
+                <w:sz w:val="24"/>
+              </w:rPr>
+              <w:t xml:space="preserve"> </w:t>
+            </w:r>
+          </w:p>
+        </w:tc>
+        <w:tc>
+          <w:tcPr>
+            <w:tcW w:type="dxa" w:w="1022"/>
+          </w:tcPr>
+          <w:p>
+            <w:r>
+              <w:rPr>
+                <w:sz w:val="24"/>
+              </w:rPr>
+              <w:t xml:space="preserve"> </w:t>
+            </w:r>
+          </w:p>
+        </w:tc>
+        <w:tc>
+          <w:tcPr>
+            <w:tcW w:type="dxa" w:w="1022"/>
+          </w:tcPr>
+          <w:p>
+            <w:r>
+              <w:rPr>
+                <w:sz w:val="24"/>
+              </w:rPr>
+              <w:t xml:space="preserve"> </w:t>
+            </w:r>
+          </w:p>
+        </w:tc>
+        <w:tc>
+          <w:tcPr>
+            <w:tcW w:type="dxa" w:w="1022"/>
+          </w:tcPr>
+          <w:p>
+            <w:r>
+              <w:rPr>
+                <w:sz w:val="24"/>
+              </w:rPr>
+              <w:t xml:space="preserve"> </w:t>
+            </w:r>
+          </w:p>
+        </w:tc>
+        <w:tc>
+          <w:tcPr>
+            <w:tcW w:type="dxa" w:w="1022"/>
+          </w:tcPr>
+          <w:p>
+            <w:r>
+              <w:rPr>
+                <w:sz w:val="24"/>
+              </w:rPr>
+              <w:t xml:space="preserve"> </w:t>
+            </w:r>
+          </w:p>
+        </w:tc>
+        <w:tc>
+          <w:tcPr>
+            <w:tcW w:type="dxa" w:w="1022"/>
+          </w:tcPr>
+          <w:p>
+            <w:r>
+              <w:rPr>
+                <w:sz w:val="24"/>
+              </w:rPr>
+              <w:t xml:space="preserve"> </w:t>
+            </w:r>
+          </w:p>
+        </w:tc>
+        <w:tc>
+          <w:tcPr>
+            <w:tcW w:type="dxa" w:w="1022"/>
+          </w:tcPr>
+          <w:p>
+            <w:r>
+              <w:rPr>
+                <w:sz w:val="24"/>
+              </w:rPr>
+              <w:t xml:space="preserve"> </w:t>
+            </w:r>
+          </w:p>
+        </w:tc>
+        <w:tc>
+          <w:tcPr>
+            <w:tcW w:type="dxa" w:w="1022"/>
+          </w:tcPr>
+          <w:p>
+            <w:r>
+              <w:rPr>
+                <w:sz w:val="24"/>
+              </w:rPr>
+              <w:t xml:space="preserve"> </w:t>
+            </w:r>
+          </w:p>
+        </w:tc>
+      </w:tr>
+      <w:tr>
+        <w:tc>
+          <w:tcPr>
+            <w:tcW w:type="dxa" w:w="1022"/>
+          </w:tcPr>
+          <w:p>
+            <w:r>
+              <w:rPr>
+                <w:sz w:val="24"/>
+              </w:rPr>
+              <w:t xml:space="preserve"> </w:t>
+            </w:r>
+          </w:p>
+        </w:tc>
+        <w:tc>
+          <w:tcPr>
+            <w:tcW w:type="dxa" w:w="1022"/>
+          </w:tcPr>
+          <w:p>
+            <w:r>
+              <w:rPr>
+                <w:sz w:val="24"/>
+              </w:rPr>
+              <w:t xml:space="preserve"> </w:t>
+            </w:r>
+          </w:p>
+        </w:tc>
+        <w:tc>
+          <w:tcPr>
+            <w:tcW w:type="dxa" w:w="1022"/>
+          </w:tcPr>
+          <w:p>
+            <w:r>
+              <w:rPr>
+                <w:sz w:val="24"/>
+              </w:rPr>
+              <w:t xml:space="preserve"> </w:t>
+            </w:r>
+          </w:p>
+        </w:tc>
+        <w:tc>
+          <w:tcPr>
+            <w:tcW w:type="dxa" w:w="1022"/>
+          </w:tcPr>
+          <w:p>
+            <w:r>
+              <w:rPr>
+                <w:sz w:val="24"/>
+              </w:rPr>
+              <w:t xml:space="preserve"> </w:t>
+            </w:r>
+          </w:p>
+        </w:tc>
+        <w:tc>
+          <w:tcPr>
+            <w:tcW w:type="dxa" w:w="1022"/>
+          </w:tcPr>
+          <w:p>
+            <w:r>
+              <w:rPr>
+                <w:sz w:val="24"/>
+              </w:rPr>
+              <w:t xml:space="preserve"> </w:t>
+            </w:r>
+          </w:p>
+        </w:tc>
+        <w:tc>
+          <w:tcPr>
+            <w:tcW w:type="dxa" w:w="1022"/>
+          </w:tcPr>
+          <w:p>
+            <w:r>
+              <w:rPr>
+                <w:sz w:val="24"/>
+              </w:rPr>
+              <w:t xml:space="preserve"> </w:t>
+            </w:r>
+          </w:p>
+        </w:tc>
+        <w:tc>
+          <w:tcPr>
+            <w:tcW w:type="dxa" w:w="1022"/>
+          </w:tcPr>
+          <w:p>
+            <w:r>
+              <w:rPr>
+                <w:sz w:val="24"/>
+              </w:rPr>
+              <w:t xml:space="preserve"> </w:t>
+            </w:r>
+          </w:p>
+        </w:tc>
+        <w:tc>
+          <w:tcPr>
+            <w:tcW w:type="dxa" w:w="1022"/>
+          </w:tcPr>
+          <w:p>
+            <w:r>
+              <w:rPr>
+                <w:sz w:val="24"/>
+              </w:rPr>
+              <w:t xml:space="preserve"> </w:t>
+            </w:r>
+          </w:p>
+        </w:tc>
+        <w:tc>
+          <w:tcPr>
+            <w:tcW w:type="dxa" w:w="1022"/>
+          </w:tcPr>
+          <w:p>
+            <w:r>
+              <w:rPr>
+                <w:sz w:val="24"/>
+              </w:rPr>
+              <w:t xml:space="preserve"> </w:t>
+            </w:r>
+          </w:p>
+        </w:tc>
+        <w:tc>
+          <w:tcPr>
+            <w:tcW w:type="dxa" w:w="1022"/>
+          </w:tcPr>
+          <w:p>
+            <w:r>
+              <w:rPr>
+                <w:sz w:val="24"/>
+              </w:rPr>
+              <w:t xml:space="preserve"> </w:t>
+            </w:r>
+          </w:p>
+        </w:tc>
+        <w:tc>
+          <w:tcPr>
+            <w:tcW w:type="dxa" w:w="1022"/>
+          </w:tcPr>
+          <w:p>
+            <w:r>
+              <w:rPr>
+                <w:sz w:val="24"/>
+              </w:rPr>
+              <w:t xml:space="preserve"> </w:t>
+            </w:r>
+          </w:p>
+        </w:tc>
+        <w:tc>
+          <w:tcPr>
+            <w:tcW w:type="dxa" w:w="1022"/>
+          </w:tcPr>
+          <w:p>
+            <w:r>
+              <w:rPr>
+                <w:sz w:val="24"/>
+              </w:rPr>
+              <w:t xml:space="preserve"> </w:t>
+            </w:r>
+          </w:p>
+        </w:tc>
+        <w:tc>
+          <w:tcPr>
+            <w:tcW w:type="dxa" w:w="1022"/>
+          </w:tcPr>
+          <w:p>
+            <w:r>
+              <w:rPr>
+                <w:sz w:val="24"/>
+              </w:rPr>
+              <w:t xml:space="preserve"> </w:t>
+            </w:r>
+          </w:p>
+        </w:tc>
+      </w:tr>
+      <w:tr>
+        <w:tc>
+          <w:tcPr>
+            <w:tcW w:type="dxa" w:w="1022"/>
+          </w:tcPr>
+          <w:p>
+            <w:r>
+              <w:rPr>
+                <w:sz w:val="24"/>
+              </w:rPr>
+              <w:t xml:space="preserve"> </w:t>
+            </w:r>
+          </w:p>
+        </w:tc>
+        <w:tc>
+          <w:tcPr>
+            <w:tcW w:type="dxa" w:w="1022"/>
+          </w:tcPr>
+          <w:p>
+            <w:r>
+              <w:rPr>
+                <w:sz w:val="24"/>
+              </w:rPr>
+              <w:t xml:space="preserve"> </w:t>
+            </w:r>
+          </w:p>
+        </w:tc>
+        <w:tc>
+          <w:tcPr>
+            <w:tcW w:type="dxa" w:w="1022"/>
+          </w:tcPr>
+          <w:p>
+            <w:r>
+              <w:rPr>
+                <w:sz w:val="24"/>
+              </w:rPr>
+              <w:t xml:space="preserve"> </w:t>
+            </w:r>
+          </w:p>
+        </w:tc>
+        <w:tc>
+          <w:tcPr>
+            <w:tcW w:type="dxa" w:w="1022"/>
+          </w:tcPr>
+          <w:p>
+            <w:r>
+              <w:rPr>
+                <w:sz w:val="24"/>
+              </w:rPr>
+              <w:t xml:space="preserve"> </w:t>
+            </w:r>
+          </w:p>
+        </w:tc>
+        <w:tc>
+          <w:tcPr>
+            <w:tcW w:type="dxa" w:w="1022"/>
+          </w:tcPr>
+          <w:p>
+            <w:r>
+              <w:rPr>
+                <w:sz w:val="24"/>
+              </w:rPr>
+              <w:t xml:space="preserve"> </w:t>
+            </w:r>
+          </w:p>
+        </w:tc>
+        <w:tc>
+          <w:tcPr>
+            <w:tcW w:type="dxa" w:w="1022"/>
+          </w:tcPr>
+          <w:p>
+            <w:r>
+              <w:rPr>
+                <w:sz w:val="24"/>
+              </w:rPr>
+              <w:t xml:space="preserve"> </w:t>
+            </w:r>
+          </w:p>
+        </w:tc>
+        <w:tc>
+          <w:tcPr>
+            <w:tcW w:type="dxa" w:w="1022"/>
+          </w:tcPr>
+          <w:p>
+            <w:r>
+              <w:rPr>
+                <w:sz w:val="24"/>
+              </w:rPr>
+              <w:t xml:space="preserve"> </w:t>
+            </w:r>
+          </w:p>
+        </w:tc>
+        <w:tc>
+          <w:tcPr>
+            <w:tcW w:type="dxa" w:w="1022"/>
+          </w:tcPr>
+          <w:p>
+            <w:r>
+              <w:rPr>
+                <w:sz w:val="24"/>
+              </w:rPr>
+              <w:t xml:space="preserve"> </w:t>
+            </w:r>
+          </w:p>
+        </w:tc>
+        <w:tc>
+          <w:tcPr>
+            <w:tcW w:type="dxa" w:w="1022"/>
+          </w:tcPr>
+          <w:p>
+            <w:r>
+              <w:rPr>
+                <w:sz w:val="24"/>
+              </w:rPr>
+              <w:t xml:space="preserve"> </w:t>
+            </w:r>
+          </w:p>
+        </w:tc>
+        <w:tc>
+          <w:tcPr>
+            <w:tcW w:type="dxa" w:w="1022"/>
+          </w:tcPr>
+          <w:p>
+            <w:r>
+              <w:rPr>
+                <w:sz w:val="24"/>
+              </w:rPr>
+              <w:t xml:space="preserve"> </w:t>
+            </w:r>
+          </w:p>
+        </w:tc>
+        <w:tc>
+          <w:tcPr>
+            <w:tcW w:type="dxa" w:w="1022"/>
+          </w:tcPr>
+          <w:p>
+            <w:r>
+              <w:rPr>
+                <w:sz w:val="24"/>
+              </w:rPr>
+              <w:t xml:space="preserve"> </w:t>
+            </w:r>
+          </w:p>
+        </w:tc>
+        <w:tc>
+          <w:tcPr>
+            <w:tcW w:type="dxa" w:w="1022"/>
+          </w:tcPr>
+          <w:p>
+            <w:r>
+              <w:rPr>
+                <w:sz w:val="24"/>
+              </w:rPr>
+              <w:t xml:space="preserve"> </w:t>
+            </w:r>
+          </w:p>
+        </w:tc>
+        <w:tc>
+          <w:tcPr>
+            <w:tcW w:type="dxa" w:w="1022"/>
+          </w:tcPr>
+          <w:p>
+            <w:r>
+              <w:rPr>
+                <w:sz w:val="24"/>
+              </w:rPr>
+              <w:t xml:space="preserve"> </w:t>
+            </w:r>
+          </w:p>
+        </w:tc>
+      </w:tr>
+      <w:tr>
+        <w:tc>
+          <w:tcPr>
+            <w:tcW w:type="dxa" w:w="1022"/>
+          </w:tcPr>
+          <w:p>
+            <w:r>
+              <w:rPr>
+                <w:sz w:val="24"/>
+              </w:rPr>
+              <w:t xml:space="preserve"> </w:t>
+            </w:r>
+          </w:p>
+        </w:tc>
+        <w:tc>
+          <w:tcPr>
+            <w:tcW w:type="dxa" w:w="1022"/>
+          </w:tcPr>
+          <w:p>
+            <w:r>
+              <w:rPr>
+                <w:sz w:val="24"/>
+              </w:rPr>
+              <w:t xml:space="preserve"> </w:t>
+            </w:r>
+          </w:p>
+        </w:tc>
+        <w:tc>
+          <w:tcPr>
+            <w:tcW w:type="dxa" w:w="1022"/>
+          </w:tcPr>
+          <w:p>
+            <w:r>
+              <w:rPr>
+                <w:sz w:val="24"/>
+              </w:rPr>
+              <w:t xml:space="preserve"> </w:t>
+            </w:r>
+          </w:p>
+        </w:tc>
+        <w:tc>
+          <w:tcPr>
+            <w:tcW w:type="dxa" w:w="1022"/>
+          </w:tcPr>
+          <w:p>
+            <w:r>
+              <w:rPr>
+                <w:sz w:val="24"/>
+              </w:rPr>
+              <w:t xml:space="preserve"> </w:t>
+            </w:r>
+          </w:p>
+        </w:tc>
+        <w:tc>
+          <w:tcPr>
+            <w:tcW w:type="dxa" w:w="1022"/>
+          </w:tcPr>
+          <w:p>
+            <w:r>
+              <w:rPr>
+                <w:sz w:val="24"/>
+              </w:rPr>
+              <w:t xml:space="preserve"> </w:t>
+            </w:r>
+          </w:p>
+        </w:tc>
+        <w:tc>
+          <w:tcPr>
+            <w:tcW w:type="dxa" w:w="1022"/>
+          </w:tcPr>
+          <w:p>
+            <w:r>
+              <w:rPr>
+                <w:sz w:val="24"/>
+              </w:rPr>
+              <w:t xml:space="preserve"> </w:t>
+            </w:r>
+          </w:p>
+        </w:tc>
+        <w:tc>
+          <w:tcPr>
+            <w:tcW w:type="dxa" w:w="1022"/>
+          </w:tcPr>
+          <w:p>
+            <w:r>
+              <w:rPr>
+                <w:sz w:val="24"/>
+              </w:rPr>
+              <w:t xml:space="preserve"> </w:t>
+            </w:r>
+          </w:p>
+        </w:tc>
+        <w:tc>
+          <w:tcPr>
+            <w:tcW w:type="dxa" w:w="1022"/>
+          </w:tcPr>
+          <w:p>
+            <w:r>
+              <w:rPr>
+                <w:sz w:val="24"/>
+              </w:rPr>
+              <w:t xml:space="preserve"> </w:t>
+            </w:r>
+          </w:p>
+        </w:tc>
+        <w:tc>
+          <w:tcPr>
+            <w:tcW w:type="dxa" w:w="1022"/>
+          </w:tcPr>
+          <w:p>
+            <w:r>
+              <w:rPr>
+                <w:sz w:val="24"/>
+              </w:rPr>
+              <w:t xml:space="preserve"> </w:t>
+            </w:r>
+          </w:p>
+        </w:tc>
+        <w:tc>
+          <w:tcPr>
+            <w:tcW w:type="dxa" w:w="1022"/>
+          </w:tcPr>
+          <w:p>
+            <w:r>
+              <w:rPr>
+                <w:sz w:val="24"/>
+              </w:rPr>
+              <w:t xml:space="preserve"> </w:t>
+            </w:r>
+          </w:p>
+        </w:tc>
+        <w:tc>
+          <w:tcPr>
+            <w:tcW w:type="dxa" w:w="1022"/>
+          </w:tcPr>
+          <w:p>
+            <w:r>
+              <w:rPr>
+                <w:sz w:val="24"/>
+              </w:rPr>
+              <w:t xml:space="preserve"> </w:t>
+            </w:r>
+          </w:p>
+        </w:tc>
+        <w:tc>
+          <w:tcPr>
+            <w:tcW w:type="dxa" w:w="1022"/>
+          </w:tcPr>
+          <w:p>
+            <w:r>
+              <w:rPr>
+                <w:sz w:val="24"/>
+              </w:rPr>
+              <w:t xml:space="preserve"> </w:t>
+            </w:r>
+          </w:p>
+        </w:tc>
+        <w:tc>
+          <w:tcPr>
+            <w:tcW w:type="dxa" w:w="1022"/>
+          </w:tcPr>
+          <w:p>
+            <w:r>
+              <w:rPr>
+                <w:sz w:val="24"/>
+              </w:rPr>
+              <w:t xml:space="preserve"> </w:t>
+            </w:r>
+          </w:p>
+        </w:tc>
+      </w:tr>
+      <w:tr>
+        <w:tc>
+          <w:tcPr>
+            <w:tcW w:type="dxa" w:w="1022"/>
+          </w:tcPr>
+          <w:p>
+            <w:r>
+              <w:rPr>
+                <w:sz w:val="24"/>
+              </w:rPr>
+              <w:t xml:space="preserve"> </w:t>
+            </w:r>
+          </w:p>
+        </w:tc>
+        <w:tc>
+          <w:tcPr>
+            <w:tcW w:type="dxa" w:w="1022"/>
+          </w:tcPr>
+          <w:p>
+            <w:r>
+              <w:rPr>
+                <w:sz w:val="24"/>
+              </w:rPr>
+              <w:t xml:space="preserve"> </w:t>
+            </w:r>
+          </w:p>
+        </w:tc>
+        <w:tc>
+          <w:tcPr>
+            <w:tcW w:type="dxa" w:w="1022"/>
+          </w:tcPr>
+          <w:p>
+            <w:r>
+              <w:rPr>
+                <w:sz w:val="24"/>
+              </w:rPr>
+              <w:t xml:space="preserve"> </w:t>
+            </w:r>
+          </w:p>
+        </w:tc>
+        <w:tc>
+          <w:tcPr>
+            <w:tcW w:type="dxa" w:w="1022"/>
+          </w:tcPr>
+          <w:p>
+            <w:r>
+              <w:rPr>
+                <w:sz w:val="24"/>
+              </w:rPr>
+              <w:t xml:space="preserve"> </w:t>
+            </w:r>
+          </w:p>
+        </w:tc>
+        <w:tc>
+          <w:tcPr>
+            <w:tcW w:type="dxa" w:w="1022"/>
+          </w:tcPr>
+          <w:p>
+            <w:r>
+              <w:rPr>
+                <w:sz w:val="24"/>
+              </w:rPr>
+              <w:t xml:space="preserve"> </w:t>
+            </w:r>
+          </w:p>
+        </w:tc>
+        <w:tc>
+          <w:tcPr>
+            <w:tcW w:type="dxa" w:w="1022"/>
+          </w:tcPr>
+          <w:p>
+            <w:r>
+              <w:rPr>
+                <w:sz w:val="24"/>
+              </w:rPr>
+              <w:t xml:space="preserve"> </w:t>
+            </w:r>
+          </w:p>
+        </w:tc>
+        <w:tc>
+          <w:tcPr>
+            <w:tcW w:type="dxa" w:w="1022"/>
+          </w:tcPr>
+          <w:p>
+            <w:r>
+              <w:rPr>
+                <w:sz w:val="24"/>
+              </w:rPr>
+              <w:t xml:space="preserve"> </w:t>
+            </w:r>
+          </w:p>
+        </w:tc>
+        <w:tc>
+          <w:tcPr>
+            <w:tcW w:type="dxa" w:w="1022"/>
+          </w:tcPr>
+          <w:p>
+            <w:r>
+              <w:rPr>
+                <w:sz w:val="24"/>
+              </w:rPr>
+              <w:t xml:space="preserve"> </w:t>
+            </w:r>
+          </w:p>
+        </w:tc>
+        <w:tc>
+          <w:tcPr>
+            <w:tcW w:type="dxa" w:w="1022"/>
+          </w:tcPr>
+          <w:p>
+            <w:r>
+              <w:rPr>
+                <w:sz w:val="24"/>
+              </w:rPr>
+              <w:t xml:space="preserve"> </w:t>
+            </w:r>
+          </w:p>
+        </w:tc>
+        <w:tc>
+          <w:tcPr>
+            <w:tcW w:type="dxa" w:w="1022"/>
+          </w:tcPr>
+          <w:p>
+            <w:r>
+              <w:rPr>
+                <w:sz w:val="24"/>
+              </w:rPr>
+              <w:t xml:space="preserve"> </w:t>
+            </w:r>
+          </w:p>
+        </w:tc>
+        <w:tc>
+          <w:tcPr>
+            <w:tcW w:type="dxa" w:w="1022"/>
+          </w:tcPr>
+          <w:p>
+            <w:r>
+              <w:rPr>
+                <w:sz w:val="24"/>
+              </w:rPr>
+              <w:t xml:space="preserve"> </w:t>
+            </w:r>
+          </w:p>
+        </w:tc>
+        <w:tc>
+          <w:tcPr>
+            <w:tcW w:type="dxa" w:w="1022"/>
+          </w:tcPr>
+          <w:p>
+            <w:r>
+              <w:rPr>
+                <w:sz w:val="24"/>
+              </w:rPr>
+              <w:t xml:space="preserve"> </w:t>
+            </w:r>
+          </w:p>
+        </w:tc>
+        <w:tc>
+          <w:tcPr>
+            <w:tcW w:type="dxa" w:w="1022"/>
+          </w:tcPr>
+          <w:p>
+            <w:r>
+              <w:rPr>
+                <w:sz w:val="24"/>
+              </w:rPr>
+              <w:t xml:space="preserve"> </w:t>
+            </w:r>
+          </w:p>
+        </w:tc>
+      </w:tr>
+      <w:tr>
+        <w:tc>
+          <w:tcPr>
+            <w:tcW w:type="dxa" w:w="1022"/>
+          </w:tcPr>
+          <w:p>
+            <w:r>
+              <w:rPr>
+                <w:sz w:val="24"/>
+              </w:rPr>
+              <w:t xml:space="preserve"> </w:t>
+            </w:r>
+          </w:p>
+        </w:tc>
+        <w:tc>
+          <w:tcPr>
+            <w:tcW w:type="dxa" w:w="1022"/>
+          </w:tcPr>
+          <w:p>
+            <w:r>
+              <w:rPr>
+                <w:sz w:val="24"/>
+              </w:rPr>
+              <w:t xml:space="preserve"> </w:t>
+            </w:r>
+          </w:p>
+        </w:tc>
+        <w:tc>
+          <w:tcPr>
+            <w:tcW w:type="dxa" w:w="1022"/>
+          </w:tcPr>
+          <w:p>
+            <w:r>
+              <w:rPr>
+                <w:sz w:val="24"/>
+              </w:rPr>
+              <w:t xml:space="preserve"> </w:t>
+            </w:r>
+          </w:p>
+        </w:tc>
+        <w:tc>
+          <w:tcPr>
+            <w:tcW w:type="dxa" w:w="1022"/>
+          </w:tcPr>
+          <w:p>
+            <w:r>
+              <w:rPr>
+                <w:sz w:val="24"/>
+              </w:rPr>
+              <w:t xml:space="preserve"> </w:t>
+            </w:r>
+          </w:p>
+        </w:tc>
+        <w:tc>
+          <w:tcPr>
+            <w:tcW w:type="dxa" w:w="1022"/>
+          </w:tcPr>
+          <w:p>
+            <w:r>
+              <w:rPr>
+                <w:sz w:val="24"/>
+              </w:rPr>
+              <w:t xml:space="preserve"> </w:t>
+            </w:r>
+          </w:p>
+        </w:tc>
+        <w:tc>
+          <w:tcPr>
+            <w:tcW w:type="dxa" w:w="1022"/>
+          </w:tcPr>
+          <w:p>
+            <w:r>
+              <w:rPr>
+                <w:sz w:val="24"/>
+              </w:rPr>
+              <w:t xml:space="preserve"> </w:t>
+            </w:r>
+          </w:p>
+        </w:tc>
+        <w:tc>
+          <w:tcPr>
+            <w:tcW w:type="dxa" w:w="1022"/>
+          </w:tcPr>
+          <w:p>
+            <w:r>
+              <w:rPr>
+                <w:sz w:val="24"/>
+              </w:rPr>
+              <w:t xml:space="preserve"> </w:t>
+            </w:r>
+          </w:p>
+        </w:tc>
+        <w:tc>
+          <w:tcPr>
+            <w:tcW w:type="dxa" w:w="1022"/>
+          </w:tcPr>
+          <w:p>
+            <w:r>
+              <w:rPr>
+                <w:sz w:val="24"/>
+              </w:rPr>
+              <w:t xml:space="preserve"> </w:t>
+            </w:r>
+          </w:p>
+        </w:tc>
+        <w:tc>
+          <w:tcPr>
+            <w:tcW w:type="dxa" w:w="1022"/>
+          </w:tcPr>
+          <w:p>
+            <w:r>
+              <w:rPr>
+                <w:sz w:val="24"/>
+              </w:rPr>
+              <w:t xml:space="preserve"> </w:t>
+            </w:r>
+          </w:p>
+        </w:tc>
+        <w:tc>
+          <w:tcPr>
+            <w:tcW w:type="dxa" w:w="1022"/>
+          </w:tcPr>
+          <w:p>
+            <w:r>
+              <w:rPr>
+                <w:sz w:val="24"/>
+              </w:rPr>
+              <w:t xml:space="preserve"> </w:t>
+            </w:r>
+          </w:p>
+        </w:tc>
+        <w:tc>
+          <w:tcPr>
+            <w:tcW w:type="dxa" w:w="1022"/>
+          </w:tcPr>
+          <w:p>
+            <w:r>
+              <w:rPr>
+                <w:sz w:val="24"/>
+              </w:rPr>
+              <w:t xml:space="preserve"> </w:t>
+            </w:r>
+          </w:p>
+        </w:tc>
+        <w:tc>
+          <w:tcPr>
+            <w:tcW w:type="dxa" w:w="1022"/>
+          </w:tcPr>
+          <w:p>
+            <w:r>
+              <w:rPr>
+                <w:sz w:val="24"/>
+              </w:rPr>
+              <w:t xml:space="preserve"> </w:t>
+            </w:r>
+          </w:p>
+        </w:tc>
+        <w:tc>
+          <w:tcPr>
+            <w:tcW w:type="dxa" w:w="1022"/>
+          </w:tcPr>
+          <w:p>
+            <w:r>
+              <w:rPr>
+                <w:sz w:val="24"/>
+              </w:rPr>
+              <w:t xml:space="preserve"> </w:t>
+            </w:r>
+          </w:p>
+        </w:tc>
+      </w:tr>
+    </w:tbl>
+    <w:p>
+      <w:pPr>
+        <w:sectPr>
+          <w:pgSz w:w="15840" w:h="12240" w:orient="landscape"/>
+          <w:pgMar w:top="1417" w:right="1417" w:bottom="1417" w:left="1134" w:header="720" w:footer="720" w:gutter="0"/>
+          <w:cols w:space="720"/>
+          <w:docGrid w:linePitch="360"/>
+        </w:sectPr>
+      </w:pPr>
+    </w:p>
     <w:p>
       <w:pPr>
         <w:spacing w:line="276" w:lineRule="auto"/>
@@ -25152,6 +32665,1241 @@
         </w:rPr>
       </w:r>
     </w:p>
+    <w:p>
+      <w:pPr>
+        <w:spacing w:line="276" w:lineRule="auto" w:after="0"/>
+        <w:jc w:val="center"/>
+      </w:pPr>
+      <w:r>
+        <w:rPr>
+          <w:rFonts w:ascii="Bookman Old Style" w:hAnsi="Bookman Old Style"/>
+          <w:sz w:val="24"/>
+        </w:rPr>
+        <w:br/>
+        <w:t>Tabla 13.x.- Costos de Egresos del proyecto.</w:t>
+      </w:r>
+    </w:p>
+    <w:tbl>
+      <w:tblPr>
+        <w:tblStyle w:val="TableGrid"/>
+        <w:tblW w:type="auto" w:w="0"/>
+        <w:tblLook w:firstColumn="1" w:firstRow="1" w:lastColumn="0" w:lastRow="0" w:noHBand="0" w:noVBand="1" w:val="04A0"/>
+      </w:tblPr>
+      <w:tblGrid>
+        <w:gridCol w:w="1568"/>
+        <w:gridCol w:w="1568"/>
+        <w:gridCol w:w="1568"/>
+        <w:gridCol w:w="1568"/>
+        <w:gridCol w:w="1568"/>
+        <w:gridCol w:w="1568"/>
+      </w:tblGrid>
+      <w:tr>
+        <w:tc>
+          <w:tcPr>
+            <w:tcW w:type="dxa" w:w="1568"/>
+            <w:shd w:val="clear" w:color="auto" w:fill="0070C0"/>
+          </w:tcPr>
+          <w:p>
+            <w:r>
+              <w:rPr>
+                <w:sz w:val="24"/>
+              </w:rPr>
+              <w:t xml:space="preserve"> </w:t>
+            </w:r>
+          </w:p>
+        </w:tc>
+        <w:tc>
+          <w:tcPr>
+            <w:tcW w:type="dxa" w:w="1568"/>
+            <w:shd w:val="clear" w:color="auto" w:fill="0070C0"/>
+          </w:tcPr>
+          <w:p>
+            <w:r>
+              <w:rPr>
+                <w:sz w:val="24"/>
+              </w:rPr>
+              <w:t xml:space="preserve"> </w:t>
+            </w:r>
+          </w:p>
+        </w:tc>
+        <w:tc>
+          <w:tcPr>
+            <w:tcW w:type="dxa" w:w="1568"/>
+            <w:shd w:val="clear" w:color="auto" w:fill="0070C0"/>
+          </w:tcPr>
+          <w:p>
+            <w:r>
+              <w:rPr>
+                <w:sz w:val="24"/>
+              </w:rPr>
+              <w:t xml:space="preserve"> </w:t>
+            </w:r>
+          </w:p>
+        </w:tc>
+        <w:tc>
+          <w:tcPr>
+            <w:tcW w:type="dxa" w:w="1568"/>
+            <w:shd w:val="clear" w:color="auto" w:fill="0070C0"/>
+          </w:tcPr>
+          <w:p>
+            <w:r>
+              <w:rPr>
+                <w:sz w:val="24"/>
+              </w:rPr>
+              <w:t xml:space="preserve"> </w:t>
+            </w:r>
+          </w:p>
+        </w:tc>
+        <w:tc>
+          <w:tcPr>
+            <w:tcW w:type="dxa" w:w="1568"/>
+            <w:shd w:val="clear" w:color="auto" w:fill="0070C0"/>
+          </w:tcPr>
+          <w:p>
+            <w:r>
+              <w:rPr>
+                <w:sz w:val="24"/>
+              </w:rPr>
+              <w:t xml:space="preserve"> </w:t>
+            </w:r>
+          </w:p>
+        </w:tc>
+        <w:tc>
+          <w:tcPr>
+            <w:tcW w:type="dxa" w:w="1568"/>
+            <w:shd w:val="clear" w:color="auto" w:fill="0070C0"/>
+          </w:tcPr>
+          <w:p>
+            <w:r>
+              <w:rPr>
+                <w:sz w:val="24"/>
+              </w:rPr>
+              <w:t xml:space="preserve"> </w:t>
+            </w:r>
+          </w:p>
+        </w:tc>
+      </w:tr>
+      <w:tr>
+        <w:tc>
+          <w:tcPr>
+            <w:tcW w:type="dxa" w:w="1568"/>
+          </w:tcPr>
+          <w:p>
+            <w:r>
+              <w:rPr>
+                <w:sz w:val="24"/>
+              </w:rPr>
+              <w:t xml:space="preserve"> </w:t>
+            </w:r>
+          </w:p>
+        </w:tc>
+        <w:tc>
+          <w:tcPr>
+            <w:tcW w:type="dxa" w:w="1568"/>
+          </w:tcPr>
+          <w:p>
+            <w:r>
+              <w:rPr>
+                <w:sz w:val="24"/>
+              </w:rPr>
+              <w:t xml:space="preserve"> </w:t>
+            </w:r>
+          </w:p>
+        </w:tc>
+        <w:tc>
+          <w:tcPr>
+            <w:tcW w:type="dxa" w:w="1568"/>
+          </w:tcPr>
+          <w:p>
+            <w:r>
+              <w:rPr>
+                <w:sz w:val="24"/>
+              </w:rPr>
+              <w:t xml:space="preserve"> </w:t>
+            </w:r>
+          </w:p>
+        </w:tc>
+        <w:tc>
+          <w:tcPr>
+            <w:tcW w:type="dxa" w:w="1568"/>
+          </w:tcPr>
+          <w:p>
+            <w:r>
+              <w:rPr>
+                <w:sz w:val="24"/>
+              </w:rPr>
+              <w:t xml:space="preserve"> </w:t>
+            </w:r>
+          </w:p>
+        </w:tc>
+        <w:tc>
+          <w:tcPr>
+            <w:tcW w:type="dxa" w:w="1568"/>
+          </w:tcPr>
+          <w:p>
+            <w:r>
+              <w:rPr>
+                <w:sz w:val="24"/>
+              </w:rPr>
+              <w:t xml:space="preserve"> </w:t>
+            </w:r>
+          </w:p>
+        </w:tc>
+        <w:tc>
+          <w:tcPr>
+            <w:tcW w:type="dxa" w:w="1568"/>
+          </w:tcPr>
+          <w:p>
+            <w:r>
+              <w:rPr>
+                <w:sz w:val="24"/>
+              </w:rPr>
+              <w:t xml:space="preserve"> </w:t>
+            </w:r>
+          </w:p>
+        </w:tc>
+      </w:tr>
+      <w:tr>
+        <w:tc>
+          <w:tcPr>
+            <w:tcW w:type="dxa" w:w="1568"/>
+          </w:tcPr>
+          <w:p>
+            <w:r>
+              <w:rPr>
+                <w:sz w:val="24"/>
+              </w:rPr>
+              <w:t xml:space="preserve"> </w:t>
+            </w:r>
+          </w:p>
+        </w:tc>
+        <w:tc>
+          <w:tcPr>
+            <w:tcW w:type="dxa" w:w="1568"/>
+          </w:tcPr>
+          <w:p>
+            <w:r>
+              <w:rPr>
+                <w:sz w:val="24"/>
+              </w:rPr>
+              <w:t xml:space="preserve"> </w:t>
+            </w:r>
+          </w:p>
+        </w:tc>
+        <w:tc>
+          <w:tcPr>
+            <w:tcW w:type="dxa" w:w="1568"/>
+          </w:tcPr>
+          <w:p>
+            <w:r>
+              <w:rPr>
+                <w:sz w:val="24"/>
+              </w:rPr>
+              <w:t xml:space="preserve"> </w:t>
+            </w:r>
+          </w:p>
+        </w:tc>
+        <w:tc>
+          <w:tcPr>
+            <w:tcW w:type="dxa" w:w="1568"/>
+          </w:tcPr>
+          <w:p>
+            <w:r>
+              <w:rPr>
+                <w:sz w:val="24"/>
+              </w:rPr>
+              <w:t xml:space="preserve"> </w:t>
+            </w:r>
+          </w:p>
+        </w:tc>
+        <w:tc>
+          <w:tcPr>
+            <w:tcW w:type="dxa" w:w="1568"/>
+          </w:tcPr>
+          <w:p>
+            <w:r>
+              <w:rPr>
+                <w:sz w:val="24"/>
+              </w:rPr>
+              <w:t xml:space="preserve"> </w:t>
+            </w:r>
+          </w:p>
+        </w:tc>
+        <w:tc>
+          <w:tcPr>
+            <w:tcW w:type="dxa" w:w="1568"/>
+          </w:tcPr>
+          <w:p>
+            <w:r>
+              <w:rPr>
+                <w:sz w:val="24"/>
+              </w:rPr>
+              <w:t xml:space="preserve"> </w:t>
+            </w:r>
+          </w:p>
+        </w:tc>
+      </w:tr>
+      <w:tr>
+        <w:tc>
+          <w:tcPr>
+            <w:tcW w:type="dxa" w:w="1568"/>
+          </w:tcPr>
+          <w:p>
+            <w:r>
+              <w:rPr>
+                <w:sz w:val="24"/>
+              </w:rPr>
+              <w:t xml:space="preserve"> </w:t>
+            </w:r>
+          </w:p>
+        </w:tc>
+        <w:tc>
+          <w:tcPr>
+            <w:tcW w:type="dxa" w:w="1568"/>
+          </w:tcPr>
+          <w:p>
+            <w:r>
+              <w:rPr>
+                <w:sz w:val="24"/>
+              </w:rPr>
+              <w:t xml:space="preserve"> </w:t>
+            </w:r>
+          </w:p>
+        </w:tc>
+        <w:tc>
+          <w:tcPr>
+            <w:tcW w:type="dxa" w:w="1568"/>
+          </w:tcPr>
+          <w:p>
+            <w:r>
+              <w:rPr>
+                <w:sz w:val="24"/>
+              </w:rPr>
+              <w:t xml:space="preserve"> </w:t>
+            </w:r>
+          </w:p>
+        </w:tc>
+        <w:tc>
+          <w:tcPr>
+            <w:tcW w:type="dxa" w:w="1568"/>
+          </w:tcPr>
+          <w:p>
+            <w:r>
+              <w:rPr>
+                <w:sz w:val="24"/>
+              </w:rPr>
+              <w:t xml:space="preserve"> </w:t>
+            </w:r>
+          </w:p>
+        </w:tc>
+        <w:tc>
+          <w:tcPr>
+            <w:tcW w:type="dxa" w:w="1568"/>
+          </w:tcPr>
+          <w:p>
+            <w:r>
+              <w:rPr>
+                <w:sz w:val="24"/>
+              </w:rPr>
+              <w:t xml:space="preserve"> </w:t>
+            </w:r>
+          </w:p>
+        </w:tc>
+        <w:tc>
+          <w:tcPr>
+            <w:tcW w:type="dxa" w:w="1568"/>
+          </w:tcPr>
+          <w:p>
+            <w:r>
+              <w:rPr>
+                <w:sz w:val="24"/>
+              </w:rPr>
+              <w:t xml:space="preserve"> </w:t>
+            </w:r>
+          </w:p>
+        </w:tc>
+      </w:tr>
+      <w:tr>
+        <w:tc>
+          <w:tcPr>
+            <w:tcW w:type="dxa" w:w="1568"/>
+          </w:tcPr>
+          <w:p>
+            <w:r>
+              <w:rPr>
+                <w:sz w:val="24"/>
+              </w:rPr>
+              <w:t xml:space="preserve"> </w:t>
+            </w:r>
+          </w:p>
+        </w:tc>
+        <w:tc>
+          <w:tcPr>
+            <w:tcW w:type="dxa" w:w="1568"/>
+          </w:tcPr>
+          <w:p>
+            <w:r>
+              <w:rPr>
+                <w:sz w:val="24"/>
+              </w:rPr>
+              <w:t xml:space="preserve"> </w:t>
+            </w:r>
+          </w:p>
+        </w:tc>
+        <w:tc>
+          <w:tcPr>
+            <w:tcW w:type="dxa" w:w="1568"/>
+          </w:tcPr>
+          <w:p>
+            <w:r>
+              <w:rPr>
+                <w:sz w:val="24"/>
+              </w:rPr>
+              <w:t xml:space="preserve"> </w:t>
+            </w:r>
+          </w:p>
+        </w:tc>
+        <w:tc>
+          <w:tcPr>
+            <w:tcW w:type="dxa" w:w="1568"/>
+          </w:tcPr>
+          <w:p>
+            <w:r>
+              <w:rPr>
+                <w:sz w:val="24"/>
+              </w:rPr>
+              <w:t xml:space="preserve"> </w:t>
+            </w:r>
+          </w:p>
+        </w:tc>
+        <w:tc>
+          <w:tcPr>
+            <w:tcW w:type="dxa" w:w="1568"/>
+          </w:tcPr>
+          <w:p>
+            <w:r>
+              <w:rPr>
+                <w:sz w:val="24"/>
+              </w:rPr>
+              <w:t xml:space="preserve"> </w:t>
+            </w:r>
+          </w:p>
+        </w:tc>
+        <w:tc>
+          <w:tcPr>
+            <w:tcW w:type="dxa" w:w="1568"/>
+          </w:tcPr>
+          <w:p>
+            <w:r>
+              <w:rPr>
+                <w:sz w:val="24"/>
+              </w:rPr>
+              <w:t xml:space="preserve"> </w:t>
+            </w:r>
+          </w:p>
+        </w:tc>
+      </w:tr>
+      <w:tr>
+        <w:tc>
+          <w:tcPr>
+            <w:tcW w:type="dxa" w:w="1568"/>
+          </w:tcPr>
+          <w:p>
+            <w:r>
+              <w:rPr>
+                <w:sz w:val="24"/>
+              </w:rPr>
+              <w:t xml:space="preserve"> </w:t>
+            </w:r>
+          </w:p>
+        </w:tc>
+        <w:tc>
+          <w:tcPr>
+            <w:tcW w:type="dxa" w:w="1568"/>
+          </w:tcPr>
+          <w:p>
+            <w:r>
+              <w:rPr>
+                <w:sz w:val="24"/>
+              </w:rPr>
+              <w:t xml:space="preserve"> </w:t>
+            </w:r>
+          </w:p>
+        </w:tc>
+        <w:tc>
+          <w:tcPr>
+            <w:tcW w:type="dxa" w:w="1568"/>
+          </w:tcPr>
+          <w:p>
+            <w:r>
+              <w:rPr>
+                <w:sz w:val="24"/>
+              </w:rPr>
+              <w:t xml:space="preserve"> </w:t>
+            </w:r>
+          </w:p>
+        </w:tc>
+        <w:tc>
+          <w:tcPr>
+            <w:tcW w:type="dxa" w:w="1568"/>
+          </w:tcPr>
+          <w:p>
+            <w:r>
+              <w:rPr>
+                <w:sz w:val="24"/>
+              </w:rPr>
+              <w:t xml:space="preserve"> </w:t>
+            </w:r>
+          </w:p>
+        </w:tc>
+        <w:tc>
+          <w:tcPr>
+            <w:tcW w:type="dxa" w:w="1568"/>
+          </w:tcPr>
+          <w:p>
+            <w:r>
+              <w:rPr>
+                <w:sz w:val="24"/>
+              </w:rPr>
+              <w:t xml:space="preserve"> </w:t>
+            </w:r>
+          </w:p>
+        </w:tc>
+        <w:tc>
+          <w:tcPr>
+            <w:tcW w:type="dxa" w:w="1568"/>
+          </w:tcPr>
+          <w:p>
+            <w:r>
+              <w:rPr>
+                <w:sz w:val="24"/>
+              </w:rPr>
+              <w:t xml:space="preserve"> </w:t>
+            </w:r>
+          </w:p>
+        </w:tc>
+      </w:tr>
+      <w:tr>
+        <w:tc>
+          <w:tcPr>
+            <w:tcW w:type="dxa" w:w="1568"/>
+          </w:tcPr>
+          <w:p>
+            <w:r>
+              <w:rPr>
+                <w:sz w:val="24"/>
+              </w:rPr>
+              <w:t xml:space="preserve"> </w:t>
+            </w:r>
+          </w:p>
+        </w:tc>
+        <w:tc>
+          <w:tcPr>
+            <w:tcW w:type="dxa" w:w="1568"/>
+          </w:tcPr>
+          <w:p>
+            <w:r>
+              <w:rPr>
+                <w:sz w:val="24"/>
+              </w:rPr>
+              <w:t xml:space="preserve"> </w:t>
+            </w:r>
+          </w:p>
+        </w:tc>
+        <w:tc>
+          <w:tcPr>
+            <w:tcW w:type="dxa" w:w="1568"/>
+          </w:tcPr>
+          <w:p>
+            <w:r>
+              <w:rPr>
+                <w:sz w:val="24"/>
+              </w:rPr>
+              <w:t xml:space="preserve"> </w:t>
+            </w:r>
+          </w:p>
+        </w:tc>
+        <w:tc>
+          <w:tcPr>
+            <w:tcW w:type="dxa" w:w="1568"/>
+          </w:tcPr>
+          <w:p>
+            <w:r>
+              <w:rPr>
+                <w:sz w:val="24"/>
+              </w:rPr>
+              <w:t xml:space="preserve"> </w:t>
+            </w:r>
+          </w:p>
+        </w:tc>
+        <w:tc>
+          <w:tcPr>
+            <w:tcW w:type="dxa" w:w="1568"/>
+          </w:tcPr>
+          <w:p>
+            <w:r>
+              <w:rPr>
+                <w:sz w:val="24"/>
+              </w:rPr>
+              <w:t xml:space="preserve"> </w:t>
+            </w:r>
+          </w:p>
+        </w:tc>
+        <w:tc>
+          <w:tcPr>
+            <w:tcW w:type="dxa" w:w="1568"/>
+          </w:tcPr>
+          <w:p>
+            <w:r>
+              <w:rPr>
+                <w:sz w:val="24"/>
+              </w:rPr>
+              <w:t xml:space="preserve"> </w:t>
+            </w:r>
+          </w:p>
+        </w:tc>
+      </w:tr>
+      <w:tr>
+        <w:tc>
+          <w:tcPr>
+            <w:tcW w:type="dxa" w:w="1568"/>
+          </w:tcPr>
+          <w:p>
+            <w:r>
+              <w:rPr>
+                <w:sz w:val="24"/>
+              </w:rPr>
+              <w:t xml:space="preserve"> </w:t>
+            </w:r>
+          </w:p>
+        </w:tc>
+        <w:tc>
+          <w:tcPr>
+            <w:tcW w:type="dxa" w:w="1568"/>
+          </w:tcPr>
+          <w:p>
+            <w:r>
+              <w:rPr>
+                <w:sz w:val="24"/>
+              </w:rPr>
+              <w:t xml:space="preserve"> </w:t>
+            </w:r>
+          </w:p>
+        </w:tc>
+        <w:tc>
+          <w:tcPr>
+            <w:tcW w:type="dxa" w:w="1568"/>
+          </w:tcPr>
+          <w:p>
+            <w:r>
+              <w:rPr>
+                <w:sz w:val="24"/>
+              </w:rPr>
+              <w:t xml:space="preserve"> </w:t>
+            </w:r>
+          </w:p>
+        </w:tc>
+        <w:tc>
+          <w:tcPr>
+            <w:tcW w:type="dxa" w:w="1568"/>
+          </w:tcPr>
+          <w:p>
+            <w:r>
+              <w:rPr>
+                <w:sz w:val="24"/>
+              </w:rPr>
+              <w:t xml:space="preserve"> </w:t>
+            </w:r>
+          </w:p>
+        </w:tc>
+        <w:tc>
+          <w:tcPr>
+            <w:tcW w:type="dxa" w:w="1568"/>
+          </w:tcPr>
+          <w:p>
+            <w:r>
+              <w:rPr>
+                <w:sz w:val="24"/>
+              </w:rPr>
+              <w:t xml:space="preserve"> </w:t>
+            </w:r>
+          </w:p>
+        </w:tc>
+        <w:tc>
+          <w:tcPr>
+            <w:tcW w:type="dxa" w:w="1568"/>
+          </w:tcPr>
+          <w:p>
+            <w:r>
+              <w:rPr>
+                <w:sz w:val="24"/>
+              </w:rPr>
+              <w:t xml:space="preserve"> </w:t>
+            </w:r>
+          </w:p>
+        </w:tc>
+      </w:tr>
+      <w:tr>
+        <w:tc>
+          <w:tcPr>
+            <w:tcW w:type="dxa" w:w="1568"/>
+          </w:tcPr>
+          <w:p>
+            <w:r>
+              <w:rPr>
+                <w:sz w:val="24"/>
+              </w:rPr>
+              <w:t xml:space="preserve"> </w:t>
+            </w:r>
+          </w:p>
+        </w:tc>
+        <w:tc>
+          <w:tcPr>
+            <w:tcW w:type="dxa" w:w="1568"/>
+          </w:tcPr>
+          <w:p>
+            <w:r>
+              <w:rPr>
+                <w:sz w:val="24"/>
+              </w:rPr>
+              <w:t xml:space="preserve"> </w:t>
+            </w:r>
+          </w:p>
+        </w:tc>
+        <w:tc>
+          <w:tcPr>
+            <w:tcW w:type="dxa" w:w="1568"/>
+          </w:tcPr>
+          <w:p>
+            <w:r>
+              <w:rPr>
+                <w:sz w:val="24"/>
+              </w:rPr>
+              <w:t xml:space="preserve"> </w:t>
+            </w:r>
+          </w:p>
+        </w:tc>
+        <w:tc>
+          <w:tcPr>
+            <w:tcW w:type="dxa" w:w="1568"/>
+          </w:tcPr>
+          <w:p>
+            <w:r>
+              <w:rPr>
+                <w:sz w:val="24"/>
+              </w:rPr>
+              <w:t xml:space="preserve"> </w:t>
+            </w:r>
+          </w:p>
+        </w:tc>
+        <w:tc>
+          <w:tcPr>
+            <w:tcW w:type="dxa" w:w="1568"/>
+          </w:tcPr>
+          <w:p>
+            <w:r>
+              <w:rPr>
+                <w:sz w:val="24"/>
+              </w:rPr>
+              <w:t xml:space="preserve"> </w:t>
+            </w:r>
+          </w:p>
+        </w:tc>
+        <w:tc>
+          <w:tcPr>
+            <w:tcW w:type="dxa" w:w="1568"/>
+          </w:tcPr>
+          <w:p>
+            <w:r>
+              <w:rPr>
+                <w:sz w:val="24"/>
+              </w:rPr>
+              <w:t xml:space="preserve"> </w:t>
+            </w:r>
+          </w:p>
+        </w:tc>
+      </w:tr>
+      <w:tr>
+        <w:tc>
+          <w:tcPr>
+            <w:tcW w:type="dxa" w:w="1568"/>
+          </w:tcPr>
+          <w:p>
+            <w:r>
+              <w:rPr>
+                <w:sz w:val="24"/>
+              </w:rPr>
+              <w:t xml:space="preserve"> </w:t>
+            </w:r>
+          </w:p>
+        </w:tc>
+        <w:tc>
+          <w:tcPr>
+            <w:tcW w:type="dxa" w:w="1568"/>
+          </w:tcPr>
+          <w:p>
+            <w:r>
+              <w:rPr>
+                <w:sz w:val="24"/>
+              </w:rPr>
+              <w:t xml:space="preserve"> </w:t>
+            </w:r>
+          </w:p>
+        </w:tc>
+        <w:tc>
+          <w:tcPr>
+            <w:tcW w:type="dxa" w:w="1568"/>
+          </w:tcPr>
+          <w:p>
+            <w:r>
+              <w:rPr>
+                <w:sz w:val="24"/>
+              </w:rPr>
+              <w:t xml:space="preserve"> </w:t>
+            </w:r>
+          </w:p>
+        </w:tc>
+        <w:tc>
+          <w:tcPr>
+            <w:tcW w:type="dxa" w:w="1568"/>
+          </w:tcPr>
+          <w:p>
+            <w:r>
+              <w:rPr>
+                <w:sz w:val="24"/>
+              </w:rPr>
+              <w:t xml:space="preserve"> </w:t>
+            </w:r>
+          </w:p>
+        </w:tc>
+        <w:tc>
+          <w:tcPr>
+            <w:tcW w:type="dxa" w:w="1568"/>
+          </w:tcPr>
+          <w:p>
+            <w:r>
+              <w:rPr>
+                <w:sz w:val="24"/>
+              </w:rPr>
+              <w:t xml:space="preserve"> </w:t>
+            </w:r>
+          </w:p>
+        </w:tc>
+        <w:tc>
+          <w:tcPr>
+            <w:tcW w:type="dxa" w:w="1568"/>
+          </w:tcPr>
+          <w:p>
+            <w:r>
+              <w:rPr>
+                <w:sz w:val="24"/>
+              </w:rPr>
+              <w:t xml:space="preserve"> </w:t>
+            </w:r>
+          </w:p>
+        </w:tc>
+      </w:tr>
+      <w:tr>
+        <w:tc>
+          <w:tcPr>
+            <w:tcW w:type="dxa" w:w="1568"/>
+          </w:tcPr>
+          <w:p>
+            <w:r>
+              <w:rPr>
+                <w:sz w:val="24"/>
+              </w:rPr>
+              <w:t xml:space="preserve"> </w:t>
+            </w:r>
+          </w:p>
+        </w:tc>
+        <w:tc>
+          <w:tcPr>
+            <w:tcW w:type="dxa" w:w="1568"/>
+          </w:tcPr>
+          <w:p>
+            <w:r>
+              <w:rPr>
+                <w:sz w:val="24"/>
+              </w:rPr>
+              <w:t xml:space="preserve"> </w:t>
+            </w:r>
+          </w:p>
+        </w:tc>
+        <w:tc>
+          <w:tcPr>
+            <w:tcW w:type="dxa" w:w="1568"/>
+          </w:tcPr>
+          <w:p>
+            <w:r>
+              <w:rPr>
+                <w:sz w:val="24"/>
+              </w:rPr>
+              <w:t xml:space="preserve"> </w:t>
+            </w:r>
+          </w:p>
+        </w:tc>
+        <w:tc>
+          <w:tcPr>
+            <w:tcW w:type="dxa" w:w="1568"/>
+          </w:tcPr>
+          <w:p>
+            <w:r>
+              <w:rPr>
+                <w:sz w:val="24"/>
+              </w:rPr>
+              <w:t xml:space="preserve"> </w:t>
+            </w:r>
+          </w:p>
+        </w:tc>
+        <w:tc>
+          <w:tcPr>
+            <w:tcW w:type="dxa" w:w="1568"/>
+          </w:tcPr>
+          <w:p>
+            <w:r>
+              <w:rPr>
+                <w:sz w:val="24"/>
+              </w:rPr>
+              <w:t xml:space="preserve"> </w:t>
+            </w:r>
+          </w:p>
+        </w:tc>
+        <w:tc>
+          <w:tcPr>
+            <w:tcW w:type="dxa" w:w="1568"/>
+          </w:tcPr>
+          <w:p>
+            <w:r>
+              <w:rPr>
+                <w:sz w:val="24"/>
+              </w:rPr>
+              <w:t xml:space="preserve"> </w:t>
+            </w:r>
+          </w:p>
+        </w:tc>
+      </w:tr>
+      <w:tr>
+        <w:tc>
+          <w:tcPr>
+            <w:tcW w:type="dxa" w:w="1568"/>
+          </w:tcPr>
+          <w:p>
+            <w:r>
+              <w:rPr>
+                <w:sz w:val="24"/>
+              </w:rPr>
+              <w:t xml:space="preserve"> </w:t>
+            </w:r>
+          </w:p>
+        </w:tc>
+        <w:tc>
+          <w:tcPr>
+            <w:tcW w:type="dxa" w:w="1568"/>
+          </w:tcPr>
+          <w:p>
+            <w:r>
+              <w:rPr>
+                <w:sz w:val="24"/>
+              </w:rPr>
+              <w:t xml:space="preserve"> </w:t>
+            </w:r>
+          </w:p>
+        </w:tc>
+        <w:tc>
+          <w:tcPr>
+            <w:tcW w:type="dxa" w:w="1568"/>
+          </w:tcPr>
+          <w:p>
+            <w:r>
+              <w:rPr>
+                <w:sz w:val="24"/>
+              </w:rPr>
+              <w:t xml:space="preserve"> </w:t>
+            </w:r>
+          </w:p>
+        </w:tc>
+        <w:tc>
+          <w:tcPr>
+            <w:tcW w:type="dxa" w:w="1568"/>
+          </w:tcPr>
+          <w:p>
+            <w:r>
+              <w:rPr>
+                <w:sz w:val="24"/>
+              </w:rPr>
+              <w:t xml:space="preserve"> </w:t>
+            </w:r>
+          </w:p>
+        </w:tc>
+        <w:tc>
+          <w:tcPr>
+            <w:tcW w:type="dxa" w:w="1568"/>
+          </w:tcPr>
+          <w:p>
+            <w:r>
+              <w:rPr>
+                <w:sz w:val="24"/>
+              </w:rPr>
+              <w:t xml:space="preserve"> </w:t>
+            </w:r>
+          </w:p>
+        </w:tc>
+        <w:tc>
+          <w:tcPr>
+            <w:tcW w:type="dxa" w:w="1568"/>
+          </w:tcPr>
+          <w:p>
+            <w:r>
+              <w:rPr>
+                <w:sz w:val="24"/>
+              </w:rPr>
+              <w:t xml:space="preserve"> </w:t>
+            </w:r>
+          </w:p>
+        </w:tc>
+      </w:tr>
+      <w:tr>
+        <w:tc>
+          <w:tcPr>
+            <w:tcW w:type="dxa" w:w="1568"/>
+          </w:tcPr>
+          <w:p>
+            <w:r>
+              <w:rPr>
+                <w:sz w:val="24"/>
+              </w:rPr>
+              <w:t xml:space="preserve"> </w:t>
+            </w:r>
+          </w:p>
+        </w:tc>
+        <w:tc>
+          <w:tcPr>
+            <w:tcW w:type="dxa" w:w="1568"/>
+          </w:tcPr>
+          <w:p>
+            <w:r>
+              <w:rPr>
+                <w:sz w:val="24"/>
+              </w:rPr>
+              <w:t xml:space="preserve"> </w:t>
+            </w:r>
+          </w:p>
+        </w:tc>
+        <w:tc>
+          <w:tcPr>
+            <w:tcW w:type="dxa" w:w="1568"/>
+          </w:tcPr>
+          <w:p>
+            <w:r>
+              <w:rPr>
+                <w:sz w:val="24"/>
+              </w:rPr>
+              <w:t xml:space="preserve"> </w:t>
+            </w:r>
+          </w:p>
+        </w:tc>
+        <w:tc>
+          <w:tcPr>
+            <w:tcW w:type="dxa" w:w="1568"/>
+          </w:tcPr>
+          <w:p>
+            <w:r>
+              <w:rPr>
+                <w:sz w:val="24"/>
+              </w:rPr>
+              <w:t xml:space="preserve"> </w:t>
+            </w:r>
+          </w:p>
+        </w:tc>
+        <w:tc>
+          <w:tcPr>
+            <w:tcW w:type="dxa" w:w="1568"/>
+          </w:tcPr>
+          <w:p>
+            <w:r>
+              <w:rPr>
+                <w:sz w:val="24"/>
+              </w:rPr>
+              <w:t xml:space="preserve"> </w:t>
+            </w:r>
+          </w:p>
+        </w:tc>
+        <w:tc>
+          <w:tcPr>
+            <w:tcW w:type="dxa" w:w="1568"/>
+          </w:tcPr>
+          <w:p>
+            <w:r>
+              <w:rPr>
+                <w:sz w:val="24"/>
+              </w:rPr>
+              <w:t xml:space="preserve"> </w:t>
+            </w:r>
+          </w:p>
+        </w:tc>
+      </w:tr>
+      <w:tr>
+        <w:tc>
+          <w:tcPr>
+            <w:tcW w:type="dxa" w:w="1568"/>
+          </w:tcPr>
+          <w:p>
+            <w:r>
+              <w:rPr>
+                <w:sz w:val="24"/>
+              </w:rPr>
+              <w:t xml:space="preserve"> </w:t>
+            </w:r>
+          </w:p>
+        </w:tc>
+        <w:tc>
+          <w:tcPr>
+            <w:tcW w:type="dxa" w:w="1568"/>
+          </w:tcPr>
+          <w:p>
+            <w:r>
+              <w:rPr>
+                <w:sz w:val="24"/>
+              </w:rPr>
+              <w:t xml:space="preserve"> </w:t>
+            </w:r>
+          </w:p>
+        </w:tc>
+        <w:tc>
+          <w:tcPr>
+            <w:tcW w:type="dxa" w:w="1568"/>
+          </w:tcPr>
+          <w:p>
+            <w:r>
+              <w:rPr>
+                <w:sz w:val="24"/>
+              </w:rPr>
+              <w:t xml:space="preserve"> </w:t>
+            </w:r>
+          </w:p>
+        </w:tc>
+        <w:tc>
+          <w:tcPr>
+            <w:tcW w:type="dxa" w:w="1568"/>
+          </w:tcPr>
+          <w:p>
+            <w:r>
+              <w:rPr>
+                <w:sz w:val="24"/>
+              </w:rPr>
+              <w:t xml:space="preserve"> </w:t>
+            </w:r>
+          </w:p>
+        </w:tc>
+        <w:tc>
+          <w:tcPr>
+            <w:tcW w:type="dxa" w:w="1568"/>
+          </w:tcPr>
+          <w:p>
+            <w:r>
+              <w:rPr>
+                <w:sz w:val="24"/>
+              </w:rPr>
+              <w:t xml:space="preserve"> </w:t>
+            </w:r>
+          </w:p>
+        </w:tc>
+        <w:tc>
+          <w:tcPr>
+            <w:tcW w:type="dxa" w:w="1568"/>
+          </w:tcPr>
+          <w:p>
+            <w:r>
+              <w:rPr>
+                <w:sz w:val="24"/>
+              </w:rPr>
+              <w:t xml:space="preserve"> </w:t>
+            </w:r>
+          </w:p>
+        </w:tc>
+      </w:tr>
+      <w:tr>
+        <w:tc>
+          <w:tcPr>
+            <w:tcW w:type="dxa" w:w="1568"/>
+          </w:tcPr>
+          <w:p>
+            <w:r>
+              <w:rPr>
+                <w:sz w:val="24"/>
+              </w:rPr>
+              <w:t xml:space="preserve"> </w:t>
+            </w:r>
+          </w:p>
+        </w:tc>
+        <w:tc>
+          <w:tcPr>
+            <w:tcW w:type="dxa" w:w="1568"/>
+          </w:tcPr>
+          <w:p>
+            <w:r>
+              <w:rPr>
+                <w:sz w:val="24"/>
+              </w:rPr>
+              <w:t xml:space="preserve"> </w:t>
+            </w:r>
+          </w:p>
+        </w:tc>
+        <w:tc>
+          <w:tcPr>
+            <w:tcW w:type="dxa" w:w="1568"/>
+          </w:tcPr>
+          <w:p>
+            <w:r>
+              <w:rPr>
+                <w:sz w:val="24"/>
+              </w:rPr>
+              <w:t xml:space="preserve"> </w:t>
+            </w:r>
+          </w:p>
+        </w:tc>
+        <w:tc>
+          <w:tcPr>
+            <w:tcW w:type="dxa" w:w="1568"/>
+          </w:tcPr>
+          <w:p>
+            <w:r>
+              <w:rPr>
+                <w:sz w:val="24"/>
+              </w:rPr>
+              <w:t xml:space="preserve"> </w:t>
+            </w:r>
+          </w:p>
+        </w:tc>
+        <w:tc>
+          <w:tcPr>
+            <w:tcW w:type="dxa" w:w="1568"/>
+          </w:tcPr>
+          <w:p>
+            <w:r>
+              <w:rPr>
+                <w:sz w:val="24"/>
+              </w:rPr>
+              <w:t xml:space="preserve"> </w:t>
+            </w:r>
+          </w:p>
+        </w:tc>
+        <w:tc>
+          <w:tcPr>
+            <w:tcW w:type="dxa" w:w="1568"/>
+          </w:tcPr>
+          <w:p>
+            <w:r>
+              <w:rPr>
+                <w:sz w:val="24"/>
+              </w:rPr>
+              <w:t xml:space="preserve"> </w:t>
+            </w:r>
+          </w:p>
+        </w:tc>
+      </w:tr>
+    </w:tbl>
     <w:p>
       <w:pPr>
         <w:spacing w:line="276" w:lineRule="auto"/>
@@ -25882,7 +34630,7 @@
     </w:p>
     <w:sectPr>
       <w:pgSz w:w="12240" w:h="15840"/>
-      <w:pgMar w:top="1417" w:right="1134" w:bottom="1417" w:left="1417" w:header="720" w:footer="720" w:gutter="0"/>
+      <w:pgMar w:top="1134" w:right="1417" w:bottom="1417" w:left="1417" w:header="720" w:footer="720" w:gutter="0"/>
       <w:cols w:space="720"/>
       <w:docGrid w:linePitch="360"/>
     </w:sectPr>
